--- a/6-过程管理/运行记录类文件/060210-连续性管理计划.docx
+++ b/6-过程管理/运行记录类文件/060210-连续性管理计划.docx
@@ -1,7 +1,6 @@
 
 <file path=word/document.xml><?xml version="1.0" encoding="utf-8"?>
-<w:document xmlns:wpc="http://schemas.microsoft.com/office/word/2010/wordprocessingCanvas" xmlns:mc="http://schemas.openxmlformats.org/markup-compatibility/2006" xmlns:o="urn:schemas-microsoft-com:office:office" xmlns:r="http://schemas.openxmlformats.org/officeDocument/2006/relationships" xmlns:m="http://schemas.openxmlformats.org/officeDocument/2006/math" xmlns:v="urn:schemas-microsoft-com:vml" xmlns:wp14="http://schemas.microsoft.com/office/word/2010/wordprocessingDrawing" xmlns:wp="http://schemas.openxmlformats.org/drawingml/2006/wordprocessingDrawing" xmlns:w10="urn:schemas-microsoft-com:office:word" xmlns:w="http://schemas.openxmlformats.org/wordprocessingml/2006/main" xmlns:w14="http://schemas.microsoft.com/office/word/2010/wordml" xmlns:w15="http://schemas.microsoft.com/office/word/2012/wordml" xmlns:wne="http://schemas.microsoft.com/office/word/2006/wordml" xmlns:wpg="http://schemas.microsoft.com/office/word/2010/wordprocessingGroup" xmlns:wpi="http://schemas.microsoft.com/office/word/2010/wordprocessingInk" xmlns:wps="http://schemas.microsoft.com/office/word/2010/wordprocessingShape" mc:Ignorable="w14 w15 wp14">
-  <!-- Generated by Aspose.Words for .NET 13.3.0.1 -->
+<w:document xmlns:wpc="http://schemas.microsoft.com/office/word/2010/wordprocessingCanvas" xmlns:mc="http://schemas.openxmlformats.org/markup-compatibility/2006" xmlns:o="urn:schemas-microsoft-com:office:office" xmlns:r="http://schemas.openxmlformats.org/officeDocument/2006/relationships" xmlns:m="http://schemas.openxmlformats.org/officeDocument/2006/math" xmlns:v="urn:schemas-microsoft-com:vml" xmlns:wp14="http://schemas.microsoft.com/office/word/2010/wordprocessingDrawing" xmlns:wp="http://schemas.openxmlformats.org/drawingml/2006/wordprocessingDrawing" xmlns:w="http://schemas.openxmlformats.org/wordprocessingml/2006/main" xmlns:w14="http://schemas.microsoft.com/office/word/2010/wordml" xmlns:w10="urn:schemas-microsoft-com:office:word" xmlns:w15="http://schemas.microsoft.com/office/word/2012/wordml" xmlns:wpg="http://schemas.microsoft.com/office/word/2010/wordprocessingGroup" xmlns:wpi="http://schemas.microsoft.com/office/word/2010/wordprocessingInk" xmlns:wne="http://schemas.microsoft.com/office/word/2006/wordml" xmlns:wps="http://schemas.microsoft.com/office/word/2010/wordprocessingShape" xmlns:wpsCustomData="http://www.wps.cn/officeDocument/2013/wpsCustomData" mc:Ignorable="w14 w15 wp14">
   <w:body>
     <w:p>
       <w:pPr>
@@ -15,7 +14,7 @@
         <w:spacing w:before="78" w:line="219" w:lineRule="auto"/>
         <w:ind w:left="25"/>
         <w:rPr>
-          <w:rFonts w:ascii="宋体" w:eastAsia="宋体" w:hAnsi="宋体" w:cs="宋体" w:hint="default"/>
+          <w:rFonts w:hint="default" w:ascii="宋体" w:hAnsi="宋体" w:eastAsia="宋体" w:cs="宋体"/>
           <w:sz w:val="24"/>
           <w:szCs w:val="24"/>
           <w:lang w:val="en-US" w:eastAsia="zh-CN"/>
@@ -23,7 +22,7 @@
       </w:pPr>
       <w:r>
         <w:rPr>
-          <w:rFonts w:ascii="宋体" w:eastAsia="宋体" w:hAnsi="宋体" w:cs="宋体"/>
+          <w:rFonts w:ascii="宋体" w:hAnsi="宋体" w:eastAsia="宋体" w:cs="宋体"/>
           <w:b/>
           <w:bCs/>
           <w:spacing w:val="-3"/>
@@ -34,7 +33,7 @@
       </w:r>
       <w:r>
         <w:rPr>
-          <w:rFonts w:ascii="宋体" w:hAnsi="宋体" w:cs="宋体" w:hint="eastAsia"/>
+          <w:rFonts w:hint="eastAsia" w:ascii="宋体" w:hAnsi="宋体" w:cs="宋体"/>
           <w:b/>
           <w:bCs/>
           <w:spacing w:val="-3"/>
@@ -46,7 +45,7 @@
       </w:r>
       <w:r>
         <w:rPr>
-          <w:rFonts w:ascii="宋体" w:eastAsia="宋体" w:hAnsi="宋体" w:cs="宋体"/>
+          <w:rFonts w:ascii="宋体" w:hAnsi="宋体" w:eastAsia="宋体" w:cs="宋体"/>
           <w:b/>
           <w:bCs/>
           <w:spacing w:val="-3"/>
@@ -57,7 +56,7 @@
       </w:r>
       <w:r>
         <w:rPr>
-          <w:rFonts w:ascii="宋体" w:hAnsi="宋体" w:cs="宋体" w:hint="eastAsia"/>
+          <w:rFonts w:hint="eastAsia" w:ascii="宋体" w:hAnsi="宋体" w:cs="宋体"/>
           <w:b/>
           <w:bCs/>
           <w:spacing w:val="-3"/>
@@ -69,7 +68,7 @@
       </w:r>
       <w:r>
         <w:rPr>
-          <w:rFonts w:ascii="宋体" w:eastAsia="宋体" w:hAnsi="宋体" w:cs="宋体" w:hint="eastAsia"/>
+          <w:rFonts w:hint="eastAsia" w:ascii="宋体" w:hAnsi="宋体" w:eastAsia="宋体" w:cs="宋体"/>
           <w:b/>
           <w:bCs/>
           <w:spacing w:val="-3"/>
@@ -81,7 +80,7 @@
       </w:r>
       <w:r>
         <w:rPr>
-          <w:rFonts w:ascii="宋体" w:hAnsi="宋体" w:cs="宋体" w:hint="eastAsia"/>
+          <w:rFonts w:hint="eastAsia" w:ascii="宋体" w:hAnsi="宋体" w:cs="宋体"/>
           <w:b/>
           <w:bCs/>
           <w:spacing w:val="-3"/>
@@ -111,14 +110,14 @@
         <w:ind w:left="23"/>
         <w:textAlignment w:val="auto"/>
         <w:rPr>
-          <w:rFonts w:ascii="宋体" w:eastAsia="宋体" w:hAnsi="宋体" w:cs="宋体"/>
+          <w:rFonts w:ascii="宋体" w:hAnsi="宋体" w:eastAsia="宋体" w:cs="宋体"/>
           <w:sz w:val="24"/>
           <w:szCs w:val="24"/>
         </w:rPr>
       </w:pPr>
       <w:r>
         <w:rPr>
-          <w:rFonts w:ascii="宋体" w:eastAsia="宋体" w:hAnsi="宋体" w:cs="宋体"/>
+          <w:rFonts w:ascii="宋体" w:hAnsi="宋体" w:eastAsia="宋体" w:cs="宋体"/>
           <w:b/>
           <w:bCs/>
           <w:spacing w:val="240"/>
@@ -130,7 +129,7 @@
       </w:r>
       <w:r>
         <w:rPr>
-          <w:rFonts w:ascii="宋体" w:eastAsia="宋体" w:hAnsi="宋体" w:cs="宋体"/>
+          <w:rFonts w:ascii="宋体" w:hAnsi="宋体" w:eastAsia="宋体" w:cs="宋体"/>
           <w:b/>
           <w:bCs/>
           <w:spacing w:val="0"/>
@@ -142,7 +141,7 @@
       </w:r>
       <w:r>
         <w:rPr>
-          <w:rFonts w:ascii="宋体" w:eastAsia="宋体" w:hAnsi="宋体" w:cs="宋体"/>
+          <w:rFonts w:ascii="宋体" w:hAnsi="宋体" w:eastAsia="宋体" w:cs="宋体"/>
           <w:b/>
           <w:bCs/>
           <w:spacing w:val="-5"/>
@@ -154,7 +153,7 @@
     </w:p>
     <w:p>
       <w:pPr>
-        <w:pStyle w:val="a"/>
+        <w:pStyle w:val="24"/>
         <w:keepNext w:val="0"/>
         <w:keepLines w:val="0"/>
         <w:pageBreakBefore w:val="0"/>
@@ -163,7 +162,7 @@
         <w:overflowPunct/>
         <w:bidi w:val="0"/>
       </w:pPr>
-      <w:bookmarkStart w:id="0" w:name="_Toc23054"/>
+      <w:bookmarkStart w:id="0" w:name="_Toc22687"/>
       <w:r>
         <w:rPr>
           <w:rFonts w:hint="eastAsia"/>
@@ -175,7 +174,7 @@
     </w:p>
     <w:p>
       <w:pPr>
-        <w:pStyle w:val="a0"/>
+        <w:pStyle w:val="25"/>
         <w:keepNext w:val="0"/>
         <w:keepLines w:val="0"/>
         <w:pageBreakBefore w:val="0"/>
@@ -188,7 +187,7 @@
           <w:lang w:val="en-US"/>
         </w:rPr>
       </w:pPr>
-      <w:bookmarkStart w:id="1" w:name="_Toc20499"/>
+      <w:bookmarkStart w:id="1" w:name="_Toc15861"/>
       <w:r>
         <w:rPr>
           <w:rFonts w:hint="eastAsia"/>
@@ -200,17 +199,18 @@
     </w:p>
     <w:tbl>
       <w:tblPr>
-        <w:tblStyle w:val="TableGrid"/>
+        <w:tblStyle w:val="21"/>
         <w:tblW w:w="0" w:type="auto"/>
         <w:tblInd w:w="2443" w:type="dxa"/>
         <w:tblBorders>
-          <w:top w:val="nil"/>
-          <w:left w:val="nil"/>
-          <w:bottom w:val="nil"/>
-          <w:right w:val="nil"/>
-          <w:insideH w:val="nil"/>
-          <w:insideV w:val="nil"/>
+          <w:top w:val="none" w:color="auto" w:sz="0" w:space="0"/>
+          <w:left w:val="none" w:color="auto" w:sz="0" w:space="0"/>
+          <w:bottom w:val="none" w:color="auto" w:sz="0" w:space="0"/>
+          <w:right w:val="none" w:color="auto" w:sz="0" w:space="0"/>
+          <w:insideH w:val="none" w:color="auto" w:sz="0" w:space="0"/>
+          <w:insideV w:val="none" w:color="auto" w:sz="0" w:space="0"/>
         </w:tblBorders>
+        <w:tblLayout w:type="autofit"/>
         <w:tblCellMar>
           <w:top w:w="0" w:type="dxa"/>
           <w:left w:w="108" w:type="dxa"/>
@@ -224,15 +224,13 @@
       </w:tblGrid>
       <w:tr>
         <w:tblPrEx>
-          <w:tblW w:w="0" w:type="auto"/>
-          <w:tblInd w:w="2443" w:type="dxa"/>
           <w:tblBorders>
-            <w:top w:val="nil"/>
-            <w:left w:val="nil"/>
-            <w:bottom w:val="nil"/>
-            <w:right w:val="nil"/>
-            <w:insideH w:val="nil"/>
-            <w:insideV w:val="nil"/>
+            <w:top w:val="none" w:color="auto" w:sz="0" w:space="0"/>
+            <w:left w:val="none" w:color="auto" w:sz="0" w:space="0"/>
+            <w:bottom w:val="none" w:color="auto" w:sz="0" w:space="0"/>
+            <w:right w:val="none" w:color="auto" w:sz="0" w:space="0"/>
+            <w:insideH w:val="none" w:color="auto" w:sz="0" w:space="0"/>
+            <w:insideV w:val="none" w:color="auto" w:sz="0" w:space="0"/>
           </w:tblBorders>
           <w:tblCellMar>
             <w:top w:w="0" w:type="dxa"/>
@@ -242,15 +240,15 @@
           </w:tblCellMar>
         </w:tblPrEx>
         <w:trPr>
-          <w:trHeight w:val="810"/>
+          <w:trHeight w:val="810" w:hRule="atLeast"/>
         </w:trPr>
         <w:tc>
           <w:tcPr>
             <w:tcW w:w="1818" w:type="dxa"/>
-          </w:tcPr>
-          <w:p>
-            <w:pPr>
-              <w:keepNext w:val="0"/>
+            <w:vAlign w:val="top"/>
+          </w:tcPr>
+          <w:p>
+            <w:pPr>
               <w:keepLines w:val="0"/>
               <w:pageBreakBefore w:val="0"/>
               <w:widowControl w:val="0"/>
@@ -273,7 +271,7 @@
             </w:r>
             <w:r>
               <w:rPr>
-                <w:rFonts w:asciiTheme="minorAscii" w:eastAsiaTheme="minorEastAsia" w:hAnsiTheme="minorAscii" w:hint="default"/>
+                <w:rFonts w:hint="default" w:asciiTheme="minorAscii" w:hAnsiTheme="minorAscii" w:eastAsiaTheme="minorEastAsia"/>
                 <w:spacing w:val="227"/>
                 <w:sz w:val="21"/>
                 <w:vertAlign w:val="baseline"/>
@@ -288,7 +286,7 @@
                 <w:vertAlign w:val="baseline"/>
                 <w:lang w:val="en-US" w:eastAsia="zh-CN"/>
               </w:rPr>
-              <w:t>孙光莉</w:t>
+              <w:t>王潇</w:t>
             </w:r>
           </w:p>
         </w:tc>
@@ -321,7 +319,7 @@
             </w:r>
             <w:r>
               <w:rPr>
-                <w:rFonts w:asciiTheme="minorAscii" w:eastAsiaTheme="minorEastAsia" w:hAnsiTheme="minorAscii" w:hint="eastAsia"/>
+                <w:rFonts w:hint="eastAsia" w:asciiTheme="minorAscii" w:hAnsiTheme="minorAscii" w:eastAsiaTheme="minorEastAsia"/>
                 <w:spacing w:val="227"/>
                 <w:sz w:val="21"/>
                 <w:vertAlign w:val="baseline"/>
@@ -343,8 +341,14 @@
       </w:tr>
       <w:tr>
         <w:tblPrEx>
-          <w:tblW w:w="0" w:type="auto"/>
-          <w:tblInd w:w="2443" w:type="dxa"/>
+          <w:tblBorders>
+            <w:top w:val="none" w:color="auto" w:sz="0" w:space="0"/>
+            <w:left w:val="none" w:color="auto" w:sz="0" w:space="0"/>
+            <w:bottom w:val="none" w:color="auto" w:sz="0" w:space="0"/>
+            <w:right w:val="none" w:color="auto" w:sz="0" w:space="0"/>
+            <w:insideH w:val="none" w:color="auto" w:sz="0" w:space="0"/>
+            <w:insideV w:val="none" w:color="auto" w:sz="0" w:space="0"/>
+          </w:tblBorders>
           <w:tblCellMar>
             <w:top w:w="0" w:type="dxa"/>
             <w:left w:w="108" w:type="dxa"/>
@@ -353,16 +357,16 @@
           </w:tblCellMar>
         </w:tblPrEx>
         <w:trPr>
-          <w:trHeight w:val="810"/>
+          <w:trHeight w:val="810" w:hRule="atLeast"/>
         </w:trPr>
         <w:tc>
           <w:tcPr>
             <w:tcW w:w="1818" w:type="dxa"/>
             <w:shd w:val="clear" w:color="auto" w:fill="auto"/>
-          </w:tcPr>
-          <w:p>
-            <w:pPr>
-              <w:keepNext w:val="0"/>
+            <w:vAlign w:val="top"/>
+          </w:tcPr>
+          <w:p>
+            <w:pPr>
               <w:keepLines w:val="0"/>
               <w:pageBreakBefore w:val="0"/>
               <w:widowControl w:val="0"/>
@@ -370,7 +374,7 @@
               <w:overflowPunct/>
               <w:bidi w:val="0"/>
               <w:rPr>
-                <w:rFonts w:ascii="Arial" w:eastAsia="Arial" w:hAnsi="Arial" w:cs="Arial" w:hint="eastAsia"/>
+                <w:rFonts w:hint="eastAsia" w:ascii="Arial" w:hAnsi="Arial" w:eastAsia="Arial" w:cs="Arial"/>
                 <w:snapToGrid w:val="0"/>
                 <w:color w:val="000000"/>
                 <w:kern w:val="0"/>
@@ -390,7 +394,7 @@
             </w:r>
             <w:r>
               <w:rPr>
-                <w:rFonts w:asciiTheme="minorAscii" w:eastAsiaTheme="minorEastAsia" w:hAnsiTheme="minorAscii" w:hint="default"/>
+                <w:rFonts w:hint="default" w:asciiTheme="minorAscii" w:hAnsiTheme="minorAscii" w:eastAsiaTheme="minorEastAsia"/>
                 <w:spacing w:val="227"/>
                 <w:sz w:val="21"/>
                 <w:vertAlign w:val="baseline"/>
@@ -401,13 +405,10 @@
             <w:r>
               <w:rPr>
                 <w:rFonts w:hint="eastAsia"/>
-                <w:spacing w:val="90"/>
-                <w:kern w:val="0"/>
                 <w:u w:val="single"/>
-                <w:vertAlign w:val="baseline"/>
                 <w:lang w:val="en-US" w:eastAsia="zh-CN"/>
               </w:rPr>
-              <w:t>严长运</w:t>
+              <w:t>刘钢要</w:t>
             </w:r>
           </w:p>
         </w:tc>
@@ -426,7 +427,7 @@
               <w:overflowPunct/>
               <w:bidi w:val="0"/>
               <w:rPr>
-                <w:rFonts w:ascii="Arial" w:eastAsia="Arial" w:hAnsi="Arial" w:cs="Arial" w:hint="eastAsia"/>
+                <w:rFonts w:hint="eastAsia" w:ascii="Arial" w:hAnsi="Arial" w:eastAsia="Arial" w:cs="Arial"/>
                 <w:snapToGrid w:val="0"/>
                 <w:color w:val="000000"/>
                 <w:kern w:val="0"/>
@@ -446,7 +447,7 @@
             </w:r>
             <w:r>
               <w:rPr>
-                <w:rFonts w:asciiTheme="minorAscii" w:eastAsiaTheme="minorEastAsia" w:hAnsiTheme="minorAscii" w:hint="eastAsia"/>
+                <w:rFonts w:hint="eastAsia" w:asciiTheme="minorAscii" w:hAnsiTheme="minorAscii" w:eastAsiaTheme="minorEastAsia"/>
                 <w:spacing w:val="227"/>
                 <w:sz w:val="21"/>
                 <w:vertAlign w:val="baseline"/>
@@ -468,8 +469,14 @@
       </w:tr>
       <w:tr>
         <w:tblPrEx>
-          <w:tblW w:w="0" w:type="auto"/>
-          <w:tblInd w:w="2443" w:type="dxa"/>
+          <w:tblBorders>
+            <w:top w:val="none" w:color="auto" w:sz="0" w:space="0"/>
+            <w:left w:val="none" w:color="auto" w:sz="0" w:space="0"/>
+            <w:bottom w:val="none" w:color="auto" w:sz="0" w:space="0"/>
+            <w:right w:val="none" w:color="auto" w:sz="0" w:space="0"/>
+            <w:insideH w:val="none" w:color="auto" w:sz="0" w:space="0"/>
+            <w:insideV w:val="none" w:color="auto" w:sz="0" w:space="0"/>
+          </w:tblBorders>
           <w:tblCellMar>
             <w:top w:w="0" w:type="dxa"/>
             <w:left w:w="108" w:type="dxa"/>
@@ -478,15 +485,15 @@
           </w:tblCellMar>
         </w:tblPrEx>
         <w:trPr>
-          <w:trHeight w:val="635"/>
+          <w:trHeight w:val="635" w:hRule="atLeast"/>
         </w:trPr>
         <w:tc>
           <w:tcPr>
             <w:tcW w:w="1818" w:type="dxa"/>
-          </w:tcPr>
-          <w:p>
-            <w:pPr>
-              <w:keepNext w:val="0"/>
+            <w:vAlign w:val="top"/>
+          </w:tcPr>
+          <w:p>
+            <w:pPr>
               <w:keepLines w:val="0"/>
               <w:pageBreakBefore w:val="0"/>
               <w:widowControl w:val="0"/>
@@ -509,7 +516,7 @@
             </w:r>
             <w:r>
               <w:rPr>
-                <w:rFonts w:asciiTheme="minorAscii" w:eastAsiaTheme="minorEastAsia" w:hAnsiTheme="minorAscii" w:hint="eastAsia"/>
+                <w:rFonts w:hint="eastAsia" w:asciiTheme="minorAscii" w:hAnsiTheme="minorAscii" w:eastAsiaTheme="minorEastAsia"/>
                 <w:spacing w:val="227"/>
                 <w:sz w:val="21"/>
                 <w:vertAlign w:val="baseline"/>
@@ -556,7 +563,7 @@
             </w:r>
             <w:r>
               <w:rPr>
-                <w:rFonts w:asciiTheme="minorAscii" w:eastAsiaTheme="minorEastAsia" w:hAnsiTheme="minorAscii" w:hint="eastAsia"/>
+                <w:rFonts w:hint="eastAsia" w:asciiTheme="minorAscii" w:hAnsiTheme="minorAscii" w:eastAsiaTheme="minorEastAsia"/>
                 <w:spacing w:val="227"/>
                 <w:sz w:val="21"/>
                 <w:vertAlign w:val="baseline"/>
@@ -603,14 +610,14 @@
         <w:spacing w:before="153" w:line="225" w:lineRule="auto"/>
         <w:ind w:left="3634"/>
         <w:rPr>
-          <w:rFonts w:ascii="宋体" w:eastAsia="宋体" w:hAnsi="宋体" w:cs="宋体"/>
+          <w:rFonts w:ascii="宋体" w:hAnsi="宋体" w:eastAsia="宋体" w:cs="宋体"/>
           <w:sz w:val="31"/>
           <w:szCs w:val="31"/>
         </w:rPr>
       </w:pPr>
       <w:r>
         <w:rPr>
-          <w:rFonts w:ascii="宋体" w:eastAsia="宋体" w:hAnsi="宋体" w:cs="宋体"/>
+          <w:rFonts w:ascii="宋体" w:hAnsi="宋体" w:eastAsia="宋体" w:cs="宋体"/>
           <w:b/>
           <w:bCs/>
           <w:spacing w:val="4"/>
@@ -622,16 +629,16 @@
     </w:p>
     <w:tbl>
       <w:tblPr>
-        <w:tblStyle w:val="TableNormal0"/>
+        <w:tblStyle w:val="26"/>
         <w:tblW w:w="8301" w:type="dxa"/>
         <w:tblInd w:w="2" w:type="dxa"/>
         <w:tblBorders>
-          <w:top w:val="single" w:sz="2" w:space="0" w:color="000000"/>
-          <w:left w:val="single" w:sz="2" w:space="0" w:color="000000"/>
-          <w:bottom w:val="single" w:sz="2" w:space="0" w:color="000000"/>
-          <w:right w:val="single" w:sz="2" w:space="0" w:color="000000"/>
-          <w:insideH w:val="single" w:sz="2" w:space="0" w:color="000000"/>
-          <w:insideV w:val="single" w:sz="2" w:space="0" w:color="000000"/>
+          <w:top w:val="single" w:color="000000" w:sz="2" w:space="0"/>
+          <w:left w:val="single" w:color="000000" w:sz="2" w:space="0"/>
+          <w:bottom w:val="single" w:color="000000" w:sz="2" w:space="0"/>
+          <w:right w:val="single" w:color="000000" w:sz="2" w:space="0"/>
+          <w:insideH w:val="single" w:color="000000" w:sz="2" w:space="0"/>
+          <w:insideV w:val="single" w:color="000000" w:sz="2" w:space="0"/>
         </w:tblBorders>
         <w:tblLayout w:type="fixed"/>
         <w:tblCellMar>
@@ -651,17 +658,14 @@
       </w:tblGrid>
       <w:tr>
         <w:tblPrEx>
-          <w:tblW w:w="8301" w:type="dxa"/>
-          <w:tblInd w:w="2" w:type="dxa"/>
           <w:tblBorders>
-            <w:top w:val="single" w:sz="2" w:space="0" w:color="000000"/>
-            <w:left w:val="single" w:sz="2" w:space="0" w:color="000000"/>
-            <w:bottom w:val="single" w:sz="2" w:space="0" w:color="000000"/>
-            <w:right w:val="single" w:sz="2" w:space="0" w:color="000000"/>
-            <w:insideH w:val="single" w:sz="2" w:space="0" w:color="000000"/>
-            <w:insideV w:val="single" w:sz="2" w:space="0" w:color="000000"/>
+            <w:top w:val="single" w:color="000000" w:sz="2" w:space="0"/>
+            <w:left w:val="single" w:color="000000" w:sz="2" w:space="0"/>
+            <w:bottom w:val="single" w:color="000000" w:sz="2" w:space="0"/>
+            <w:right w:val="single" w:color="000000" w:sz="2" w:space="0"/>
+            <w:insideH w:val="single" w:color="000000" w:sz="2" w:space="0"/>
+            <w:insideV w:val="single" w:color="000000" w:sz="2" w:space="0"/>
           </w:tblBorders>
-          <w:tblLayout w:type="fixed"/>
           <w:tblCellMar>
             <w:top w:w="0" w:type="dxa"/>
             <w:left w:w="0" w:type="dxa"/>
@@ -670,7 +674,7 @@
           </w:tblCellMar>
         </w:tblPrEx>
         <w:trPr>
-          <w:trHeight w:val="593"/>
+          <w:trHeight w:val="593" w:hRule="atLeast"/>
         </w:trPr>
         <w:tc>
           <w:tcPr>
@@ -688,14 +692,14 @@
               <w:spacing w:before="176" w:line="228" w:lineRule="auto"/>
               <w:ind w:left="607"/>
               <w:rPr>
-                <w:rFonts w:ascii="宋体" w:eastAsia="宋体" w:hAnsi="宋体" w:cs="宋体"/>
+                <w:rFonts w:ascii="宋体" w:hAnsi="宋体" w:eastAsia="宋体" w:cs="宋体"/>
                 <w:sz w:val="20"/>
                 <w:szCs w:val="20"/>
               </w:rPr>
             </w:pPr>
             <w:r>
               <w:rPr>
-                <w:rFonts w:ascii="宋体" w:eastAsia="宋体" w:hAnsi="宋体" w:cs="宋体"/>
+                <w:rFonts w:ascii="宋体" w:hAnsi="宋体" w:eastAsia="宋体" w:cs="宋体"/>
                 <w:spacing w:val="-14"/>
                 <w:sz w:val="20"/>
                 <w:szCs w:val="20"/>
@@ -720,14 +724,14 @@
               <w:spacing w:before="175" w:line="227" w:lineRule="auto"/>
               <w:ind w:left="253"/>
               <w:rPr>
-                <w:rFonts w:ascii="宋体" w:eastAsia="宋体" w:hAnsi="宋体" w:cs="宋体"/>
+                <w:rFonts w:ascii="宋体" w:hAnsi="宋体" w:eastAsia="宋体" w:cs="宋体"/>
                 <w:sz w:val="20"/>
                 <w:szCs w:val="20"/>
               </w:rPr>
             </w:pPr>
             <w:r>
               <w:rPr>
-                <w:rFonts w:ascii="宋体" w:eastAsia="宋体" w:hAnsi="宋体" w:cs="宋体"/>
+                <w:rFonts w:ascii="宋体" w:hAnsi="宋体" w:eastAsia="宋体" w:cs="宋体"/>
                 <w:spacing w:val="4"/>
                 <w:sz w:val="20"/>
                 <w:szCs w:val="20"/>
@@ -752,14 +756,14 @@
               <w:spacing w:before="175" w:line="228" w:lineRule="auto"/>
               <w:ind w:left="730"/>
               <w:rPr>
-                <w:rFonts w:ascii="宋体" w:eastAsia="宋体" w:hAnsi="宋体" w:cs="宋体"/>
+                <w:rFonts w:ascii="宋体" w:hAnsi="宋体" w:eastAsia="宋体" w:cs="宋体"/>
                 <w:sz w:val="20"/>
                 <w:szCs w:val="20"/>
               </w:rPr>
             </w:pPr>
             <w:r>
               <w:rPr>
-                <w:rFonts w:ascii="宋体" w:eastAsia="宋体" w:hAnsi="宋体" w:cs="宋体"/>
+                <w:rFonts w:ascii="宋体" w:hAnsi="宋体" w:eastAsia="宋体" w:cs="宋体"/>
                 <w:spacing w:val="7"/>
                 <w:sz w:val="20"/>
                 <w:szCs w:val="20"/>
@@ -784,14 +788,14 @@
               <w:spacing w:before="175" w:line="228" w:lineRule="auto"/>
               <w:ind w:left="310"/>
               <w:rPr>
-                <w:rFonts w:ascii="宋体" w:eastAsia="宋体" w:hAnsi="宋体" w:cs="宋体"/>
+                <w:rFonts w:ascii="宋体" w:hAnsi="宋体" w:eastAsia="宋体" w:cs="宋体"/>
                 <w:sz w:val="20"/>
                 <w:szCs w:val="20"/>
               </w:rPr>
             </w:pPr>
             <w:r>
               <w:rPr>
-                <w:rFonts w:ascii="宋体" w:eastAsia="宋体" w:hAnsi="宋体" w:cs="宋体"/>
+                <w:rFonts w:ascii="宋体" w:hAnsi="宋体" w:eastAsia="宋体" w:cs="宋体"/>
                 <w:spacing w:val="6"/>
                 <w:sz w:val="20"/>
                 <w:szCs w:val="20"/>
@@ -816,7 +820,7 @@
               <w:spacing w:before="175" w:line="228" w:lineRule="auto"/>
               <w:ind w:left="310"/>
               <w:rPr>
-                <w:rFonts w:ascii="宋体" w:eastAsia="宋体" w:hAnsi="宋体" w:cs="宋体" w:hint="eastAsia"/>
+                <w:rFonts w:hint="eastAsia" w:ascii="宋体" w:hAnsi="宋体" w:eastAsia="宋体" w:cs="宋体"/>
                 <w:spacing w:val="6"/>
                 <w:sz w:val="20"/>
                 <w:szCs w:val="20"/>
@@ -825,7 +829,7 @@
             </w:pPr>
             <w:r>
               <w:rPr>
-                <w:rFonts w:ascii="宋体" w:eastAsia="宋体" w:hAnsi="宋体" w:cs="宋体" w:hint="eastAsia"/>
+                <w:rFonts w:hint="eastAsia" w:ascii="宋体" w:hAnsi="宋体" w:eastAsia="宋体" w:cs="宋体"/>
                 <w:spacing w:val="6"/>
                 <w:sz w:val="20"/>
                 <w:szCs w:val="20"/>
@@ -851,14 +855,14 @@
               <w:spacing w:before="176" w:line="229" w:lineRule="auto"/>
               <w:ind w:left="311"/>
               <w:rPr>
-                <w:rFonts w:ascii="宋体" w:eastAsia="宋体" w:hAnsi="宋体" w:cs="宋体"/>
+                <w:rFonts w:ascii="宋体" w:hAnsi="宋体" w:eastAsia="宋体" w:cs="宋体"/>
                 <w:sz w:val="20"/>
                 <w:szCs w:val="20"/>
               </w:rPr>
             </w:pPr>
             <w:r>
               <w:rPr>
-                <w:rFonts w:ascii="宋体" w:eastAsia="宋体" w:hAnsi="宋体" w:cs="宋体"/>
+                <w:rFonts w:ascii="宋体" w:hAnsi="宋体" w:eastAsia="宋体" w:cs="宋体"/>
                 <w:spacing w:val="7"/>
                 <w:sz w:val="20"/>
                 <w:szCs w:val="20"/>
@@ -870,9 +874,14 @@
       </w:tr>
       <w:tr>
         <w:tblPrEx>
-          <w:tblW w:w="8301" w:type="dxa"/>
-          <w:tblInd w:w="2" w:type="dxa"/>
-          <w:tblLayout w:type="fixed"/>
+          <w:tblBorders>
+            <w:top w:val="single" w:color="000000" w:sz="2" w:space="0"/>
+            <w:left w:val="single" w:color="000000" w:sz="2" w:space="0"/>
+            <w:bottom w:val="single" w:color="000000" w:sz="2" w:space="0"/>
+            <w:right w:val="single" w:color="000000" w:sz="2" w:space="0"/>
+            <w:insideH w:val="single" w:color="000000" w:sz="2" w:space="0"/>
+            <w:insideV w:val="single" w:color="000000" w:sz="2" w:space="0"/>
+          </w:tblBorders>
           <w:tblCellMar>
             <w:top w:w="0" w:type="dxa"/>
             <w:left w:w="0" w:type="dxa"/>
@@ -881,7 +890,7 @@
           </w:tblCellMar>
         </w:tblPrEx>
         <w:trPr>
-          <w:trHeight w:val="556"/>
+          <w:trHeight w:val="556" w:hRule="atLeast"/>
         </w:trPr>
         <w:tc>
           <w:tcPr>
@@ -899,14 +908,14 @@
               <w:spacing w:before="173" w:line="267" w:lineRule="exact"/>
               <w:ind w:left="260"/>
               <w:rPr>
-                <w:rFonts w:ascii="宋体" w:eastAsia="宋体" w:hAnsi="宋体" w:cs="宋体"/>
+                <w:rFonts w:ascii="宋体" w:hAnsi="宋体" w:eastAsia="宋体" w:cs="宋体"/>
                 <w:sz w:val="20"/>
                 <w:szCs w:val="20"/>
               </w:rPr>
             </w:pPr>
             <w:r>
               <w:rPr>
-                <w:rFonts w:ascii="宋体" w:eastAsia="宋体" w:hAnsi="宋体" w:cs="宋体"/>
+                <w:rFonts w:ascii="宋体" w:hAnsi="宋体" w:eastAsia="宋体" w:cs="宋体"/>
                 <w:spacing w:val="3"/>
                 <w:position w:val="1"/>
                 <w:sz w:val="20"/>
@@ -932,14 +941,14 @@
               <w:spacing w:before="173" w:line="267" w:lineRule="exact"/>
               <w:ind w:left="248"/>
               <w:rPr>
-                <w:rFonts w:ascii="宋体" w:eastAsia="宋体" w:hAnsi="宋体" w:cs="宋体"/>
+                <w:rFonts w:ascii="宋体" w:hAnsi="宋体" w:eastAsia="宋体" w:cs="宋体"/>
                 <w:sz w:val="20"/>
                 <w:szCs w:val="20"/>
               </w:rPr>
             </w:pPr>
             <w:r>
               <w:rPr>
-                <w:rFonts w:ascii="宋体" w:eastAsia="宋体" w:hAnsi="宋体" w:cs="宋体"/>
+                <w:rFonts w:ascii="宋体" w:hAnsi="宋体" w:eastAsia="宋体" w:cs="宋体"/>
                 <w:spacing w:val="4"/>
                 <w:position w:val="1"/>
                 <w:sz w:val="20"/>
@@ -966,14 +975,14 @@
               <w:ind w:left="114"/>
               <w:jc w:val="center"/>
               <w:rPr>
-                <w:rFonts w:ascii="宋体" w:eastAsia="宋体" w:hAnsi="宋体" w:cs="宋体"/>
+                <w:rFonts w:ascii="宋体" w:hAnsi="宋体" w:eastAsia="宋体" w:cs="宋体"/>
                 <w:sz w:val="20"/>
                 <w:szCs w:val="20"/>
               </w:rPr>
             </w:pPr>
             <w:r>
               <w:rPr>
-                <w:rFonts w:ascii="宋体" w:eastAsia="宋体" w:hAnsi="宋体" w:cs="宋体"/>
+                <w:rFonts w:ascii="宋体" w:hAnsi="宋体" w:eastAsia="宋体" w:cs="宋体"/>
                 <w:spacing w:val="7"/>
                 <w:sz w:val="20"/>
                 <w:szCs w:val="20"/>
@@ -985,10 +994,10 @@
         <w:tc>
           <w:tcPr>
             <w:tcW w:w="1148" w:type="dxa"/>
-          </w:tcPr>
-          <w:p>
-            <w:pPr>
-              <w:keepNext w:val="0"/>
+            <w:vAlign w:val="top"/>
+          </w:tcPr>
+          <w:p>
+            <w:pPr>
               <w:keepLines w:val="0"/>
               <w:pageBreakBefore w:val="0"/>
               <w:widowControl w:val="0"/>
@@ -996,9 +1005,9 @@
               <w:overflowPunct/>
               <w:bidi w:val="0"/>
               <w:spacing w:before="172" w:line="228" w:lineRule="auto"/>
-              <w:ind w:left="313"/>
-              <w:rPr>
-                <w:rFonts w:ascii="宋体" w:eastAsia="宋体" w:hAnsi="宋体" w:cs="宋体" w:hint="eastAsia"/>
+              <w:ind w:left="313" w:leftChars="0"/>
+              <w:rPr>
+                <w:rFonts w:hint="eastAsia" w:ascii="宋体" w:hAnsi="宋体" w:eastAsia="宋体" w:cs="宋体"/>
                 <w:sz w:val="20"/>
                 <w:szCs w:val="20"/>
                 <w:lang w:val="en-US" w:eastAsia="zh-CN"/>
@@ -1006,22 +1015,22 @@
             </w:pPr>
             <w:r>
               <w:rPr>
-                <w:rFonts w:ascii="宋体" w:eastAsia="宋体" w:hAnsi="宋体" w:cs="宋体" w:hint="eastAsia"/>
+                <w:rFonts w:hint="eastAsia" w:ascii="宋体" w:hAnsi="宋体" w:cs="宋体"/>
                 <w:sz w:val="20"/>
                 <w:szCs w:val="20"/>
                 <w:lang w:val="en-US" w:eastAsia="zh-CN"/>
               </w:rPr>
-              <w:t>孙光莉</w:t>
+              <w:t>王潇</w:t>
             </w:r>
           </w:p>
         </w:tc>
         <w:tc>
           <w:tcPr>
             <w:tcW w:w="1150" w:type="dxa"/>
-          </w:tcPr>
-          <w:p>
-            <w:pPr>
-              <w:keepNext w:val="0"/>
+            <w:vAlign w:val="top"/>
+          </w:tcPr>
+          <w:p>
+            <w:pPr>
               <w:keepLines w:val="0"/>
               <w:pageBreakBefore w:val="0"/>
               <w:widowControl w:val="0"/>
@@ -1029,9 +1038,9 @@
               <w:overflowPunct/>
               <w:bidi w:val="0"/>
               <w:spacing w:before="172" w:line="228" w:lineRule="auto"/>
-              <w:ind w:left="313"/>
-              <w:rPr>
-                <w:rFonts w:ascii="宋体" w:eastAsia="宋体" w:hAnsi="宋体" w:cs="宋体" w:hint="eastAsia"/>
+              <w:ind w:left="313" w:leftChars="0"/>
+              <w:rPr>
+                <w:rFonts w:hint="eastAsia" w:ascii="宋体" w:hAnsi="宋体" w:eastAsia="宋体" w:cs="宋体"/>
                 <w:spacing w:val="5"/>
                 <w:sz w:val="20"/>
                 <w:szCs w:val="20"/>
@@ -1039,14 +1048,13 @@
             </w:pPr>
             <w:r>
               <w:rPr>
-                <w:rFonts w:ascii="宋体" w:eastAsia="宋体" w:hAnsi="宋体" w:cs="宋体" w:hint="eastAsia"/>
-                <w:spacing w:val="100"/>
-                <w:kern w:val="0"/>
+                <w:rFonts w:hint="eastAsia" w:ascii="宋体" w:hAnsi="宋体" w:cs="宋体"/>
+                <w:spacing w:val="5"/>
                 <w:sz w:val="20"/>
                 <w:szCs w:val="20"/>
                 <w:lang w:val="en-US" w:eastAsia="zh-CN"/>
               </w:rPr>
-              <w:t>严长运</w:t>
+              <w:t>刘钢要</w:t>
             </w:r>
           </w:p>
         </w:tc>
@@ -1066,14 +1074,14 @@
               <w:spacing w:before="173" w:line="229" w:lineRule="auto"/>
               <w:ind w:left="314"/>
               <w:rPr>
-                <w:rFonts w:ascii="宋体" w:eastAsia="宋体" w:hAnsi="宋体" w:cs="宋体"/>
+                <w:rFonts w:ascii="宋体" w:hAnsi="宋体" w:eastAsia="宋体" w:cs="宋体"/>
                 <w:sz w:val="20"/>
                 <w:szCs w:val="20"/>
               </w:rPr>
             </w:pPr>
             <w:r>
               <w:rPr>
-                <w:rFonts w:ascii="宋体" w:eastAsia="宋体" w:hAnsi="宋体" w:cs="宋体" w:hint="eastAsia"/>
+                <w:rFonts w:hint="eastAsia" w:ascii="宋体" w:hAnsi="宋体" w:eastAsia="宋体" w:cs="宋体"/>
                 <w:spacing w:val="6"/>
                 <w:sz w:val="20"/>
                 <w:szCs w:val="20"/>
@@ -1086,9 +1094,14 @@
       </w:tr>
       <w:tr>
         <w:tblPrEx>
-          <w:tblW w:w="8301" w:type="dxa"/>
-          <w:tblInd w:w="2" w:type="dxa"/>
-          <w:tblLayout w:type="fixed"/>
+          <w:tblBorders>
+            <w:top w:val="single" w:color="000000" w:sz="2" w:space="0"/>
+            <w:left w:val="single" w:color="000000" w:sz="2" w:space="0"/>
+            <w:bottom w:val="single" w:color="000000" w:sz="2" w:space="0"/>
+            <w:right w:val="single" w:color="000000" w:sz="2" w:space="0"/>
+            <w:insideH w:val="single" w:color="000000" w:sz="2" w:space="0"/>
+            <w:insideV w:val="single" w:color="000000" w:sz="2" w:space="0"/>
+          </w:tblBorders>
           <w:tblCellMar>
             <w:top w:w="0" w:type="dxa"/>
             <w:left w:w="0" w:type="dxa"/>
@@ -1097,7 +1110,7 @@
           </w:tblCellMar>
         </w:tblPrEx>
         <w:trPr>
-          <w:trHeight w:val="556"/>
+          <w:trHeight w:val="556" w:hRule="atLeast"/>
         </w:trPr>
         <w:tc>
           <w:tcPr>
@@ -1105,7 +1118,7 @@
           </w:tcPr>
           <w:p>
             <w:pPr>
-              <w:pStyle w:val="TableText"/>
+              <w:pStyle w:val="27"/>
               <w:keepNext w:val="0"/>
               <w:keepLines w:val="0"/>
               <w:pageBreakBefore w:val="0"/>
@@ -1122,7 +1135,7 @@
           </w:tcPr>
           <w:p>
             <w:pPr>
-              <w:pStyle w:val="TableText"/>
+              <w:pStyle w:val="27"/>
               <w:keepNext w:val="0"/>
               <w:keepLines w:val="0"/>
               <w:pageBreakBefore w:val="0"/>
@@ -1139,7 +1152,7 @@
           </w:tcPr>
           <w:p>
             <w:pPr>
-              <w:pStyle w:val="TableText"/>
+              <w:pStyle w:val="27"/>
               <w:keepNext w:val="0"/>
               <w:keepLines w:val="0"/>
               <w:pageBreakBefore w:val="0"/>
@@ -1192,7 +1205,7 @@
           </w:tcPr>
           <w:p>
             <w:pPr>
-              <w:pStyle w:val="TableText"/>
+              <w:pStyle w:val="27"/>
               <w:keepNext w:val="0"/>
               <w:keepLines w:val="0"/>
               <w:pageBreakBefore w:val="0"/>
@@ -1206,9 +1219,14 @@
       </w:tr>
       <w:tr>
         <w:tblPrEx>
-          <w:tblW w:w="8301" w:type="dxa"/>
-          <w:tblInd w:w="2" w:type="dxa"/>
-          <w:tblLayout w:type="fixed"/>
+          <w:tblBorders>
+            <w:top w:val="single" w:color="000000" w:sz="2" w:space="0"/>
+            <w:left w:val="single" w:color="000000" w:sz="2" w:space="0"/>
+            <w:bottom w:val="single" w:color="000000" w:sz="2" w:space="0"/>
+            <w:right w:val="single" w:color="000000" w:sz="2" w:space="0"/>
+            <w:insideH w:val="single" w:color="000000" w:sz="2" w:space="0"/>
+            <w:insideV w:val="single" w:color="000000" w:sz="2" w:space="0"/>
+          </w:tblBorders>
           <w:tblCellMar>
             <w:top w:w="0" w:type="dxa"/>
             <w:left w:w="0" w:type="dxa"/>
@@ -1217,7 +1235,7 @@
           </w:tblCellMar>
         </w:tblPrEx>
         <w:trPr>
-          <w:trHeight w:val="556"/>
+          <w:trHeight w:val="556" w:hRule="atLeast"/>
         </w:trPr>
         <w:tc>
           <w:tcPr>
@@ -1225,7 +1243,7 @@
           </w:tcPr>
           <w:p>
             <w:pPr>
-              <w:pStyle w:val="TableText"/>
+              <w:pStyle w:val="27"/>
               <w:keepNext w:val="0"/>
               <w:keepLines w:val="0"/>
               <w:pageBreakBefore w:val="0"/>
@@ -1242,7 +1260,7 @@
           </w:tcPr>
           <w:p>
             <w:pPr>
-              <w:pStyle w:val="TableText"/>
+              <w:pStyle w:val="27"/>
               <w:keepNext w:val="0"/>
               <w:keepLines w:val="0"/>
               <w:pageBreakBefore w:val="0"/>
@@ -1259,7 +1277,7 @@
           </w:tcPr>
           <w:p>
             <w:pPr>
-              <w:pStyle w:val="TableText"/>
+              <w:pStyle w:val="27"/>
               <w:keepNext w:val="0"/>
               <w:keepLines w:val="0"/>
               <w:pageBreakBefore w:val="0"/>
@@ -1312,7 +1330,7 @@
           </w:tcPr>
           <w:p>
             <w:pPr>
-              <w:pStyle w:val="TableText"/>
+              <w:pStyle w:val="27"/>
               <w:keepNext w:val="0"/>
               <w:keepLines w:val="0"/>
               <w:pageBreakBefore w:val="0"/>
@@ -1326,9 +1344,14 @@
       </w:tr>
       <w:tr>
         <w:tblPrEx>
-          <w:tblW w:w="8301" w:type="dxa"/>
-          <w:tblInd w:w="2" w:type="dxa"/>
-          <w:tblLayout w:type="fixed"/>
+          <w:tblBorders>
+            <w:top w:val="single" w:color="000000" w:sz="2" w:space="0"/>
+            <w:left w:val="single" w:color="000000" w:sz="2" w:space="0"/>
+            <w:bottom w:val="single" w:color="000000" w:sz="2" w:space="0"/>
+            <w:right w:val="single" w:color="000000" w:sz="2" w:space="0"/>
+            <w:insideH w:val="single" w:color="000000" w:sz="2" w:space="0"/>
+            <w:insideV w:val="single" w:color="000000" w:sz="2" w:space="0"/>
+          </w:tblBorders>
           <w:tblCellMar>
             <w:top w:w="0" w:type="dxa"/>
             <w:left w:w="0" w:type="dxa"/>
@@ -1337,7 +1360,7 @@
           </w:tblCellMar>
         </w:tblPrEx>
         <w:trPr>
-          <w:trHeight w:val="557"/>
+          <w:trHeight w:val="557" w:hRule="atLeast"/>
         </w:trPr>
         <w:tc>
           <w:tcPr>
@@ -1345,7 +1368,7 @@
           </w:tcPr>
           <w:p>
             <w:pPr>
-              <w:pStyle w:val="TableText"/>
+              <w:pStyle w:val="27"/>
               <w:keepNext w:val="0"/>
               <w:keepLines w:val="0"/>
               <w:pageBreakBefore w:val="0"/>
@@ -1362,7 +1385,7 @@
           </w:tcPr>
           <w:p>
             <w:pPr>
-              <w:pStyle w:val="TableText"/>
+              <w:pStyle w:val="27"/>
               <w:keepNext w:val="0"/>
               <w:keepLines w:val="0"/>
               <w:pageBreakBefore w:val="0"/>
@@ -1379,7 +1402,7 @@
           </w:tcPr>
           <w:p>
             <w:pPr>
-              <w:pStyle w:val="TableText"/>
+              <w:pStyle w:val="27"/>
               <w:keepNext w:val="0"/>
               <w:keepLines w:val="0"/>
               <w:pageBreakBefore w:val="0"/>
@@ -1396,7 +1419,7 @@
           </w:tcPr>
           <w:p>
             <w:pPr>
-              <w:pStyle w:val="TableText"/>
+              <w:pStyle w:val="27"/>
               <w:keepNext w:val="0"/>
               <w:keepLines w:val="0"/>
               <w:pageBreakBefore w:val="0"/>
@@ -1413,7 +1436,7 @@
           </w:tcPr>
           <w:p>
             <w:pPr>
-              <w:pStyle w:val="TableText"/>
+              <w:pStyle w:val="27"/>
               <w:keepNext w:val="0"/>
               <w:keepLines w:val="0"/>
               <w:pageBreakBefore w:val="0"/>
@@ -1430,7 +1453,7 @@
           </w:tcPr>
           <w:p>
             <w:pPr>
-              <w:pStyle w:val="TableText"/>
+              <w:pStyle w:val="27"/>
               <w:keepNext w:val="0"/>
               <w:keepLines w:val="0"/>
               <w:pageBreakBefore w:val="0"/>
@@ -1444,9 +1467,14 @@
       </w:tr>
       <w:tr>
         <w:tblPrEx>
-          <w:tblW w:w="8301" w:type="dxa"/>
-          <w:tblInd w:w="2" w:type="dxa"/>
-          <w:tblLayout w:type="fixed"/>
+          <w:tblBorders>
+            <w:top w:val="single" w:color="000000" w:sz="2" w:space="0"/>
+            <w:left w:val="single" w:color="000000" w:sz="2" w:space="0"/>
+            <w:bottom w:val="single" w:color="000000" w:sz="2" w:space="0"/>
+            <w:right w:val="single" w:color="000000" w:sz="2" w:space="0"/>
+            <w:insideH w:val="single" w:color="000000" w:sz="2" w:space="0"/>
+            <w:insideV w:val="single" w:color="000000" w:sz="2" w:space="0"/>
+          </w:tblBorders>
           <w:tblCellMar>
             <w:top w:w="0" w:type="dxa"/>
             <w:left w:w="0" w:type="dxa"/>
@@ -1455,7 +1483,7 @@
           </w:tblCellMar>
         </w:tblPrEx>
         <w:trPr>
-          <w:trHeight w:val="556"/>
+          <w:trHeight w:val="556" w:hRule="atLeast"/>
         </w:trPr>
         <w:tc>
           <w:tcPr>
@@ -1463,7 +1491,7 @@
           </w:tcPr>
           <w:p>
             <w:pPr>
-              <w:pStyle w:val="TableText"/>
+              <w:pStyle w:val="27"/>
               <w:keepNext w:val="0"/>
               <w:keepLines w:val="0"/>
               <w:pageBreakBefore w:val="0"/>
@@ -1480,7 +1508,7 @@
           </w:tcPr>
           <w:p>
             <w:pPr>
-              <w:pStyle w:val="TableText"/>
+              <w:pStyle w:val="27"/>
               <w:keepNext w:val="0"/>
               <w:keepLines w:val="0"/>
               <w:pageBreakBefore w:val="0"/>
@@ -1497,7 +1525,7 @@
           </w:tcPr>
           <w:p>
             <w:pPr>
-              <w:pStyle w:val="TableText"/>
+              <w:pStyle w:val="27"/>
               <w:keepNext w:val="0"/>
               <w:keepLines w:val="0"/>
               <w:pageBreakBefore w:val="0"/>
@@ -1514,7 +1542,7 @@
           </w:tcPr>
           <w:p>
             <w:pPr>
-              <w:pStyle w:val="TableText"/>
+              <w:pStyle w:val="27"/>
               <w:keepNext w:val="0"/>
               <w:keepLines w:val="0"/>
               <w:pageBreakBefore w:val="0"/>
@@ -1531,7 +1559,7 @@
           </w:tcPr>
           <w:p>
             <w:pPr>
-              <w:pStyle w:val="TableText"/>
+              <w:pStyle w:val="27"/>
               <w:keepNext w:val="0"/>
               <w:keepLines w:val="0"/>
               <w:pageBreakBefore w:val="0"/>
@@ -1548,7 +1576,7 @@
           </w:tcPr>
           <w:p>
             <w:pPr>
-              <w:pStyle w:val="TableText"/>
+              <w:pStyle w:val="27"/>
               <w:keepNext w:val="0"/>
               <w:keepLines w:val="0"/>
               <w:pageBreakBefore w:val="0"/>
@@ -1562,9 +1590,14 @@
       </w:tr>
       <w:tr>
         <w:tblPrEx>
-          <w:tblW w:w="8301" w:type="dxa"/>
-          <w:tblInd w:w="2" w:type="dxa"/>
-          <w:tblLayout w:type="fixed"/>
+          <w:tblBorders>
+            <w:top w:val="single" w:color="000000" w:sz="2" w:space="0"/>
+            <w:left w:val="single" w:color="000000" w:sz="2" w:space="0"/>
+            <w:bottom w:val="single" w:color="000000" w:sz="2" w:space="0"/>
+            <w:right w:val="single" w:color="000000" w:sz="2" w:space="0"/>
+            <w:insideH w:val="single" w:color="000000" w:sz="2" w:space="0"/>
+            <w:insideV w:val="single" w:color="000000" w:sz="2" w:space="0"/>
+          </w:tblBorders>
           <w:tblCellMar>
             <w:top w:w="0" w:type="dxa"/>
             <w:left w:w="0" w:type="dxa"/>
@@ -1573,7 +1606,7 @@
           </w:tblCellMar>
         </w:tblPrEx>
         <w:trPr>
-          <w:trHeight w:val="561"/>
+          <w:trHeight w:val="561" w:hRule="atLeast"/>
         </w:trPr>
         <w:tc>
           <w:tcPr>
@@ -1581,7 +1614,7 @@
           </w:tcPr>
           <w:p>
             <w:pPr>
-              <w:pStyle w:val="TableText"/>
+              <w:pStyle w:val="27"/>
               <w:keepNext w:val="0"/>
               <w:keepLines w:val="0"/>
               <w:pageBreakBefore w:val="0"/>
@@ -1598,7 +1631,7 @@
           </w:tcPr>
           <w:p>
             <w:pPr>
-              <w:pStyle w:val="TableText"/>
+              <w:pStyle w:val="27"/>
               <w:keepNext w:val="0"/>
               <w:keepLines w:val="0"/>
               <w:pageBreakBefore w:val="0"/>
@@ -1615,7 +1648,7 @@
           </w:tcPr>
           <w:p>
             <w:pPr>
-              <w:pStyle w:val="TableText"/>
+              <w:pStyle w:val="27"/>
               <w:keepNext w:val="0"/>
               <w:keepLines w:val="0"/>
               <w:pageBreakBefore w:val="0"/>
@@ -1632,7 +1665,7 @@
           </w:tcPr>
           <w:p>
             <w:pPr>
-              <w:pStyle w:val="TableText"/>
+              <w:pStyle w:val="27"/>
               <w:keepNext w:val="0"/>
               <w:keepLines w:val="0"/>
               <w:pageBreakBefore w:val="0"/>
@@ -1649,7 +1682,7 @@
           </w:tcPr>
           <w:p>
             <w:pPr>
-              <w:pStyle w:val="TableText"/>
+              <w:pStyle w:val="27"/>
               <w:keepNext w:val="0"/>
               <w:keepLines w:val="0"/>
               <w:pageBreakBefore w:val="0"/>
@@ -1666,7 +1699,7 @@
           </w:tcPr>
           <w:p>
             <w:pPr>
-              <w:pStyle w:val="TableText"/>
+              <w:pStyle w:val="27"/>
               <w:keepNext w:val="0"/>
               <w:keepLines w:val="0"/>
               <w:pageBreakBefore w:val="0"/>
@@ -1696,7 +1729,7 @@
     <w:sdt>
       <w:sdtPr>
         <w:rPr>
-          <w:rFonts w:ascii="宋体" w:eastAsia="宋体" w:hAnsi="宋体" w:cs="Arial"/>
+          <w:rFonts w:ascii="宋体" w:hAnsi="宋体" w:eastAsia="宋体" w:cs="Arial"/>
           <w:snapToGrid w:val="0"/>
           <w:color w:val="000000"/>
           <w:kern w:val="0"/>
@@ -1712,7 +1745,7 @@
       </w:sdtPr>
       <w:sdtEndPr>
         <w:rPr>
-          <w:rFonts w:ascii="宋体" w:eastAsia="宋体" w:hAnsi="宋体" w:cs="宋体" w:hint="eastAsia"/>
+          <w:rFonts w:hint="eastAsia" w:ascii="宋体" w:hAnsi="宋体" w:eastAsia="宋体" w:cs="宋体"/>
           <w:snapToGrid w:val="0"/>
           <w:color w:val="000000"/>
           <w:kern w:val="0"/>
@@ -1732,17 +1765,17 @@
             <w:overflowPunct/>
             <w:bidi w:val="0"/>
             <w:spacing w:before="0" w:beforeLines="0" w:after="0" w:afterLines="0" w:line="240" w:lineRule="auto"/>
-            <w:ind w:left="0" w:right="0" w:firstLine="0" w:leftChars="0" w:rightChars="0" w:firstLineChars="0"/>
+            <w:ind w:left="0" w:leftChars="0" w:right="0" w:rightChars="0" w:firstLine="0" w:firstLineChars="0"/>
             <w:jc w:val="center"/>
             <w:rPr>
-              <w:rFonts w:ascii="宋体" w:eastAsia="宋体" w:hAnsi="宋体" w:cs="宋体" w:hint="eastAsia"/>
+              <w:rFonts w:hint="eastAsia" w:ascii="宋体" w:hAnsi="宋体" w:eastAsia="宋体" w:cs="宋体"/>
               <w:sz w:val="24"/>
               <w:szCs w:val="24"/>
             </w:rPr>
           </w:pPr>
           <w:r>
             <w:rPr>
-              <w:rFonts w:ascii="宋体" w:eastAsia="宋体" w:hAnsi="宋体" w:cs="宋体" w:hint="eastAsia"/>
+              <w:rFonts w:hint="eastAsia" w:ascii="宋体" w:hAnsi="宋体" w:eastAsia="宋体" w:cs="宋体"/>
               <w:sz w:val="24"/>
               <w:szCs w:val="24"/>
             </w:rPr>
@@ -1751,16 +1784,16 @@
         </w:p>
         <w:p>
           <w:pPr>
-            <w:pStyle w:val="TOC1"/>
+            <w:pStyle w:val="16"/>
             <w:tabs>
               <w:tab w:val="right" w:leader="dot" w:pos="8306"/>
             </w:tabs>
           </w:pPr>
-          <w:bookmarkStart w:id="2" w:name="_GoBack"/>
-          <w:bookmarkEnd w:id="2"/>
-          <w:r>
-            <w:rPr>
-              <w:rFonts w:ascii="宋体" w:eastAsia="宋体" w:hAnsi="宋体" w:cs="宋体" w:hint="eastAsia"/>
+          <w:bookmarkStart w:id="17" w:name="_GoBack"/>
+          <w:bookmarkEnd w:id="17"/>
+          <w:r>
+            <w:rPr>
+              <w:rFonts w:hint="eastAsia" w:ascii="宋体" w:hAnsi="宋体" w:eastAsia="宋体" w:cs="宋体"/>
               <w:sz w:val="24"/>
               <w:szCs w:val="24"/>
             </w:rPr>
@@ -1768,7 +1801,7 @@
           </w:r>
           <w:r>
             <w:rPr>
-              <w:rFonts w:ascii="宋体" w:eastAsia="宋体" w:hAnsi="宋体" w:cs="宋体" w:hint="eastAsia"/>
+              <w:rFonts w:hint="eastAsia" w:ascii="宋体" w:hAnsi="宋体" w:eastAsia="宋体" w:cs="宋体"/>
               <w:sz w:val="24"/>
               <w:szCs w:val="24"/>
             </w:rPr>
@@ -1776,7 +1809,7 @@
           </w:r>
           <w:r>
             <w:rPr>
-              <w:rFonts w:ascii="宋体" w:eastAsia="宋体" w:hAnsi="宋体" w:cs="宋体" w:hint="eastAsia"/>
+              <w:rFonts w:hint="eastAsia" w:ascii="宋体" w:hAnsi="宋体" w:eastAsia="宋体" w:cs="宋体"/>
               <w:sz w:val="24"/>
               <w:szCs w:val="24"/>
             </w:rPr>
@@ -1784,21 +1817,21 @@
           </w:r>
           <w:r>
             <w:rPr>
-              <w:rFonts w:ascii="宋体" w:eastAsia="宋体" w:hAnsi="宋体" w:cs="宋体" w:hint="eastAsia"/>
+              <w:rFonts w:hint="eastAsia" w:ascii="宋体" w:hAnsi="宋体" w:eastAsia="宋体" w:cs="宋体"/>
               <w:szCs w:val="24"/>
             </w:rPr>
             <w:fldChar w:fldCharType="begin"/>
           </w:r>
           <w:r>
             <w:rPr>
-              <w:rFonts w:ascii="宋体" w:eastAsia="宋体" w:hAnsi="宋体" w:cs="宋体" w:hint="eastAsia"/>
-              <w:szCs w:val="24"/>
-            </w:rPr>
-            <w:instrText xml:space="preserve"> HYPERLINK \l _Toc23054 </w:instrText>
-          </w:r>
-          <w:r>
-            <w:rPr>
-              <w:rFonts w:ascii="宋体" w:eastAsia="宋体" w:hAnsi="宋体" w:cs="宋体" w:hint="eastAsia"/>
+              <w:rFonts w:hint="eastAsia" w:ascii="宋体" w:hAnsi="宋体" w:eastAsia="宋体" w:cs="宋体"/>
+              <w:szCs w:val="24"/>
+            </w:rPr>
+            <w:instrText xml:space="preserve"> HYPERLINK \l _Toc22687 </w:instrText>
+          </w:r>
+          <w:r>
+            <w:rPr>
+              <w:rFonts w:hint="eastAsia" w:ascii="宋体" w:hAnsi="宋体" w:eastAsia="宋体" w:cs="宋体"/>
               <w:szCs w:val="24"/>
             </w:rPr>
             <w:fldChar w:fldCharType="separate"/>
@@ -1817,7 +1850,7 @@
             <w:fldChar w:fldCharType="begin"/>
           </w:r>
           <w:r>
-            <w:instrText xml:space="preserve"> PAGEREF _Toc23054 \h </w:instrText>
+            <w:instrText xml:space="preserve"> PAGEREF _Toc22687 \h </w:instrText>
           </w:r>
           <w:r>
             <w:fldChar w:fldCharType="separate"/>
@@ -1830,7 +1863,7 @@
           </w:r>
           <w:r>
             <w:rPr>
-              <w:rFonts w:ascii="宋体" w:eastAsia="宋体" w:hAnsi="宋体" w:cs="宋体" w:hint="eastAsia"/>
+              <w:rFonts w:hint="eastAsia" w:ascii="宋体" w:hAnsi="宋体" w:eastAsia="宋体" w:cs="宋体"/>
               <w:szCs w:val="24"/>
             </w:rPr>
             <w:fldChar w:fldCharType="end"/>
@@ -1838,28 +1871,28 @@
         </w:p>
         <w:p>
           <w:pPr>
-            <w:pStyle w:val="TOC1"/>
+            <w:pStyle w:val="16"/>
             <w:tabs>
               <w:tab w:val="right" w:leader="dot" w:pos="8306"/>
             </w:tabs>
           </w:pPr>
           <w:r>
             <w:rPr>
-              <w:rFonts w:ascii="宋体" w:eastAsia="宋体" w:hAnsi="宋体" w:cs="宋体" w:hint="eastAsia"/>
+              <w:rFonts w:hint="eastAsia" w:ascii="宋体" w:hAnsi="宋体" w:eastAsia="宋体" w:cs="宋体"/>
               <w:szCs w:val="24"/>
             </w:rPr>
             <w:fldChar w:fldCharType="begin"/>
           </w:r>
           <w:r>
             <w:rPr>
-              <w:rFonts w:ascii="宋体" w:eastAsia="宋体" w:hAnsi="宋体" w:cs="宋体" w:hint="eastAsia"/>
-              <w:szCs w:val="24"/>
-            </w:rPr>
-            <w:instrText xml:space="preserve"> HYPERLINK \l _Toc20499 </w:instrText>
-          </w:r>
-          <w:r>
-            <w:rPr>
-              <w:rFonts w:ascii="宋体" w:eastAsia="宋体" w:hAnsi="宋体" w:cs="宋体" w:hint="eastAsia"/>
+              <w:rFonts w:hint="eastAsia" w:ascii="宋体" w:hAnsi="宋体" w:eastAsia="宋体" w:cs="宋体"/>
+              <w:szCs w:val="24"/>
+            </w:rPr>
+            <w:instrText xml:space="preserve"> HYPERLINK \l _Toc15861 </w:instrText>
+          </w:r>
+          <w:r>
+            <w:rPr>
+              <w:rFonts w:hint="eastAsia" w:ascii="宋体" w:hAnsi="宋体" w:eastAsia="宋体" w:cs="宋体"/>
               <w:szCs w:val="24"/>
             </w:rPr>
             <w:fldChar w:fldCharType="separate"/>
@@ -1878,7 +1911,7 @@
             <w:fldChar w:fldCharType="begin"/>
           </w:r>
           <w:r>
-            <w:instrText xml:space="preserve"> PAGEREF _Toc20499 \h </w:instrText>
+            <w:instrText xml:space="preserve"> PAGEREF _Toc15861 \h </w:instrText>
           </w:r>
           <w:r>
             <w:fldChar w:fldCharType="separate"/>
@@ -1891,7 +1924,7 @@
           </w:r>
           <w:r>
             <w:rPr>
-              <w:rFonts w:ascii="宋体" w:eastAsia="宋体" w:hAnsi="宋体" w:cs="宋体" w:hint="eastAsia"/>
+              <w:rFonts w:hint="eastAsia" w:ascii="宋体" w:hAnsi="宋体" w:eastAsia="宋体" w:cs="宋体"/>
               <w:szCs w:val="24"/>
             </w:rPr>
             <w:fldChar w:fldCharType="end"/>
@@ -1899,28 +1932,28 @@
         </w:p>
         <w:p>
           <w:pPr>
-            <w:pStyle w:val="TOC1"/>
+            <w:pStyle w:val="16"/>
             <w:tabs>
               <w:tab w:val="right" w:leader="dot" w:pos="8306"/>
             </w:tabs>
           </w:pPr>
           <w:r>
             <w:rPr>
-              <w:rFonts w:ascii="宋体" w:eastAsia="宋体" w:hAnsi="宋体" w:cs="宋体" w:hint="eastAsia"/>
+              <w:rFonts w:hint="eastAsia" w:ascii="宋体" w:hAnsi="宋体" w:eastAsia="宋体" w:cs="宋体"/>
               <w:szCs w:val="24"/>
             </w:rPr>
             <w:fldChar w:fldCharType="begin"/>
           </w:r>
           <w:r>
             <w:rPr>
-              <w:rFonts w:ascii="宋体" w:eastAsia="宋体" w:hAnsi="宋体" w:cs="宋体" w:hint="eastAsia"/>
-              <w:szCs w:val="24"/>
-            </w:rPr>
-            <w:instrText xml:space="preserve"> HYPERLINK \l _Toc12987 </w:instrText>
-          </w:r>
-          <w:r>
-            <w:rPr>
-              <w:rFonts w:ascii="宋体" w:eastAsia="宋体" w:hAnsi="宋体" w:cs="宋体" w:hint="eastAsia"/>
+              <w:rFonts w:hint="eastAsia" w:ascii="宋体" w:hAnsi="宋体" w:eastAsia="宋体" w:cs="宋体"/>
+              <w:szCs w:val="24"/>
+            </w:rPr>
+            <w:instrText xml:space="preserve"> HYPERLINK \l _Toc1107 </w:instrText>
+          </w:r>
+          <w:r>
+            <w:rPr>
+              <w:rFonts w:hint="eastAsia" w:ascii="宋体" w:hAnsi="宋体" w:eastAsia="宋体" w:cs="宋体"/>
               <w:szCs w:val="24"/>
             </w:rPr>
             <w:fldChar w:fldCharType="separate"/>
@@ -1941,7 +1974,7 @@
             <w:fldChar w:fldCharType="begin"/>
           </w:r>
           <w:r>
-            <w:instrText xml:space="preserve"> PAGEREF _Toc12987 \h </w:instrText>
+            <w:instrText xml:space="preserve"> PAGEREF _Toc1107 \h </w:instrText>
           </w:r>
           <w:r>
             <w:fldChar w:fldCharType="separate"/>
@@ -1954,7 +1987,7 @@
           </w:r>
           <w:r>
             <w:rPr>
-              <w:rFonts w:ascii="宋体" w:eastAsia="宋体" w:hAnsi="宋体" w:cs="宋体" w:hint="eastAsia"/>
+              <w:rFonts w:hint="eastAsia" w:ascii="宋体" w:hAnsi="宋体" w:eastAsia="宋体" w:cs="宋体"/>
               <w:szCs w:val="24"/>
             </w:rPr>
             <w:fldChar w:fldCharType="end"/>
@@ -1962,28 +1995,28 @@
         </w:p>
         <w:p>
           <w:pPr>
-            <w:pStyle w:val="TOC1"/>
+            <w:pStyle w:val="16"/>
             <w:tabs>
               <w:tab w:val="right" w:leader="dot" w:pos="8306"/>
             </w:tabs>
           </w:pPr>
           <w:r>
             <w:rPr>
-              <w:rFonts w:ascii="宋体" w:eastAsia="宋体" w:hAnsi="宋体" w:cs="宋体" w:hint="eastAsia"/>
+              <w:rFonts w:hint="eastAsia" w:ascii="宋体" w:hAnsi="宋体" w:eastAsia="宋体" w:cs="宋体"/>
               <w:szCs w:val="24"/>
             </w:rPr>
             <w:fldChar w:fldCharType="begin"/>
           </w:r>
           <w:r>
             <w:rPr>
-              <w:rFonts w:ascii="宋体" w:eastAsia="宋体" w:hAnsi="宋体" w:cs="宋体" w:hint="eastAsia"/>
-              <w:szCs w:val="24"/>
-            </w:rPr>
-            <w:instrText xml:space="preserve"> HYPERLINK \l _Toc11340 </w:instrText>
-          </w:r>
-          <w:r>
-            <w:rPr>
-              <w:rFonts w:ascii="宋体" w:eastAsia="宋体" w:hAnsi="宋体" w:cs="宋体" w:hint="eastAsia"/>
+              <w:rFonts w:hint="eastAsia" w:ascii="宋体" w:hAnsi="宋体" w:eastAsia="宋体" w:cs="宋体"/>
+              <w:szCs w:val="24"/>
+            </w:rPr>
+            <w:instrText xml:space="preserve"> HYPERLINK \l _Toc24007 </w:instrText>
+          </w:r>
+          <w:r>
+            <w:rPr>
+              <w:rFonts w:hint="eastAsia" w:ascii="宋体" w:hAnsi="宋体" w:eastAsia="宋体" w:cs="宋体"/>
               <w:szCs w:val="24"/>
             </w:rPr>
             <w:fldChar w:fldCharType="separate"/>
@@ -2009,7 +2042,7 @@
             <w:fldChar w:fldCharType="begin"/>
           </w:r>
           <w:r>
-            <w:instrText xml:space="preserve"> PAGEREF _Toc11340 \h </w:instrText>
+            <w:instrText xml:space="preserve"> PAGEREF _Toc24007 \h </w:instrText>
           </w:r>
           <w:r>
             <w:fldChar w:fldCharType="separate"/>
@@ -2022,7 +2055,7 @@
           </w:r>
           <w:r>
             <w:rPr>
-              <w:rFonts w:ascii="宋体" w:eastAsia="宋体" w:hAnsi="宋体" w:cs="宋体" w:hint="eastAsia"/>
+              <w:rFonts w:hint="eastAsia" w:ascii="宋体" w:hAnsi="宋体" w:eastAsia="宋体" w:cs="宋体"/>
               <w:szCs w:val="24"/>
             </w:rPr>
             <w:fldChar w:fldCharType="end"/>
@@ -2030,28 +2063,28 @@
         </w:p>
         <w:p>
           <w:pPr>
-            <w:pStyle w:val="TOC1"/>
+            <w:pStyle w:val="16"/>
             <w:tabs>
               <w:tab w:val="right" w:leader="dot" w:pos="8306"/>
             </w:tabs>
           </w:pPr>
           <w:r>
             <w:rPr>
-              <w:rFonts w:ascii="宋体" w:eastAsia="宋体" w:hAnsi="宋体" w:cs="宋体" w:hint="eastAsia"/>
+              <w:rFonts w:hint="eastAsia" w:ascii="宋体" w:hAnsi="宋体" w:eastAsia="宋体" w:cs="宋体"/>
               <w:szCs w:val="24"/>
             </w:rPr>
             <w:fldChar w:fldCharType="begin"/>
           </w:r>
           <w:r>
             <w:rPr>
-              <w:rFonts w:ascii="宋体" w:eastAsia="宋体" w:hAnsi="宋体" w:cs="宋体" w:hint="eastAsia"/>
-              <w:szCs w:val="24"/>
-            </w:rPr>
-            <w:instrText xml:space="preserve"> HYPERLINK \l _Toc19441 </w:instrText>
-          </w:r>
-          <w:r>
-            <w:rPr>
-              <w:rFonts w:ascii="宋体" w:eastAsia="宋体" w:hAnsi="宋体" w:cs="宋体" w:hint="eastAsia"/>
+              <w:rFonts w:hint="eastAsia" w:ascii="宋体" w:hAnsi="宋体" w:eastAsia="宋体" w:cs="宋体"/>
+              <w:szCs w:val="24"/>
+            </w:rPr>
+            <w:instrText xml:space="preserve"> HYPERLINK \l _Toc23725 </w:instrText>
+          </w:r>
+          <w:r>
+            <w:rPr>
+              <w:rFonts w:hint="eastAsia" w:ascii="宋体" w:hAnsi="宋体" w:eastAsia="宋体" w:cs="宋体"/>
               <w:szCs w:val="24"/>
             </w:rPr>
             <w:fldChar w:fldCharType="separate"/>
@@ -2079,7 +2112,7 @@
             <w:fldChar w:fldCharType="begin"/>
           </w:r>
           <w:r>
-            <w:instrText xml:space="preserve"> PAGEREF _Toc19441 \h </w:instrText>
+            <w:instrText xml:space="preserve"> PAGEREF _Toc23725 \h </w:instrText>
           </w:r>
           <w:r>
             <w:fldChar w:fldCharType="separate"/>
@@ -2092,7 +2125,7 @@
           </w:r>
           <w:r>
             <w:rPr>
-              <w:rFonts w:ascii="宋体" w:eastAsia="宋体" w:hAnsi="宋体" w:cs="宋体" w:hint="eastAsia"/>
+              <w:rFonts w:hint="eastAsia" w:ascii="宋体" w:hAnsi="宋体" w:eastAsia="宋体" w:cs="宋体"/>
               <w:szCs w:val="24"/>
             </w:rPr>
             <w:fldChar w:fldCharType="end"/>
@@ -2100,28 +2133,28 @@
         </w:p>
         <w:p>
           <w:pPr>
-            <w:pStyle w:val="TOC1"/>
+            <w:pStyle w:val="16"/>
             <w:tabs>
               <w:tab w:val="right" w:leader="dot" w:pos="8306"/>
             </w:tabs>
           </w:pPr>
           <w:r>
             <w:rPr>
-              <w:rFonts w:ascii="宋体" w:eastAsia="宋体" w:hAnsi="宋体" w:cs="宋体" w:hint="eastAsia"/>
+              <w:rFonts w:hint="eastAsia" w:ascii="宋体" w:hAnsi="宋体" w:eastAsia="宋体" w:cs="宋体"/>
               <w:szCs w:val="24"/>
             </w:rPr>
             <w:fldChar w:fldCharType="begin"/>
           </w:r>
           <w:r>
             <w:rPr>
-              <w:rFonts w:ascii="宋体" w:eastAsia="宋体" w:hAnsi="宋体" w:cs="宋体" w:hint="eastAsia"/>
-              <w:szCs w:val="24"/>
-            </w:rPr>
-            <w:instrText xml:space="preserve"> HYPERLINK \l _Toc13604 </w:instrText>
-          </w:r>
-          <w:r>
-            <w:rPr>
-              <w:rFonts w:ascii="宋体" w:eastAsia="宋体" w:hAnsi="宋体" w:cs="宋体" w:hint="eastAsia"/>
+              <w:rFonts w:hint="eastAsia" w:ascii="宋体" w:hAnsi="宋体" w:eastAsia="宋体" w:cs="宋体"/>
+              <w:szCs w:val="24"/>
+            </w:rPr>
+            <w:instrText xml:space="preserve"> HYPERLINK \l _Toc19303 </w:instrText>
+          </w:r>
+          <w:r>
+            <w:rPr>
+              <w:rFonts w:hint="eastAsia" w:ascii="宋体" w:hAnsi="宋体" w:eastAsia="宋体" w:cs="宋体"/>
               <w:szCs w:val="24"/>
             </w:rPr>
             <w:fldChar w:fldCharType="separate"/>
@@ -2147,7 +2180,7 @@
             <w:fldChar w:fldCharType="begin"/>
           </w:r>
           <w:r>
-            <w:instrText xml:space="preserve"> PAGEREF _Toc13604 \h </w:instrText>
+            <w:instrText xml:space="preserve"> PAGEREF _Toc19303 \h </w:instrText>
           </w:r>
           <w:r>
             <w:fldChar w:fldCharType="separate"/>
@@ -2160,7 +2193,7 @@
           </w:r>
           <w:r>
             <w:rPr>
-              <w:rFonts w:ascii="宋体" w:eastAsia="宋体" w:hAnsi="宋体" w:cs="宋体" w:hint="eastAsia"/>
+              <w:rFonts w:hint="eastAsia" w:ascii="宋体" w:hAnsi="宋体" w:eastAsia="宋体" w:cs="宋体"/>
               <w:szCs w:val="24"/>
             </w:rPr>
             <w:fldChar w:fldCharType="end"/>
@@ -2168,28 +2201,28 @@
         </w:p>
         <w:p>
           <w:pPr>
-            <w:pStyle w:val="TOC2"/>
+            <w:pStyle w:val="17"/>
             <w:tabs>
               <w:tab w:val="right" w:leader="dot" w:pos="8306"/>
             </w:tabs>
           </w:pPr>
           <w:r>
             <w:rPr>
-              <w:rFonts w:ascii="宋体" w:eastAsia="宋体" w:hAnsi="宋体" w:cs="宋体" w:hint="eastAsia"/>
+              <w:rFonts w:hint="eastAsia" w:ascii="宋体" w:hAnsi="宋体" w:eastAsia="宋体" w:cs="宋体"/>
               <w:szCs w:val="24"/>
             </w:rPr>
             <w:fldChar w:fldCharType="begin"/>
           </w:r>
           <w:r>
             <w:rPr>
-              <w:rFonts w:ascii="宋体" w:eastAsia="宋体" w:hAnsi="宋体" w:cs="宋体" w:hint="eastAsia"/>
-              <w:szCs w:val="24"/>
-            </w:rPr>
-            <w:instrText xml:space="preserve"> HYPERLINK \l _Toc6546 </w:instrText>
-          </w:r>
-          <w:r>
-            <w:rPr>
-              <w:rFonts w:ascii="宋体" w:eastAsia="宋体" w:hAnsi="宋体" w:cs="宋体" w:hint="eastAsia"/>
+              <w:rFonts w:hint="eastAsia" w:ascii="宋体" w:hAnsi="宋体" w:eastAsia="宋体" w:cs="宋体"/>
+              <w:szCs w:val="24"/>
+            </w:rPr>
+            <w:instrText xml:space="preserve"> HYPERLINK \l _Toc21863 </w:instrText>
+          </w:r>
+          <w:r>
+            <w:rPr>
+              <w:rFonts w:hint="eastAsia" w:ascii="宋体" w:hAnsi="宋体" w:eastAsia="宋体" w:cs="宋体"/>
               <w:szCs w:val="24"/>
             </w:rPr>
             <w:fldChar w:fldCharType="separate"/>
@@ -2215,7 +2248,7 @@
             <w:fldChar w:fldCharType="begin"/>
           </w:r>
           <w:r>
-            <w:instrText xml:space="preserve"> PAGEREF _Toc6546 \h </w:instrText>
+            <w:instrText xml:space="preserve"> PAGEREF _Toc21863 \h </w:instrText>
           </w:r>
           <w:r>
             <w:fldChar w:fldCharType="separate"/>
@@ -2228,7 +2261,7 @@
           </w:r>
           <w:r>
             <w:rPr>
-              <w:rFonts w:ascii="宋体" w:eastAsia="宋体" w:hAnsi="宋体" w:cs="宋体" w:hint="eastAsia"/>
+              <w:rFonts w:hint="eastAsia" w:ascii="宋体" w:hAnsi="宋体" w:eastAsia="宋体" w:cs="宋体"/>
               <w:szCs w:val="24"/>
             </w:rPr>
             <w:fldChar w:fldCharType="end"/>
@@ -2236,28 +2269,28 @@
         </w:p>
         <w:p>
           <w:pPr>
-            <w:pStyle w:val="TOC1"/>
+            <w:pStyle w:val="16"/>
             <w:tabs>
               <w:tab w:val="right" w:leader="dot" w:pos="8306"/>
             </w:tabs>
           </w:pPr>
           <w:r>
             <w:rPr>
-              <w:rFonts w:ascii="宋体" w:eastAsia="宋体" w:hAnsi="宋体" w:cs="宋体" w:hint="eastAsia"/>
+              <w:rFonts w:hint="eastAsia" w:ascii="宋体" w:hAnsi="宋体" w:eastAsia="宋体" w:cs="宋体"/>
               <w:szCs w:val="24"/>
             </w:rPr>
             <w:fldChar w:fldCharType="begin"/>
           </w:r>
           <w:r>
             <w:rPr>
-              <w:rFonts w:ascii="宋体" w:eastAsia="宋体" w:hAnsi="宋体" w:cs="宋体" w:hint="eastAsia"/>
-              <w:szCs w:val="24"/>
-            </w:rPr>
-            <w:instrText xml:space="preserve"> HYPERLINK \l _Toc25318 </w:instrText>
-          </w:r>
-          <w:r>
-            <w:rPr>
-              <w:rFonts w:ascii="宋体" w:eastAsia="宋体" w:hAnsi="宋体" w:cs="宋体" w:hint="eastAsia"/>
+              <w:rFonts w:hint="eastAsia" w:ascii="宋体" w:hAnsi="宋体" w:eastAsia="宋体" w:cs="宋体"/>
+              <w:szCs w:val="24"/>
+            </w:rPr>
+            <w:instrText xml:space="preserve"> HYPERLINK \l _Toc11149 </w:instrText>
+          </w:r>
+          <w:r>
+            <w:rPr>
+              <w:rFonts w:hint="eastAsia" w:ascii="宋体" w:hAnsi="宋体" w:eastAsia="宋体" w:cs="宋体"/>
               <w:szCs w:val="24"/>
             </w:rPr>
             <w:fldChar w:fldCharType="separate"/>
@@ -2274,7 +2307,7 @@
               <w:rFonts w:hint="eastAsia"/>
               <w:lang w:val="en-US" w:eastAsia="zh-CN"/>
             </w:rPr>
-            <w:t>连续性工作实施</w:t>
+            <w:t>连续性目标</w:t>
           </w:r>
           <w:r>
             <w:tab/>
@@ -2283,7 +2316,7 @@
             <w:fldChar w:fldCharType="begin"/>
           </w:r>
           <w:r>
-            <w:instrText xml:space="preserve"> PAGEREF _Toc25318 \h </w:instrText>
+            <w:instrText xml:space="preserve"> PAGEREF _Toc11149 \h </w:instrText>
           </w:r>
           <w:r>
             <w:fldChar w:fldCharType="separate"/>
@@ -2296,7 +2329,7 @@
           </w:r>
           <w:r>
             <w:rPr>
-              <w:rFonts w:ascii="宋体" w:eastAsia="宋体" w:hAnsi="宋体" w:cs="宋体" w:hint="eastAsia"/>
+              <w:rFonts w:hint="eastAsia" w:ascii="宋体" w:hAnsi="宋体" w:eastAsia="宋体" w:cs="宋体"/>
               <w:szCs w:val="24"/>
             </w:rPr>
             <w:fldChar w:fldCharType="end"/>
@@ -2304,28 +2337,28 @@
         </w:p>
         <w:p>
           <w:pPr>
-            <w:pStyle w:val="TOC2"/>
+            <w:pStyle w:val="16"/>
             <w:tabs>
               <w:tab w:val="right" w:leader="dot" w:pos="8306"/>
             </w:tabs>
           </w:pPr>
           <w:r>
             <w:rPr>
-              <w:rFonts w:ascii="宋体" w:eastAsia="宋体" w:hAnsi="宋体" w:cs="宋体" w:hint="eastAsia"/>
+              <w:rFonts w:hint="eastAsia" w:ascii="宋体" w:hAnsi="宋体" w:eastAsia="宋体" w:cs="宋体"/>
               <w:szCs w:val="24"/>
             </w:rPr>
             <w:fldChar w:fldCharType="begin"/>
           </w:r>
           <w:r>
             <w:rPr>
-              <w:rFonts w:ascii="宋体" w:eastAsia="宋体" w:hAnsi="宋体" w:cs="宋体" w:hint="eastAsia"/>
-              <w:szCs w:val="24"/>
-            </w:rPr>
-            <w:instrText xml:space="preserve"> HYPERLINK \l _Toc24320 </w:instrText>
-          </w:r>
-          <w:r>
-            <w:rPr>
-              <w:rFonts w:ascii="宋体" w:eastAsia="宋体" w:hAnsi="宋体" w:cs="宋体" w:hint="eastAsia"/>
+              <w:rFonts w:hint="eastAsia" w:ascii="宋体" w:hAnsi="宋体" w:eastAsia="宋体" w:cs="宋体"/>
+              <w:szCs w:val="24"/>
+            </w:rPr>
+            <w:instrText xml:space="preserve"> HYPERLINK \l _Toc10392 </w:instrText>
+          </w:r>
+          <w:r>
+            <w:rPr>
+              <w:rFonts w:hint="eastAsia" w:ascii="宋体" w:hAnsi="宋体" w:eastAsia="宋体" w:cs="宋体"/>
               <w:szCs w:val="24"/>
             </w:rPr>
             <w:fldChar w:fldCharType="separate"/>
@@ -2333,11 +2366,16 @@
           <w:r>
             <w:rPr>
               <w:rFonts w:hint="default"/>
-            </w:rPr>
-            <w:t xml:space="preserve">5.1. </w:t>
-          </w:r>
-          <w:r>
-            <w:t>事件预警与启动</w:t>
+              <w:lang w:val="en-US" w:eastAsia="zh-CN"/>
+            </w:rPr>
+            <w:t xml:space="preserve">6. </w:t>
+          </w:r>
+          <w:r>
+            <w:rPr>
+              <w:rFonts w:hint="eastAsia"/>
+              <w:lang w:val="en-US" w:eastAsia="zh-CN"/>
+            </w:rPr>
+            <w:t>连续性工作实施</w:t>
           </w:r>
           <w:r>
             <w:tab/>
@@ -2346,20 +2384,20 @@
             <w:fldChar w:fldCharType="begin"/>
           </w:r>
           <w:r>
-            <w:instrText xml:space="preserve"> PAGEREF _Toc24320 \h </w:instrText>
+            <w:instrText xml:space="preserve"> PAGEREF _Toc10392 \h </w:instrText>
           </w:r>
           <w:r>
             <w:fldChar w:fldCharType="separate"/>
           </w:r>
           <w:r>
-            <w:t>4</w:t>
+            <w:t>5</w:t>
           </w:r>
           <w:r>
             <w:fldChar w:fldCharType="end"/>
           </w:r>
           <w:r>
             <w:rPr>
-              <w:rFonts w:ascii="宋体" w:eastAsia="宋体" w:hAnsi="宋体" w:cs="宋体" w:hint="eastAsia"/>
+              <w:rFonts w:hint="eastAsia" w:ascii="宋体" w:hAnsi="宋体" w:eastAsia="宋体" w:cs="宋体"/>
               <w:szCs w:val="24"/>
             </w:rPr>
             <w:fldChar w:fldCharType="end"/>
@@ -2367,28 +2405,28 @@
         </w:p>
         <w:p>
           <w:pPr>
-            <w:pStyle w:val="TOC2"/>
+            <w:pStyle w:val="17"/>
             <w:tabs>
               <w:tab w:val="right" w:leader="dot" w:pos="8306"/>
             </w:tabs>
           </w:pPr>
           <w:r>
             <w:rPr>
-              <w:rFonts w:ascii="宋体" w:eastAsia="宋体" w:hAnsi="宋体" w:cs="宋体" w:hint="eastAsia"/>
+              <w:rFonts w:hint="eastAsia" w:ascii="宋体" w:hAnsi="宋体" w:eastAsia="宋体" w:cs="宋体"/>
               <w:szCs w:val="24"/>
             </w:rPr>
             <w:fldChar w:fldCharType="begin"/>
           </w:r>
           <w:r>
             <w:rPr>
-              <w:rFonts w:ascii="宋体" w:eastAsia="宋体" w:hAnsi="宋体" w:cs="宋体" w:hint="eastAsia"/>
-              <w:szCs w:val="24"/>
-            </w:rPr>
-            <w:instrText xml:space="preserve"> HYPERLINK \l _Toc28321 </w:instrText>
-          </w:r>
-          <w:r>
-            <w:rPr>
-              <w:rFonts w:ascii="宋体" w:eastAsia="宋体" w:hAnsi="宋体" w:cs="宋体" w:hint="eastAsia"/>
+              <w:rFonts w:hint="eastAsia" w:ascii="宋体" w:hAnsi="宋体" w:eastAsia="宋体" w:cs="宋体"/>
+              <w:szCs w:val="24"/>
+            </w:rPr>
+            <w:instrText xml:space="preserve"> HYPERLINK \l _Toc24369 </w:instrText>
+          </w:r>
+          <w:r>
+            <w:rPr>
+              <w:rFonts w:hint="eastAsia" w:ascii="宋体" w:hAnsi="宋体" w:eastAsia="宋体" w:cs="宋体"/>
               <w:szCs w:val="24"/>
             </w:rPr>
             <w:fldChar w:fldCharType="separate"/>
@@ -2397,10 +2435,10 @@
             <w:rPr>
               <w:rFonts w:hint="default"/>
             </w:rPr>
-            <w:t xml:space="preserve">5.2. </w:t>
-          </w:r>
-          <w:r>
-            <w:t>初步沟通</w:t>
+            <w:t xml:space="preserve">6.1. </w:t>
+          </w:r>
+          <w:r>
+            <w:t>事件预警与启动</w:t>
           </w:r>
           <w:r>
             <w:tab/>
@@ -2409,7 +2447,7 @@
             <w:fldChar w:fldCharType="begin"/>
           </w:r>
           <w:r>
-            <w:instrText xml:space="preserve"> PAGEREF _Toc28321 \h </w:instrText>
+            <w:instrText xml:space="preserve"> PAGEREF _Toc24369 \h </w:instrText>
           </w:r>
           <w:r>
             <w:fldChar w:fldCharType="separate"/>
@@ -2422,7 +2460,7 @@
           </w:r>
           <w:r>
             <w:rPr>
-              <w:rFonts w:ascii="宋体" w:eastAsia="宋体" w:hAnsi="宋体" w:cs="宋体" w:hint="eastAsia"/>
+              <w:rFonts w:hint="eastAsia" w:ascii="宋体" w:hAnsi="宋体" w:eastAsia="宋体" w:cs="宋体"/>
               <w:szCs w:val="24"/>
             </w:rPr>
             <w:fldChar w:fldCharType="end"/>
@@ -2430,28 +2468,28 @@
         </w:p>
         <w:p>
           <w:pPr>
-            <w:pStyle w:val="TOC2"/>
+            <w:pStyle w:val="17"/>
             <w:tabs>
               <w:tab w:val="right" w:leader="dot" w:pos="8306"/>
             </w:tabs>
           </w:pPr>
           <w:r>
             <w:rPr>
-              <w:rFonts w:ascii="宋体" w:eastAsia="宋体" w:hAnsi="宋体" w:cs="宋体" w:hint="eastAsia"/>
+              <w:rFonts w:hint="eastAsia" w:ascii="宋体" w:hAnsi="宋体" w:eastAsia="宋体" w:cs="宋体"/>
               <w:szCs w:val="24"/>
             </w:rPr>
             <w:fldChar w:fldCharType="begin"/>
           </w:r>
           <w:r>
             <w:rPr>
-              <w:rFonts w:ascii="宋体" w:eastAsia="宋体" w:hAnsi="宋体" w:cs="宋体" w:hint="eastAsia"/>
-              <w:szCs w:val="24"/>
-            </w:rPr>
-            <w:instrText xml:space="preserve"> HYPERLINK \l _Toc20320 </w:instrText>
-          </w:r>
-          <w:r>
-            <w:rPr>
-              <w:rFonts w:ascii="宋体" w:eastAsia="宋体" w:hAnsi="宋体" w:cs="宋体" w:hint="eastAsia"/>
+              <w:rFonts w:hint="eastAsia" w:ascii="宋体" w:hAnsi="宋体" w:eastAsia="宋体" w:cs="宋体"/>
+              <w:szCs w:val="24"/>
+            </w:rPr>
+            <w:instrText xml:space="preserve"> HYPERLINK \l _Toc28078 </w:instrText>
+          </w:r>
+          <w:r>
+            <w:rPr>
+              <w:rFonts w:hint="eastAsia" w:ascii="宋体" w:hAnsi="宋体" w:eastAsia="宋体" w:cs="宋体"/>
               <w:szCs w:val="24"/>
             </w:rPr>
             <w:fldChar w:fldCharType="separate"/>
@@ -2460,10 +2498,10 @@
             <w:rPr>
               <w:rFonts w:hint="default"/>
             </w:rPr>
-            <w:t xml:space="preserve">5.3. </w:t>
-          </w:r>
-          <w:r>
-            <w:t>业务恢复</w:t>
+            <w:t xml:space="preserve">6.2. </w:t>
+          </w:r>
+          <w:r>
+            <w:t>初步沟通</w:t>
           </w:r>
           <w:r>
             <w:tab/>
@@ -2472,7 +2510,7 @@
             <w:fldChar w:fldCharType="begin"/>
           </w:r>
           <w:r>
-            <w:instrText xml:space="preserve"> PAGEREF _Toc20320 \h </w:instrText>
+            <w:instrText xml:space="preserve"> PAGEREF _Toc28078 \h </w:instrText>
           </w:r>
           <w:r>
             <w:fldChar w:fldCharType="separate"/>
@@ -2485,7 +2523,7 @@
           </w:r>
           <w:r>
             <w:rPr>
-              <w:rFonts w:ascii="宋体" w:eastAsia="宋体" w:hAnsi="宋体" w:cs="宋体" w:hint="eastAsia"/>
+              <w:rFonts w:hint="eastAsia" w:ascii="宋体" w:hAnsi="宋体" w:eastAsia="宋体" w:cs="宋体"/>
               <w:szCs w:val="24"/>
             </w:rPr>
             <w:fldChar w:fldCharType="end"/>
@@ -2493,28 +2531,28 @@
         </w:p>
         <w:p>
           <w:pPr>
-            <w:pStyle w:val="TOC2"/>
+            <w:pStyle w:val="17"/>
             <w:tabs>
               <w:tab w:val="right" w:leader="dot" w:pos="8306"/>
             </w:tabs>
           </w:pPr>
           <w:r>
             <w:rPr>
-              <w:rFonts w:ascii="宋体" w:eastAsia="宋体" w:hAnsi="宋体" w:cs="宋体" w:hint="eastAsia"/>
+              <w:rFonts w:hint="eastAsia" w:ascii="宋体" w:hAnsi="宋体" w:eastAsia="宋体" w:cs="宋体"/>
               <w:szCs w:val="24"/>
             </w:rPr>
             <w:fldChar w:fldCharType="begin"/>
           </w:r>
           <w:r>
             <w:rPr>
-              <w:rFonts w:ascii="宋体" w:eastAsia="宋体" w:hAnsi="宋体" w:cs="宋体" w:hint="eastAsia"/>
-              <w:szCs w:val="24"/>
-            </w:rPr>
-            <w:instrText xml:space="preserve"> HYPERLINK \l _Toc27635 </w:instrText>
-          </w:r>
-          <w:r>
-            <w:rPr>
-              <w:rFonts w:ascii="宋体" w:eastAsia="宋体" w:hAnsi="宋体" w:cs="宋体" w:hint="eastAsia"/>
+              <w:rFonts w:hint="eastAsia" w:ascii="宋体" w:hAnsi="宋体" w:eastAsia="宋体" w:cs="宋体"/>
+              <w:szCs w:val="24"/>
+            </w:rPr>
+            <w:instrText xml:space="preserve"> HYPERLINK \l _Toc14606 </w:instrText>
+          </w:r>
+          <w:r>
+            <w:rPr>
+              <w:rFonts w:hint="eastAsia" w:ascii="宋体" w:hAnsi="宋体" w:eastAsia="宋体" w:cs="宋体"/>
               <w:szCs w:val="24"/>
             </w:rPr>
             <w:fldChar w:fldCharType="separate"/>
@@ -2523,10 +2561,10 @@
             <w:rPr>
               <w:rFonts w:hint="default"/>
             </w:rPr>
-            <w:t xml:space="preserve">5.4. </w:t>
-          </w:r>
-          <w:r>
-            <w:t>恢复正常运营</w:t>
+            <w:t xml:space="preserve">6.3. </w:t>
+          </w:r>
+          <w:r>
+            <w:t>业务恢复</w:t>
           </w:r>
           <w:r>
             <w:tab/>
@@ -2535,7 +2573,7 @@
             <w:fldChar w:fldCharType="begin"/>
           </w:r>
           <w:r>
-            <w:instrText xml:space="preserve"> PAGEREF _Toc27635 \h </w:instrText>
+            <w:instrText xml:space="preserve"> PAGEREF _Toc14606 \h </w:instrText>
           </w:r>
           <w:r>
             <w:fldChar w:fldCharType="separate"/>
@@ -2548,7 +2586,7 @@
           </w:r>
           <w:r>
             <w:rPr>
-              <w:rFonts w:ascii="宋体" w:eastAsia="宋体" w:hAnsi="宋体" w:cs="宋体" w:hint="eastAsia"/>
+              <w:rFonts w:hint="eastAsia" w:ascii="宋体" w:hAnsi="宋体" w:eastAsia="宋体" w:cs="宋体"/>
               <w:szCs w:val="24"/>
             </w:rPr>
             <w:fldChar w:fldCharType="end"/>
@@ -2556,42 +2594,105 @@
         </w:p>
         <w:p>
           <w:pPr>
-            <w:pStyle w:val="TOC1"/>
+            <w:pStyle w:val="17"/>
             <w:tabs>
               <w:tab w:val="right" w:leader="dot" w:pos="8306"/>
             </w:tabs>
           </w:pPr>
           <w:r>
             <w:rPr>
-              <w:rFonts w:ascii="宋体" w:eastAsia="宋体" w:hAnsi="宋体" w:cs="宋体" w:hint="eastAsia"/>
+              <w:rFonts w:hint="eastAsia" w:ascii="宋体" w:hAnsi="宋体" w:eastAsia="宋体" w:cs="宋体"/>
               <w:szCs w:val="24"/>
             </w:rPr>
             <w:fldChar w:fldCharType="begin"/>
           </w:r>
           <w:r>
             <w:rPr>
-              <w:rFonts w:ascii="宋体" w:eastAsia="宋体" w:hAnsi="宋体" w:cs="宋体" w:hint="eastAsia"/>
-              <w:szCs w:val="24"/>
-            </w:rPr>
-            <w:instrText xml:space="preserve"> HYPERLINK \l _Toc20662 </w:instrText>
-          </w:r>
-          <w:r>
-            <w:rPr>
-              <w:rFonts w:ascii="宋体" w:eastAsia="宋体" w:hAnsi="宋体" w:cs="宋体" w:hint="eastAsia"/>
+              <w:rFonts w:hint="eastAsia" w:ascii="宋体" w:hAnsi="宋体" w:eastAsia="宋体" w:cs="宋体"/>
+              <w:szCs w:val="24"/>
+            </w:rPr>
+            <w:instrText xml:space="preserve"> HYPERLINK \l _Toc2386 </w:instrText>
+          </w:r>
+          <w:r>
+            <w:rPr>
+              <w:rFonts w:hint="eastAsia" w:ascii="宋体" w:hAnsi="宋体" w:eastAsia="宋体" w:cs="宋体"/>
               <w:szCs w:val="24"/>
             </w:rPr>
             <w:fldChar w:fldCharType="separate"/>
           </w:r>
           <w:r>
             <w:rPr>
-              <w:rFonts w:eastAsia="宋体" w:hint="default"/>
+              <w:rFonts w:hint="default"/>
+            </w:rPr>
+            <w:t xml:space="preserve">6.4. </w:t>
+          </w:r>
+          <w:r>
+            <w:t>恢复正常运营</w:t>
+          </w:r>
+          <w:r>
+            <w:tab/>
+          </w:r>
+          <w:r>
+            <w:fldChar w:fldCharType="begin"/>
+          </w:r>
+          <w:r>
+            <w:instrText xml:space="preserve"> PAGEREF _Toc2386 \h </w:instrText>
+          </w:r>
+          <w:r>
+            <w:fldChar w:fldCharType="separate"/>
+          </w:r>
+          <w:r>
+            <w:t>5</w:t>
+          </w:r>
+          <w:r>
+            <w:fldChar w:fldCharType="end"/>
+          </w:r>
+          <w:r>
+            <w:rPr>
+              <w:rFonts w:hint="eastAsia" w:ascii="宋体" w:hAnsi="宋体" w:eastAsia="宋体" w:cs="宋体"/>
+              <w:szCs w:val="24"/>
+            </w:rPr>
+            <w:fldChar w:fldCharType="end"/>
+          </w:r>
+        </w:p>
+        <w:p>
+          <w:pPr>
+            <w:pStyle w:val="16"/>
+            <w:tabs>
+              <w:tab w:val="right" w:leader="dot" w:pos="8306"/>
+            </w:tabs>
+          </w:pPr>
+          <w:r>
+            <w:rPr>
+              <w:rFonts w:hint="eastAsia" w:ascii="宋体" w:hAnsi="宋体" w:eastAsia="宋体" w:cs="宋体"/>
+              <w:szCs w:val="24"/>
+            </w:rPr>
+            <w:fldChar w:fldCharType="begin"/>
+          </w:r>
+          <w:r>
+            <w:rPr>
+              <w:rFonts w:hint="eastAsia" w:ascii="宋体" w:hAnsi="宋体" w:eastAsia="宋体" w:cs="宋体"/>
+              <w:szCs w:val="24"/>
+            </w:rPr>
+            <w:instrText xml:space="preserve"> HYPERLINK \l _Toc31879 </w:instrText>
+          </w:r>
+          <w:r>
+            <w:rPr>
+              <w:rFonts w:hint="eastAsia" w:ascii="宋体" w:hAnsi="宋体" w:eastAsia="宋体" w:cs="宋体"/>
+              <w:szCs w:val="24"/>
+            </w:rPr>
+            <w:fldChar w:fldCharType="separate"/>
+          </w:r>
+          <w:r>
+            <w:rPr>
+              <w:rFonts w:hint="default" w:eastAsia="宋体"/>
               <w:lang w:val="en-US" w:eastAsia="zh-CN"/>
             </w:rPr>
-            <w:t xml:space="preserve">6. </w:t>
-          </w:r>
-          <w:r>
-            <w:rPr>
-              <w:rFonts w:eastAsia="宋体" w:hint="eastAsia"/>
+            <w:t xml:space="preserve">7. </w:t>
+          </w:r>
+          <w:r>
+            <w:rPr>
+              <w:rFonts w:hint="eastAsia" w:eastAsia="宋体"/>
               <w:lang w:val="en-US" w:eastAsia="zh-CN"/>
             </w:rPr>
             <w:t>附则</w:t>
@@ -2603,7 +2704,7 @@
             <w:fldChar w:fldCharType="begin"/>
           </w:r>
           <w:r>
-            <w:instrText xml:space="preserve"> PAGEREF _Toc20662 \h </w:instrText>
+            <w:instrText xml:space="preserve"> PAGEREF _Toc31879 \h </w:instrText>
           </w:r>
           <w:r>
             <w:fldChar w:fldCharType="separate"/>
@@ -2616,7 +2717,7 @@
           </w:r>
           <w:r>
             <w:rPr>
-              <w:rFonts w:ascii="宋体" w:eastAsia="宋体" w:hAnsi="宋体" w:cs="宋体" w:hint="eastAsia"/>
+              <w:rFonts w:hint="eastAsia" w:ascii="宋体" w:hAnsi="宋体" w:eastAsia="宋体" w:cs="宋体"/>
               <w:szCs w:val="24"/>
             </w:rPr>
             <w:fldChar w:fldCharType="end"/>
@@ -2632,7 +2733,7 @@
             <w:overflowPunct/>
             <w:bidi w:val="0"/>
             <w:rPr>
-              <w:rFonts w:ascii="宋体" w:eastAsia="宋体" w:hAnsi="宋体" w:cs="宋体" w:hint="eastAsia"/>
+              <w:rFonts w:hint="eastAsia" w:ascii="宋体" w:hAnsi="宋体" w:eastAsia="宋体" w:cs="宋体"/>
               <w:snapToGrid w:val="0"/>
               <w:color w:val="000000"/>
               <w:kern w:val="0"/>
@@ -2643,7 +2744,7 @@
           </w:pPr>
           <w:r>
             <w:rPr>
-              <w:rFonts w:ascii="宋体" w:eastAsia="宋体" w:hAnsi="宋体" w:cs="宋体" w:hint="eastAsia"/>
+              <w:rFonts w:hint="eastAsia" w:ascii="宋体" w:hAnsi="宋体" w:eastAsia="宋体" w:cs="宋体"/>
               <w:szCs w:val="24"/>
             </w:rPr>
             <w:fldChar w:fldCharType="end"/>
@@ -2661,7 +2762,7 @@
         <w:overflowPunct/>
         <w:bidi w:val="0"/>
         <w:rPr>
-          <w:rFonts w:ascii="Arial" w:eastAsia="Arial" w:hAnsi="Arial" w:cs="Arial"/>
+          <w:rFonts w:ascii="Arial" w:hAnsi="Arial" w:eastAsia="Arial" w:cs="Arial"/>
           <w:snapToGrid w:val="0"/>
           <w:color w:val="000000"/>
           <w:kern w:val="0"/>
@@ -2672,7 +2773,7 @@
       </w:pPr>
       <w:r>
         <w:rPr>
-          <w:rFonts w:ascii="Arial" w:eastAsia="Arial" w:hAnsi="Arial" w:cs="Arial"/>
+          <w:rFonts w:ascii="Arial" w:hAnsi="Arial" w:eastAsia="Arial" w:cs="Arial"/>
           <w:snapToGrid w:val="0"/>
           <w:color w:val="000000"/>
           <w:kern w:val="0"/>
@@ -2685,7 +2786,7 @@
     </w:p>
     <w:p>
       <w:pPr>
-        <w:pStyle w:val="1"/>
+        <w:pStyle w:val="28"/>
         <w:keepNext w:val="0"/>
         <w:keepLines w:val="0"/>
         <w:pageBreakBefore w:val="0"/>
@@ -2694,15 +2795,15 @@
         <w:overflowPunct/>
         <w:bidi w:val="0"/>
       </w:pPr>
-      <w:bookmarkStart w:id="3" w:name="_Toc12987"/>
+      <w:bookmarkStart w:id="2" w:name="_Toc1107"/>
       <w:r>
         <w:t>目的</w:t>
       </w:r>
-      <w:bookmarkEnd w:id="3"/>
+      <w:bookmarkEnd w:id="2"/>
     </w:p>
     <w:p>
       <w:pPr>
-        <w:pStyle w:val="a1"/>
+        <w:pStyle w:val="29"/>
         <w:keepNext w:val="0"/>
         <w:keepLines w:val="0"/>
         <w:pageBreakBefore w:val="0"/>
@@ -2717,7 +2818,7 @@
     </w:p>
     <w:p>
       <w:pPr>
-        <w:pStyle w:val="1"/>
+        <w:pStyle w:val="28"/>
         <w:keepNext w:val="0"/>
         <w:keepLines w:val="0"/>
         <w:pageBreakBefore w:val="0"/>
@@ -2730,7 +2831,7 @@
           <w:lang w:val="en-US" w:eastAsia="zh-CN"/>
         </w:rPr>
       </w:pPr>
-      <w:bookmarkStart w:id="4" w:name="_Toc11340"/>
+      <w:bookmarkStart w:id="3" w:name="_Toc24007"/>
       <w:r>
         <w:rPr>
           <w:rFonts w:hint="eastAsia"/>
@@ -2738,11 +2839,11 @@
         </w:rPr>
         <w:t>原则</w:t>
       </w:r>
-      <w:bookmarkEnd w:id="4"/>
+      <w:bookmarkEnd w:id="3"/>
     </w:p>
     <w:p>
       <w:pPr>
-        <w:pStyle w:val="a1"/>
+        <w:pStyle w:val="29"/>
         <w:keepNext w:val="0"/>
         <w:keepLines w:val="0"/>
         <w:pageBreakBefore w:val="0"/>
@@ -2754,7 +2855,7 @@
         <w:wordWrap/>
         <w:overflowPunct/>
         <w:bidi w:val="0"/>
-        <w:ind w:left="425" w:hanging="425" w:leftChars="0" w:firstLineChars="0"/>
+        <w:ind w:left="425" w:leftChars="0" w:hanging="425" w:firstLineChars="0"/>
       </w:pPr>
       <w:r>
         <w:t>客户业务优先</w:t>
@@ -2762,7 +2863,7 @@
     </w:p>
     <w:p>
       <w:pPr>
-        <w:pStyle w:val="a1"/>
+        <w:pStyle w:val="29"/>
         <w:keepNext w:val="0"/>
         <w:keepLines w:val="0"/>
         <w:pageBreakBefore w:val="0"/>
@@ -2777,7 +2878,7 @@
     </w:p>
     <w:p>
       <w:pPr>
-        <w:pStyle w:val="a1"/>
+        <w:pStyle w:val="29"/>
         <w:keepNext w:val="0"/>
         <w:keepLines w:val="0"/>
         <w:pageBreakBefore w:val="0"/>
@@ -2789,7 +2890,7 @@
         <w:wordWrap/>
         <w:overflowPunct/>
         <w:bidi w:val="0"/>
-        <w:ind w:left="425" w:hanging="425" w:leftChars="0" w:firstLineChars="0"/>
+        <w:ind w:left="425" w:leftChars="0" w:hanging="425" w:firstLineChars="0"/>
       </w:pPr>
       <w:r>
         <w:t xml:space="preserve">预案为主，平战结合： </w:t>
@@ -2797,7 +2898,7 @@
     </w:p>
     <w:p>
       <w:pPr>
-        <w:pStyle w:val="a1"/>
+        <w:pStyle w:val="29"/>
         <w:keepNext w:val="0"/>
         <w:keepLines w:val="0"/>
         <w:pageBreakBefore w:val="0"/>
@@ -2812,7 +2913,7 @@
     </w:p>
     <w:p>
       <w:pPr>
-        <w:pStyle w:val="a1"/>
+        <w:pStyle w:val="29"/>
         <w:keepNext w:val="0"/>
         <w:keepLines w:val="0"/>
         <w:pageBreakBefore w:val="0"/>
@@ -2824,7 +2925,7 @@
         <w:wordWrap/>
         <w:overflowPunct/>
         <w:bidi w:val="0"/>
-        <w:ind w:left="425" w:hanging="425" w:leftChars="0" w:firstLineChars="0"/>
+        <w:ind w:left="425" w:leftChars="0" w:hanging="425" w:firstLineChars="0"/>
       </w:pPr>
       <w:r>
         <w:t>持续改进：</w:t>
@@ -2832,7 +2933,7 @@
     </w:p>
     <w:p>
       <w:pPr>
-        <w:pStyle w:val="a1"/>
+        <w:pStyle w:val="29"/>
         <w:keepNext w:val="0"/>
         <w:keepLines w:val="0"/>
         <w:pageBreakBefore w:val="0"/>
@@ -2847,7 +2948,7 @@
     </w:p>
     <w:p>
       <w:pPr>
-        <w:pStyle w:val="1"/>
+        <w:pStyle w:val="28"/>
         <w:keepNext w:val="0"/>
         <w:keepLines w:val="0"/>
         <w:pageBreakBefore w:val="0"/>
@@ -2856,7 +2957,7 @@
         <w:overflowPunct/>
         <w:bidi w:val="0"/>
       </w:pPr>
-      <w:bookmarkStart w:id="5" w:name="_Toc19441"/>
+      <w:bookmarkStart w:id="4" w:name="_Toc23725"/>
       <w:r>
         <w:rPr>
           <w:rFonts w:hint="eastAsia"/>
@@ -2867,11 +2968,11 @@
       <w:r>
         <w:t>范围</w:t>
       </w:r>
-      <w:bookmarkEnd w:id="5"/>
+      <w:bookmarkEnd w:id="4"/>
     </w:p>
     <w:p>
       <w:pPr>
-        <w:pStyle w:val="a1"/>
+        <w:pStyle w:val="29"/>
         <w:keepNext w:val="0"/>
         <w:keepLines w:val="0"/>
         <w:pageBreakBefore w:val="0"/>
@@ -2887,7 +2988,7 @@
         <w:rPr>
           <w:rFonts w:hint="eastAsia"/>
         </w:rPr>
-        <w:t>烟台林海嵎峡田综合体智慧农业大数据平台建设项目</w:t>
+        <w:t>陕西华龙制药有限公司SPS产品支持服务项目</w:t>
       </w:r>
       <w:r>
         <w:t>】运维服务连续性所涉及的关键业务流程、关键信息系统、关键人员及相关配套设施。</w:t>
@@ -2895,7 +2996,7 @@
     </w:p>
     <w:p>
       <w:pPr>
-        <w:pStyle w:val="1"/>
+        <w:pStyle w:val="28"/>
         <w:keepNext w:val="0"/>
         <w:keepLines w:val="0"/>
         <w:pageBreakBefore w:val="0"/>
@@ -2908,7 +3009,7 @@
           <w:lang w:val="en-US" w:eastAsia="zh-CN"/>
         </w:rPr>
       </w:pPr>
-      <w:bookmarkStart w:id="6" w:name="_Toc13604"/>
+      <w:bookmarkStart w:id="5" w:name="_Toc19303"/>
       <w:r>
         <w:rPr>
           <w:rFonts w:hint="eastAsia"/>
@@ -2916,11 +3017,11 @@
         </w:rPr>
         <w:t>岗位职责</w:t>
       </w:r>
-      <w:bookmarkEnd w:id="6"/>
+      <w:bookmarkEnd w:id="5"/>
     </w:p>
     <w:p>
       <w:pPr>
-        <w:pStyle w:val="2"/>
+        <w:pStyle w:val="30"/>
         <w:keepNext w:val="0"/>
         <w:keepLines w:val="0"/>
         <w:pageBreakBefore w:val="0"/>
@@ -2933,7 +3034,7 @@
           <w:lang w:val="en-US" w:eastAsia="zh-CN"/>
         </w:rPr>
       </w:pPr>
-      <w:bookmarkStart w:id="7" w:name="_Toc6546"/>
+      <w:bookmarkStart w:id="6" w:name="_Toc21863"/>
       <w:r>
         <w:rPr>
           <w:rFonts w:hint="eastAsia"/>
@@ -2941,11 +3042,11 @@
         </w:rPr>
         <w:t>应急管理办公室</w:t>
       </w:r>
-      <w:bookmarkEnd w:id="7"/>
+      <w:bookmarkEnd w:id="6"/>
     </w:p>
     <w:p>
       <w:pPr>
-        <w:pStyle w:val="a1"/>
+        <w:pStyle w:val="29"/>
         <w:keepNext w:val="0"/>
         <w:keepLines w:val="0"/>
         <w:pageBreakBefore w:val="0"/>
@@ -2957,7 +3058,7 @@
         <w:wordWrap/>
         <w:overflowPunct/>
         <w:bidi w:val="0"/>
-        <w:ind w:left="425" w:hanging="425" w:leftChars="0" w:firstLineChars="0"/>
+        <w:ind w:left="425" w:leftChars="0" w:hanging="425" w:firstLineChars="0"/>
         <w:rPr>
           <w:color w:val="333333"/>
           <w:spacing w:val="2"/>
@@ -3012,7 +3113,7 @@
     </w:p>
     <w:p>
       <w:pPr>
-        <w:pStyle w:val="a1"/>
+        <w:pStyle w:val="29"/>
         <w:keepNext w:val="0"/>
         <w:keepLines w:val="0"/>
         <w:pageBreakBefore w:val="0"/>
@@ -3024,7 +3125,7 @@
         <w:wordWrap/>
         <w:overflowPunct/>
         <w:bidi w:val="0"/>
-        <w:ind w:left="425" w:hanging="425" w:leftChars="0" w:firstLineChars="0"/>
+        <w:ind w:left="425" w:leftChars="0" w:hanging="425" w:firstLineChars="0"/>
         <w:rPr>
           <w:color w:val="333333"/>
           <w:spacing w:val="1"/>
@@ -3040,7 +3141,7 @@
     </w:p>
     <w:p>
       <w:pPr>
-        <w:pStyle w:val="a1"/>
+        <w:pStyle w:val="29"/>
         <w:keepNext w:val="0"/>
         <w:keepLines w:val="0"/>
         <w:pageBreakBefore w:val="0"/>
@@ -3052,7 +3153,7 @@
         <w:wordWrap/>
         <w:overflowPunct/>
         <w:bidi w:val="0"/>
-        <w:ind w:left="425" w:hanging="425" w:leftChars="0" w:firstLineChars="0"/>
+        <w:ind w:left="425" w:leftChars="0" w:hanging="425" w:firstLineChars="0"/>
         <w:rPr>
           <w:rFonts w:hint="default"/>
           <w:color w:val="333333"/>
@@ -3070,7 +3171,1095 @@
     </w:p>
     <w:p>
       <w:pPr>
-        <w:pStyle w:val="1"/>
+        <w:pStyle w:val="28"/>
+        <w:bidi w:val="0"/>
+        <w:rPr>
+          <w:rFonts w:hint="default"/>
+          <w:lang w:val="en-US" w:eastAsia="zh-CN"/>
+        </w:rPr>
+      </w:pPr>
+      <w:bookmarkStart w:id="7" w:name="_Toc11149"/>
+      <w:r>
+        <w:rPr>
+          <w:rFonts w:hint="eastAsia"/>
+          <w:lang w:val="en-US" w:eastAsia="zh-CN"/>
+        </w:rPr>
+        <w:t>连续性目标</w:t>
+      </w:r>
+      <w:bookmarkEnd w:id="7"/>
+    </w:p>
+    <w:tbl>
+      <w:tblPr>
+        <w:tblW w:w="8522" w:type="dxa"/>
+        <w:jc w:val="center"/>
+        <w:tblBorders>
+          <w:top w:val="none" w:color="auto" w:sz="0" w:space="0"/>
+          <w:left w:val="none" w:color="auto" w:sz="0" w:space="0"/>
+          <w:bottom w:val="none" w:color="auto" w:sz="0" w:space="0"/>
+          <w:right w:val="none" w:color="auto" w:sz="0" w:space="0"/>
+          <w:insideH w:val="none" w:color="auto" w:sz="0" w:space="0"/>
+          <w:insideV w:val="none" w:color="auto" w:sz="0" w:space="0"/>
+        </w:tblBorders>
+        <w:shd w:val="clear" w:color="auto" w:fill="auto"/>
+        <w:tblLayout w:type="autofit"/>
+        <w:tblCellMar>
+          <w:top w:w="15" w:type="dxa"/>
+          <w:left w:w="15" w:type="dxa"/>
+          <w:bottom w:w="15" w:type="dxa"/>
+          <w:right w:w="15" w:type="dxa"/>
+        </w:tblCellMar>
+      </w:tblPr>
+      <w:tblGrid>
+        <w:gridCol w:w="1128"/>
+        <w:gridCol w:w="1749"/>
+        <w:gridCol w:w="2940"/>
+        <w:gridCol w:w="2705"/>
+      </w:tblGrid>
+      <w:tr>
+        <w:tblPrEx>
+          <w:tblBorders>
+            <w:top w:val="none" w:color="auto" w:sz="0" w:space="0"/>
+            <w:left w:val="none" w:color="auto" w:sz="0" w:space="0"/>
+            <w:bottom w:val="none" w:color="auto" w:sz="0" w:space="0"/>
+            <w:right w:val="none" w:color="auto" w:sz="0" w:space="0"/>
+            <w:insideH w:val="none" w:color="auto" w:sz="0" w:space="0"/>
+            <w:insideV w:val="none" w:color="auto" w:sz="0" w:space="0"/>
+          </w:tblBorders>
+          <w:shd w:val="clear" w:color="auto" w:fill="auto"/>
+          <w:tblCellMar>
+            <w:top w:w="15" w:type="dxa"/>
+            <w:left w:w="15" w:type="dxa"/>
+            <w:bottom w:w="15" w:type="dxa"/>
+            <w:right w:w="15" w:type="dxa"/>
+          </w:tblCellMar>
+        </w:tblPrEx>
+        <w:trPr>
+          <w:trHeight w:val="0" w:hRule="atLeast"/>
+          <w:tblHeader/>
+          <w:jc w:val="center"/>
+        </w:trPr>
+        <w:tc>
+          <w:tcPr>
+            <w:tcW w:w="1128" w:type="dxa"/>
+            <w:tcBorders>
+              <w:top w:val="single" w:color="auto" w:sz="12" w:space="0"/>
+              <w:left w:val="single" w:color="auto" w:sz="12" w:space="0"/>
+              <w:bottom w:val="nil"/>
+              <w:right w:val="nil"/>
+            </w:tcBorders>
+            <w:shd w:val="clear" w:color="auto" w:fill="auto"/>
+            <w:noWrap w:val="0"/>
+            <w:tcMar>
+              <w:top w:w="150" w:type="dxa"/>
+              <w:left w:w="-1" w:type="dxa"/>
+              <w:bottom w:w="150" w:type="dxa"/>
+              <w:right w:w="240" w:type="dxa"/>
+            </w:tcMar>
+            <w:vAlign w:val="center"/>
+          </w:tcPr>
+          <w:p>
+            <w:pPr>
+              <w:keepNext w:val="0"/>
+              <w:keepLines w:val="0"/>
+              <w:widowControl/>
+              <w:suppressLineNumbers w:val="0"/>
+              <w:snapToGrid w:val="0"/>
+              <w:spacing w:line="240" w:lineRule="auto"/>
+              <w:ind w:left="0" w:leftChars="0" w:right="0" w:rightChars="0" w:firstLine="0" w:firstLineChars="0"/>
+              <w:jc w:val="center"/>
+              <w:rPr>
+                <w:rFonts w:ascii="Segoe UI" w:hAnsi="Segoe UI" w:eastAsia="Segoe UI" w:cs="Segoe UI"/>
+                <w:b/>
+                <w:i w:val="0"/>
+                <w:iCs w:val="0"/>
+                <w:caps w:val="0"/>
+                <w:color w:val="0F1115"/>
+                <w:spacing w:val="0"/>
+                <w:sz w:val="22"/>
+                <w:szCs w:val="22"/>
+              </w:rPr>
+            </w:pPr>
+            <w:r>
+              <w:rPr>
+                <w:rFonts w:hint="default" w:ascii="Segoe UI" w:hAnsi="Segoe UI" w:eastAsia="Segoe UI" w:cs="Segoe UI"/>
+                <w:b/>
+                <w:i w:val="0"/>
+                <w:iCs w:val="0"/>
+                <w:caps w:val="0"/>
+                <w:snapToGrid w:val="0"/>
+                <w:color w:val="000000"/>
+                <w:spacing w:val="0"/>
+                <w:kern w:val="0"/>
+                <w:sz w:val="22"/>
+                <w:szCs w:val="22"/>
+                <w:bdr w:val="none" w:color="auto" w:sz="0" w:space="0"/>
+                <w:lang w:val="en-US" w:eastAsia="zh-CN" w:bidi="ar"/>
+              </w:rPr>
+              <w:t>优先级</w:t>
+            </w:r>
+          </w:p>
+        </w:tc>
+        <w:tc>
+          <w:tcPr>
+            <w:tcW w:w="1749" w:type="dxa"/>
+            <w:tcBorders>
+              <w:top w:val="single" w:color="auto" w:sz="12" w:space="0"/>
+              <w:left w:val="single" w:color="auto" w:sz="4" w:space="0"/>
+              <w:bottom w:val="nil"/>
+              <w:right w:val="nil"/>
+            </w:tcBorders>
+            <w:shd w:val="clear" w:color="auto" w:fill="auto"/>
+            <w:noWrap w:val="0"/>
+            <w:tcMar>
+              <w:top w:w="150" w:type="dxa"/>
+              <w:left w:w="240" w:type="dxa"/>
+              <w:bottom w:w="150" w:type="dxa"/>
+              <w:right w:w="240" w:type="dxa"/>
+            </w:tcMar>
+            <w:vAlign w:val="center"/>
+          </w:tcPr>
+          <w:p>
+            <w:pPr>
+              <w:keepNext w:val="0"/>
+              <w:keepLines w:val="0"/>
+              <w:widowControl/>
+              <w:suppressLineNumbers w:val="0"/>
+              <w:snapToGrid w:val="0"/>
+              <w:spacing w:line="240" w:lineRule="auto"/>
+              <w:ind w:left="0" w:leftChars="0" w:right="0" w:rightChars="0" w:firstLine="0" w:firstLineChars="0"/>
+              <w:jc w:val="center"/>
+              <w:rPr>
+                <w:rFonts w:hint="default" w:ascii="Segoe UI" w:hAnsi="Segoe UI" w:eastAsia="Segoe UI" w:cs="Segoe UI"/>
+                <w:b/>
+                <w:i w:val="0"/>
+                <w:iCs w:val="0"/>
+                <w:caps w:val="0"/>
+                <w:color w:val="0F1115"/>
+                <w:spacing w:val="0"/>
+                <w:sz w:val="22"/>
+                <w:szCs w:val="22"/>
+              </w:rPr>
+            </w:pPr>
+            <w:r>
+              <w:rPr>
+                <w:rFonts w:hint="default" w:ascii="Segoe UI" w:hAnsi="Segoe UI" w:eastAsia="Segoe UI" w:cs="Segoe UI"/>
+                <w:b/>
+                <w:i w:val="0"/>
+                <w:iCs w:val="0"/>
+                <w:caps w:val="0"/>
+                <w:snapToGrid w:val="0"/>
+                <w:color w:val="000000"/>
+                <w:spacing w:val="0"/>
+                <w:kern w:val="0"/>
+                <w:sz w:val="22"/>
+                <w:szCs w:val="22"/>
+                <w:bdr w:val="none" w:color="auto" w:sz="0" w:space="0"/>
+                <w:lang w:val="en-US" w:eastAsia="zh-CN" w:bidi="ar"/>
+              </w:rPr>
+              <w:t>系统/业务</w:t>
+            </w:r>
+          </w:p>
+        </w:tc>
+        <w:tc>
+          <w:tcPr>
+            <w:tcW w:w="2940" w:type="dxa"/>
+            <w:tcBorders>
+              <w:top w:val="single" w:color="auto" w:sz="12" w:space="0"/>
+              <w:left w:val="single" w:color="auto" w:sz="4" w:space="0"/>
+              <w:bottom w:val="nil"/>
+              <w:right w:val="nil"/>
+            </w:tcBorders>
+            <w:shd w:val="clear" w:color="auto" w:fill="auto"/>
+            <w:noWrap w:val="0"/>
+            <w:tcMar>
+              <w:top w:w="150" w:type="dxa"/>
+              <w:left w:w="240" w:type="dxa"/>
+              <w:bottom w:w="150" w:type="dxa"/>
+              <w:right w:w="240" w:type="dxa"/>
+            </w:tcMar>
+            <w:vAlign w:val="center"/>
+          </w:tcPr>
+          <w:p>
+            <w:pPr>
+              <w:keepNext w:val="0"/>
+              <w:keepLines w:val="0"/>
+              <w:widowControl/>
+              <w:suppressLineNumbers w:val="0"/>
+              <w:snapToGrid w:val="0"/>
+              <w:spacing w:line="240" w:lineRule="auto"/>
+              <w:ind w:left="0" w:leftChars="0" w:right="0" w:rightChars="0" w:firstLine="0" w:firstLineChars="0"/>
+              <w:jc w:val="center"/>
+              <w:rPr>
+                <w:rFonts w:hint="default" w:ascii="Segoe UI" w:hAnsi="Segoe UI" w:eastAsia="Segoe UI" w:cs="Segoe UI"/>
+                <w:b/>
+                <w:i w:val="0"/>
+                <w:iCs w:val="0"/>
+                <w:caps w:val="0"/>
+                <w:color w:val="0F1115"/>
+                <w:spacing w:val="0"/>
+                <w:sz w:val="22"/>
+                <w:szCs w:val="22"/>
+              </w:rPr>
+            </w:pPr>
+            <w:r>
+              <w:rPr>
+                <w:rFonts w:hint="default" w:ascii="Segoe UI" w:hAnsi="Segoe UI" w:eastAsia="Segoe UI" w:cs="Segoe UI"/>
+                <w:b/>
+                <w:i w:val="0"/>
+                <w:iCs w:val="0"/>
+                <w:caps w:val="0"/>
+                <w:snapToGrid w:val="0"/>
+                <w:color w:val="000000"/>
+                <w:spacing w:val="0"/>
+                <w:kern w:val="0"/>
+                <w:sz w:val="22"/>
+                <w:szCs w:val="22"/>
+                <w:bdr w:val="none" w:color="auto" w:sz="0" w:space="0"/>
+                <w:lang w:val="en-US" w:eastAsia="zh-CN" w:bidi="ar"/>
+              </w:rPr>
+              <w:t>RTO（恢复时间目标）</w:t>
+            </w:r>
+          </w:p>
+        </w:tc>
+        <w:tc>
+          <w:tcPr>
+            <w:tcW w:w="2705" w:type="dxa"/>
+            <w:tcBorders>
+              <w:top w:val="single" w:color="auto" w:sz="12" w:space="0"/>
+              <w:left w:val="single" w:color="auto" w:sz="4" w:space="0"/>
+              <w:bottom w:val="nil"/>
+              <w:right w:val="single" w:color="auto" w:sz="12" w:space="0"/>
+            </w:tcBorders>
+            <w:shd w:val="clear" w:color="auto" w:fill="auto"/>
+            <w:noWrap w:val="0"/>
+            <w:tcMar>
+              <w:top w:w="150" w:type="dxa"/>
+              <w:left w:w="240" w:type="dxa"/>
+              <w:bottom w:w="150" w:type="dxa"/>
+              <w:right w:w="240" w:type="dxa"/>
+            </w:tcMar>
+            <w:vAlign w:val="center"/>
+          </w:tcPr>
+          <w:p>
+            <w:pPr>
+              <w:keepNext w:val="0"/>
+              <w:keepLines w:val="0"/>
+              <w:widowControl/>
+              <w:suppressLineNumbers w:val="0"/>
+              <w:snapToGrid w:val="0"/>
+              <w:spacing w:line="240" w:lineRule="auto"/>
+              <w:ind w:left="0" w:leftChars="0" w:right="0" w:rightChars="0" w:firstLine="0" w:firstLineChars="0"/>
+              <w:jc w:val="center"/>
+              <w:rPr>
+                <w:rFonts w:hint="default" w:ascii="Segoe UI" w:hAnsi="Segoe UI" w:eastAsia="Segoe UI" w:cs="Segoe UI"/>
+                <w:b/>
+                <w:i w:val="0"/>
+                <w:iCs w:val="0"/>
+                <w:caps w:val="0"/>
+                <w:color w:val="0F1115"/>
+                <w:spacing w:val="0"/>
+                <w:sz w:val="22"/>
+                <w:szCs w:val="22"/>
+              </w:rPr>
+            </w:pPr>
+            <w:r>
+              <w:rPr>
+                <w:rFonts w:hint="default" w:ascii="Segoe UI" w:hAnsi="Segoe UI" w:eastAsia="Segoe UI" w:cs="Segoe UI"/>
+                <w:b/>
+                <w:i w:val="0"/>
+                <w:iCs w:val="0"/>
+                <w:caps w:val="0"/>
+                <w:snapToGrid w:val="0"/>
+                <w:color w:val="000000"/>
+                <w:spacing w:val="0"/>
+                <w:kern w:val="0"/>
+                <w:sz w:val="22"/>
+                <w:szCs w:val="22"/>
+                <w:bdr w:val="none" w:color="auto" w:sz="0" w:space="0"/>
+                <w:lang w:val="en-US" w:eastAsia="zh-CN" w:bidi="ar"/>
+              </w:rPr>
+              <w:t>RPO（恢复点目标）</w:t>
+            </w:r>
+          </w:p>
+        </w:tc>
+      </w:tr>
+      <w:tr>
+        <w:tblPrEx>
+          <w:tblBorders>
+            <w:top w:val="none" w:color="auto" w:sz="0" w:space="0"/>
+            <w:left w:val="none" w:color="auto" w:sz="0" w:space="0"/>
+            <w:bottom w:val="none" w:color="auto" w:sz="0" w:space="0"/>
+            <w:right w:val="none" w:color="auto" w:sz="0" w:space="0"/>
+            <w:insideH w:val="none" w:color="auto" w:sz="0" w:space="0"/>
+            <w:insideV w:val="none" w:color="auto" w:sz="0" w:space="0"/>
+          </w:tblBorders>
+          <w:shd w:val="clear" w:color="auto" w:fill="auto"/>
+          <w:tblCellMar>
+            <w:top w:w="15" w:type="dxa"/>
+            <w:left w:w="15" w:type="dxa"/>
+            <w:bottom w:w="15" w:type="dxa"/>
+            <w:right w:w="15" w:type="dxa"/>
+          </w:tblCellMar>
+        </w:tblPrEx>
+        <w:trPr>
+          <w:trHeight w:val="0" w:hRule="atLeast"/>
+          <w:jc w:val="center"/>
+        </w:trPr>
+        <w:tc>
+          <w:tcPr>
+            <w:tcW w:w="1128" w:type="dxa"/>
+            <w:tcBorders>
+              <w:top w:val="single" w:color="auto" w:sz="4" w:space="0"/>
+              <w:left w:val="single" w:color="auto" w:sz="12" w:space="0"/>
+              <w:bottom w:val="nil"/>
+              <w:right w:val="nil"/>
+            </w:tcBorders>
+            <w:shd w:val="clear" w:color="auto" w:fill="auto"/>
+            <w:noWrap w:val="0"/>
+            <w:tcMar>
+              <w:top w:w="150" w:type="dxa"/>
+              <w:left w:w="-1" w:type="dxa"/>
+              <w:bottom w:w="150" w:type="dxa"/>
+              <w:right w:w="240" w:type="dxa"/>
+            </w:tcMar>
+            <w:vAlign w:val="center"/>
+          </w:tcPr>
+          <w:p>
+            <w:pPr>
+              <w:keepNext w:val="0"/>
+              <w:keepLines w:val="0"/>
+              <w:widowControl/>
+              <w:suppressLineNumbers w:val="0"/>
+              <w:snapToGrid w:val="0"/>
+              <w:spacing w:line="240" w:lineRule="auto"/>
+              <w:ind w:left="0" w:leftChars="0" w:right="0" w:rightChars="0" w:firstLine="0" w:firstLineChars="0"/>
+              <w:jc w:val="center"/>
+              <w:rPr>
+                <w:rFonts w:hint="eastAsia" w:ascii="Segoe UI" w:hAnsi="Segoe UI" w:eastAsia="宋体" w:cs="Segoe UI"/>
+                <w:i w:val="0"/>
+                <w:iCs w:val="0"/>
+                <w:caps w:val="0"/>
+                <w:color w:val="0F1115"/>
+                <w:spacing w:val="0"/>
+                <w:sz w:val="22"/>
+                <w:szCs w:val="22"/>
+                <w:lang w:val="en-US" w:eastAsia="zh-CN"/>
+              </w:rPr>
+            </w:pPr>
+            <w:r>
+              <w:rPr>
+                <w:rFonts w:hint="eastAsia" w:ascii="Segoe UI" w:hAnsi="Segoe UI" w:eastAsia="宋体" w:cs="Segoe UI"/>
+                <w:i w:val="0"/>
+                <w:iCs w:val="0"/>
+                <w:caps w:val="0"/>
+                <w:color w:val="0F1115"/>
+                <w:spacing w:val="0"/>
+                <w:sz w:val="22"/>
+                <w:szCs w:val="22"/>
+                <w:lang w:val="en-US" w:eastAsia="zh-CN"/>
+              </w:rPr>
+              <w:t>高</w:t>
+            </w:r>
+          </w:p>
+        </w:tc>
+        <w:tc>
+          <w:tcPr>
+            <w:tcW w:w="1749" w:type="dxa"/>
+            <w:tcBorders>
+              <w:top w:val="single" w:color="auto" w:sz="4" w:space="0"/>
+              <w:left w:val="single" w:color="auto" w:sz="4" w:space="0"/>
+              <w:bottom w:val="nil"/>
+              <w:right w:val="nil"/>
+            </w:tcBorders>
+            <w:shd w:val="clear" w:color="auto" w:fill="auto"/>
+            <w:noWrap w:val="0"/>
+            <w:tcMar>
+              <w:top w:w="150" w:type="dxa"/>
+              <w:left w:w="240" w:type="dxa"/>
+              <w:bottom w:w="150" w:type="dxa"/>
+              <w:right w:w="240" w:type="dxa"/>
+            </w:tcMar>
+            <w:vAlign w:val="center"/>
+          </w:tcPr>
+          <w:p>
+            <w:pPr>
+              <w:keepNext w:val="0"/>
+              <w:keepLines w:val="0"/>
+              <w:widowControl/>
+              <w:suppressLineNumbers w:val="0"/>
+              <w:snapToGrid w:val="0"/>
+              <w:spacing w:line="240" w:lineRule="auto"/>
+              <w:ind w:left="0" w:leftChars="0" w:right="0" w:rightChars="0" w:firstLine="0" w:firstLineChars="0"/>
+              <w:jc w:val="center"/>
+              <w:rPr>
+                <w:rFonts w:hint="default" w:ascii="Segoe UI" w:hAnsi="Segoe UI" w:eastAsia="Segoe UI" w:cs="Segoe UI"/>
+                <w:i w:val="0"/>
+                <w:iCs w:val="0"/>
+                <w:caps w:val="0"/>
+                <w:color w:val="0F1115"/>
+                <w:spacing w:val="0"/>
+                <w:sz w:val="22"/>
+                <w:szCs w:val="22"/>
+              </w:rPr>
+            </w:pPr>
+            <w:r>
+              <w:rPr>
+                <w:rFonts w:hint="default" w:ascii="Segoe UI" w:hAnsi="Segoe UI" w:eastAsia="Segoe UI" w:cs="Segoe UI"/>
+                <w:i w:val="0"/>
+                <w:iCs w:val="0"/>
+                <w:caps w:val="0"/>
+                <w:snapToGrid w:val="0"/>
+                <w:color w:val="000000"/>
+                <w:spacing w:val="0"/>
+                <w:kern w:val="0"/>
+                <w:sz w:val="22"/>
+                <w:szCs w:val="22"/>
+                <w:bdr w:val="none" w:color="auto" w:sz="0" w:space="0"/>
+                <w:lang w:val="en-US" w:eastAsia="zh-CN" w:bidi="ar"/>
+              </w:rPr>
+              <w:t>核心数据库</w:t>
+            </w:r>
+          </w:p>
+        </w:tc>
+        <w:tc>
+          <w:tcPr>
+            <w:tcW w:w="2940" w:type="dxa"/>
+            <w:tcBorders>
+              <w:top w:val="single" w:color="auto" w:sz="4" w:space="0"/>
+              <w:left w:val="single" w:color="auto" w:sz="4" w:space="0"/>
+              <w:bottom w:val="nil"/>
+              <w:right w:val="nil"/>
+            </w:tcBorders>
+            <w:shd w:val="clear" w:color="auto" w:fill="auto"/>
+            <w:noWrap w:val="0"/>
+            <w:tcMar>
+              <w:top w:w="150" w:type="dxa"/>
+              <w:left w:w="240" w:type="dxa"/>
+              <w:bottom w:w="150" w:type="dxa"/>
+              <w:right w:w="240" w:type="dxa"/>
+            </w:tcMar>
+            <w:vAlign w:val="center"/>
+          </w:tcPr>
+          <w:p>
+            <w:pPr>
+              <w:keepNext w:val="0"/>
+              <w:keepLines w:val="0"/>
+              <w:widowControl/>
+              <w:suppressLineNumbers w:val="0"/>
+              <w:snapToGrid w:val="0"/>
+              <w:spacing w:line="240" w:lineRule="auto"/>
+              <w:ind w:left="0" w:leftChars="0" w:right="0" w:rightChars="0" w:firstLine="0" w:firstLineChars="0"/>
+              <w:jc w:val="center"/>
+              <w:rPr>
+                <w:rFonts w:hint="default" w:ascii="Segoe UI" w:hAnsi="Segoe UI" w:eastAsia="Segoe UI" w:cs="Segoe UI"/>
+                <w:i w:val="0"/>
+                <w:iCs w:val="0"/>
+                <w:caps w:val="0"/>
+                <w:color w:val="0F1115"/>
+                <w:spacing w:val="0"/>
+                <w:sz w:val="22"/>
+                <w:szCs w:val="22"/>
+              </w:rPr>
+            </w:pPr>
+            <w:r>
+              <w:rPr>
+                <w:rFonts w:hint="default" w:ascii="Segoe UI" w:hAnsi="Segoe UI" w:eastAsia="Segoe UI" w:cs="Segoe UI"/>
+                <w:i w:val="0"/>
+                <w:iCs w:val="0"/>
+                <w:caps w:val="0"/>
+                <w:snapToGrid w:val="0"/>
+                <w:color w:val="000000"/>
+                <w:spacing w:val="0"/>
+                <w:kern w:val="0"/>
+                <w:sz w:val="22"/>
+                <w:szCs w:val="22"/>
+                <w:bdr w:val="none" w:color="auto" w:sz="0" w:space="0"/>
+                <w:lang w:val="en-US" w:eastAsia="zh-CN" w:bidi="ar"/>
+              </w:rPr>
+              <w:t>2小时以内</w:t>
+            </w:r>
+          </w:p>
+        </w:tc>
+        <w:tc>
+          <w:tcPr>
+            <w:tcW w:w="2705" w:type="dxa"/>
+            <w:tcBorders>
+              <w:top w:val="single" w:color="auto" w:sz="4" w:space="0"/>
+              <w:left w:val="single" w:color="auto" w:sz="4" w:space="0"/>
+              <w:bottom w:val="nil"/>
+              <w:right w:val="single" w:color="auto" w:sz="12" w:space="0"/>
+            </w:tcBorders>
+            <w:shd w:val="clear" w:color="auto" w:fill="auto"/>
+            <w:noWrap w:val="0"/>
+            <w:tcMar>
+              <w:top w:w="150" w:type="dxa"/>
+              <w:left w:w="240" w:type="dxa"/>
+              <w:bottom w:w="150" w:type="dxa"/>
+              <w:right w:w="-1" w:type="dxa"/>
+            </w:tcMar>
+            <w:vAlign w:val="center"/>
+          </w:tcPr>
+          <w:p>
+            <w:pPr>
+              <w:keepNext w:val="0"/>
+              <w:keepLines w:val="0"/>
+              <w:widowControl/>
+              <w:suppressLineNumbers w:val="0"/>
+              <w:snapToGrid w:val="0"/>
+              <w:spacing w:line="240" w:lineRule="auto"/>
+              <w:ind w:left="0" w:leftChars="0" w:right="0" w:rightChars="0" w:firstLine="0" w:firstLineChars="0"/>
+              <w:jc w:val="center"/>
+              <w:rPr>
+                <w:rFonts w:hint="default" w:ascii="Segoe UI" w:hAnsi="Segoe UI" w:eastAsia="Segoe UI" w:cs="Segoe UI"/>
+                <w:i w:val="0"/>
+                <w:iCs w:val="0"/>
+                <w:caps w:val="0"/>
+                <w:color w:val="0F1115"/>
+                <w:spacing w:val="0"/>
+                <w:sz w:val="22"/>
+                <w:szCs w:val="22"/>
+              </w:rPr>
+            </w:pPr>
+            <w:r>
+              <w:rPr>
+                <w:rFonts w:hint="default" w:ascii="Segoe UI" w:hAnsi="Segoe UI" w:eastAsia="Segoe UI" w:cs="Segoe UI"/>
+                <w:i w:val="0"/>
+                <w:iCs w:val="0"/>
+                <w:caps w:val="0"/>
+                <w:snapToGrid w:val="0"/>
+                <w:color w:val="000000"/>
+                <w:spacing w:val="0"/>
+                <w:kern w:val="0"/>
+                <w:sz w:val="22"/>
+                <w:szCs w:val="22"/>
+                <w:bdr w:val="none" w:color="auto" w:sz="0" w:space="0"/>
+                <w:lang w:val="en-US" w:eastAsia="zh-CN" w:bidi="ar"/>
+              </w:rPr>
+              <w:t>15分钟以内</w:t>
+            </w:r>
+          </w:p>
+        </w:tc>
+      </w:tr>
+      <w:tr>
+        <w:tblPrEx>
+          <w:tblBorders>
+            <w:top w:val="none" w:color="auto" w:sz="0" w:space="0"/>
+            <w:left w:val="none" w:color="auto" w:sz="0" w:space="0"/>
+            <w:bottom w:val="none" w:color="auto" w:sz="0" w:space="0"/>
+            <w:right w:val="none" w:color="auto" w:sz="0" w:space="0"/>
+            <w:insideH w:val="none" w:color="auto" w:sz="0" w:space="0"/>
+            <w:insideV w:val="none" w:color="auto" w:sz="0" w:space="0"/>
+          </w:tblBorders>
+          <w:tblCellMar>
+            <w:top w:w="15" w:type="dxa"/>
+            <w:left w:w="15" w:type="dxa"/>
+            <w:bottom w:w="15" w:type="dxa"/>
+            <w:right w:w="15" w:type="dxa"/>
+          </w:tblCellMar>
+        </w:tblPrEx>
+        <w:trPr>
+          <w:trHeight w:val="0" w:hRule="atLeast"/>
+          <w:jc w:val="center"/>
+        </w:trPr>
+        <w:tc>
+          <w:tcPr>
+            <w:tcW w:w="1128" w:type="dxa"/>
+            <w:tcBorders>
+              <w:top w:val="single" w:color="auto" w:sz="4" w:space="0"/>
+              <w:left w:val="single" w:color="auto" w:sz="12" w:space="0"/>
+              <w:bottom w:val="nil"/>
+              <w:right w:val="nil"/>
+            </w:tcBorders>
+            <w:shd w:val="clear" w:color="auto" w:fill="auto"/>
+            <w:noWrap w:val="0"/>
+            <w:tcMar>
+              <w:top w:w="150" w:type="dxa"/>
+              <w:left w:w="-1" w:type="dxa"/>
+              <w:bottom w:w="150" w:type="dxa"/>
+              <w:right w:w="240" w:type="dxa"/>
+            </w:tcMar>
+            <w:vAlign w:val="center"/>
+          </w:tcPr>
+          <w:p>
+            <w:pPr>
+              <w:keepNext w:val="0"/>
+              <w:keepLines w:val="0"/>
+              <w:widowControl/>
+              <w:suppressLineNumbers w:val="0"/>
+              <w:snapToGrid w:val="0"/>
+              <w:spacing w:line="240" w:lineRule="auto"/>
+              <w:ind w:left="0" w:leftChars="0" w:right="0" w:rightChars="0" w:firstLine="0" w:firstLineChars="0"/>
+              <w:jc w:val="center"/>
+              <w:rPr>
+                <w:rFonts w:hint="eastAsia" w:ascii="Segoe UI" w:hAnsi="Segoe UI" w:eastAsia="宋体" w:cs="Segoe UI"/>
+                <w:i w:val="0"/>
+                <w:iCs w:val="0"/>
+                <w:caps w:val="0"/>
+                <w:color w:val="0F1115"/>
+                <w:spacing w:val="0"/>
+                <w:sz w:val="22"/>
+                <w:szCs w:val="22"/>
+                <w:lang w:val="en-US" w:eastAsia="zh-CN"/>
+              </w:rPr>
+            </w:pPr>
+            <w:r>
+              <w:rPr>
+                <w:rFonts w:hint="eastAsia" w:ascii="Segoe UI" w:hAnsi="Segoe UI" w:eastAsia="宋体" w:cs="Segoe UI"/>
+                <w:i w:val="0"/>
+                <w:iCs w:val="0"/>
+                <w:caps w:val="0"/>
+                <w:color w:val="0F1115"/>
+                <w:spacing w:val="0"/>
+                <w:sz w:val="22"/>
+                <w:szCs w:val="22"/>
+                <w:lang w:val="en-US" w:eastAsia="zh-CN"/>
+              </w:rPr>
+              <w:t>中</w:t>
+            </w:r>
+          </w:p>
+        </w:tc>
+        <w:tc>
+          <w:tcPr>
+            <w:tcW w:w="1749" w:type="dxa"/>
+            <w:tcBorders>
+              <w:top w:val="single" w:color="auto" w:sz="4" w:space="0"/>
+              <w:left w:val="single" w:color="auto" w:sz="4" w:space="0"/>
+              <w:bottom w:val="nil"/>
+              <w:right w:val="nil"/>
+            </w:tcBorders>
+            <w:shd w:val="clear" w:color="auto" w:fill="auto"/>
+            <w:noWrap w:val="0"/>
+            <w:tcMar>
+              <w:top w:w="150" w:type="dxa"/>
+              <w:left w:w="240" w:type="dxa"/>
+              <w:bottom w:w="150" w:type="dxa"/>
+              <w:right w:w="240" w:type="dxa"/>
+            </w:tcMar>
+            <w:vAlign w:val="center"/>
+          </w:tcPr>
+          <w:p>
+            <w:pPr>
+              <w:keepNext w:val="0"/>
+              <w:keepLines w:val="0"/>
+              <w:widowControl/>
+              <w:suppressLineNumbers w:val="0"/>
+              <w:snapToGrid w:val="0"/>
+              <w:spacing w:line="240" w:lineRule="auto"/>
+              <w:ind w:left="0" w:leftChars="0" w:right="0" w:rightChars="0" w:firstLine="0" w:firstLineChars="0"/>
+              <w:jc w:val="center"/>
+              <w:rPr>
+                <w:rFonts w:hint="default" w:ascii="Segoe UI" w:hAnsi="Segoe UI" w:eastAsia="Segoe UI" w:cs="Segoe UI"/>
+                <w:i w:val="0"/>
+                <w:iCs w:val="0"/>
+                <w:caps w:val="0"/>
+                <w:color w:val="0F1115"/>
+                <w:spacing w:val="0"/>
+                <w:sz w:val="22"/>
+                <w:szCs w:val="22"/>
+              </w:rPr>
+            </w:pPr>
+            <w:r>
+              <w:rPr>
+                <w:rFonts w:hint="default" w:ascii="Segoe UI" w:hAnsi="Segoe UI" w:eastAsia="Segoe UI" w:cs="Segoe UI"/>
+                <w:i w:val="0"/>
+                <w:iCs w:val="0"/>
+                <w:caps w:val="0"/>
+                <w:snapToGrid w:val="0"/>
+                <w:color w:val="000000"/>
+                <w:spacing w:val="0"/>
+                <w:kern w:val="0"/>
+                <w:sz w:val="22"/>
+                <w:szCs w:val="22"/>
+                <w:bdr w:val="none" w:color="auto" w:sz="0" w:space="0"/>
+                <w:lang w:val="en-US" w:eastAsia="zh-CN" w:bidi="ar"/>
+              </w:rPr>
+              <w:t>应用服务</w:t>
+            </w:r>
+          </w:p>
+        </w:tc>
+        <w:tc>
+          <w:tcPr>
+            <w:tcW w:w="2940" w:type="dxa"/>
+            <w:tcBorders>
+              <w:top w:val="single" w:color="auto" w:sz="4" w:space="0"/>
+              <w:left w:val="single" w:color="auto" w:sz="4" w:space="0"/>
+              <w:bottom w:val="nil"/>
+              <w:right w:val="nil"/>
+            </w:tcBorders>
+            <w:shd w:val="clear" w:color="auto" w:fill="auto"/>
+            <w:noWrap w:val="0"/>
+            <w:tcMar>
+              <w:top w:w="150" w:type="dxa"/>
+              <w:left w:w="240" w:type="dxa"/>
+              <w:bottom w:w="150" w:type="dxa"/>
+              <w:right w:w="240" w:type="dxa"/>
+            </w:tcMar>
+            <w:vAlign w:val="center"/>
+          </w:tcPr>
+          <w:p>
+            <w:pPr>
+              <w:keepNext w:val="0"/>
+              <w:keepLines w:val="0"/>
+              <w:widowControl/>
+              <w:suppressLineNumbers w:val="0"/>
+              <w:snapToGrid w:val="0"/>
+              <w:spacing w:line="240" w:lineRule="auto"/>
+              <w:ind w:left="0" w:leftChars="0" w:right="0" w:rightChars="0" w:firstLine="0" w:firstLineChars="0"/>
+              <w:jc w:val="center"/>
+              <w:rPr>
+                <w:rFonts w:hint="default" w:ascii="Segoe UI" w:hAnsi="Segoe UI" w:eastAsia="Segoe UI" w:cs="Segoe UI"/>
+                <w:i w:val="0"/>
+                <w:iCs w:val="0"/>
+                <w:caps w:val="0"/>
+                <w:color w:val="0F1115"/>
+                <w:spacing w:val="0"/>
+                <w:sz w:val="22"/>
+                <w:szCs w:val="22"/>
+              </w:rPr>
+            </w:pPr>
+            <w:r>
+              <w:rPr>
+                <w:rFonts w:hint="default" w:ascii="Segoe UI" w:hAnsi="Segoe UI" w:eastAsia="Segoe UI" w:cs="Segoe UI"/>
+                <w:i w:val="0"/>
+                <w:iCs w:val="0"/>
+                <w:caps w:val="0"/>
+                <w:snapToGrid w:val="0"/>
+                <w:color w:val="000000"/>
+                <w:spacing w:val="0"/>
+                <w:kern w:val="0"/>
+                <w:sz w:val="22"/>
+                <w:szCs w:val="22"/>
+                <w:bdr w:val="none" w:color="auto" w:sz="0" w:space="0"/>
+                <w:lang w:val="en-US" w:eastAsia="zh-CN" w:bidi="ar"/>
+              </w:rPr>
+              <w:t>4小时以内</w:t>
+            </w:r>
+          </w:p>
+        </w:tc>
+        <w:tc>
+          <w:tcPr>
+            <w:tcW w:w="2705" w:type="dxa"/>
+            <w:tcBorders>
+              <w:top w:val="single" w:color="auto" w:sz="4" w:space="0"/>
+              <w:left w:val="single" w:color="auto" w:sz="4" w:space="0"/>
+              <w:bottom w:val="nil"/>
+              <w:right w:val="single" w:color="auto" w:sz="12" w:space="0"/>
+            </w:tcBorders>
+            <w:shd w:val="clear" w:color="auto" w:fill="auto"/>
+            <w:noWrap w:val="0"/>
+            <w:tcMar>
+              <w:top w:w="150" w:type="dxa"/>
+              <w:left w:w="240" w:type="dxa"/>
+              <w:bottom w:w="150" w:type="dxa"/>
+              <w:right w:w="-1" w:type="dxa"/>
+            </w:tcMar>
+            <w:vAlign w:val="center"/>
+          </w:tcPr>
+          <w:p>
+            <w:pPr>
+              <w:keepNext w:val="0"/>
+              <w:keepLines w:val="0"/>
+              <w:widowControl/>
+              <w:suppressLineNumbers w:val="0"/>
+              <w:snapToGrid w:val="0"/>
+              <w:spacing w:line="240" w:lineRule="auto"/>
+              <w:ind w:left="0" w:leftChars="0" w:right="0" w:rightChars="0" w:firstLine="0" w:firstLineChars="0"/>
+              <w:jc w:val="center"/>
+              <w:rPr>
+                <w:rFonts w:hint="default" w:ascii="Segoe UI" w:hAnsi="Segoe UI" w:eastAsia="Segoe UI" w:cs="Segoe UI"/>
+                <w:i w:val="0"/>
+                <w:iCs w:val="0"/>
+                <w:caps w:val="0"/>
+                <w:color w:val="0F1115"/>
+                <w:spacing w:val="0"/>
+                <w:sz w:val="22"/>
+                <w:szCs w:val="22"/>
+              </w:rPr>
+            </w:pPr>
+            <w:r>
+              <w:rPr>
+                <w:rFonts w:hint="default" w:ascii="Segoe UI" w:hAnsi="Segoe UI" w:eastAsia="Segoe UI" w:cs="Segoe UI"/>
+                <w:i w:val="0"/>
+                <w:iCs w:val="0"/>
+                <w:caps w:val="0"/>
+                <w:snapToGrid w:val="0"/>
+                <w:color w:val="000000"/>
+                <w:spacing w:val="0"/>
+                <w:kern w:val="0"/>
+                <w:sz w:val="22"/>
+                <w:szCs w:val="22"/>
+                <w:bdr w:val="none" w:color="auto" w:sz="0" w:space="0"/>
+                <w:lang w:val="en-US" w:eastAsia="zh-CN" w:bidi="ar"/>
+              </w:rPr>
+              <w:t>30分钟以内</w:t>
+            </w:r>
+          </w:p>
+        </w:tc>
+      </w:tr>
+      <w:tr>
+        <w:tblPrEx>
+          <w:tblBorders>
+            <w:top w:val="none" w:color="auto" w:sz="0" w:space="0"/>
+            <w:left w:val="none" w:color="auto" w:sz="0" w:space="0"/>
+            <w:bottom w:val="none" w:color="auto" w:sz="0" w:space="0"/>
+            <w:right w:val="none" w:color="auto" w:sz="0" w:space="0"/>
+            <w:insideH w:val="none" w:color="auto" w:sz="0" w:space="0"/>
+            <w:insideV w:val="none" w:color="auto" w:sz="0" w:space="0"/>
+          </w:tblBorders>
+          <w:shd w:val="clear" w:color="auto" w:fill="auto"/>
+          <w:tblCellMar>
+            <w:top w:w="15" w:type="dxa"/>
+            <w:left w:w="15" w:type="dxa"/>
+            <w:bottom w:w="15" w:type="dxa"/>
+            <w:right w:w="15" w:type="dxa"/>
+          </w:tblCellMar>
+        </w:tblPrEx>
+        <w:trPr>
+          <w:trHeight w:val="0" w:hRule="atLeast"/>
+          <w:jc w:val="center"/>
+        </w:trPr>
+        <w:tc>
+          <w:tcPr>
+            <w:tcW w:w="1128" w:type="dxa"/>
+            <w:tcBorders>
+              <w:top w:val="single" w:color="auto" w:sz="4" w:space="0"/>
+              <w:left w:val="single" w:color="auto" w:sz="12" w:space="0"/>
+              <w:bottom w:val="single" w:color="auto" w:sz="12" w:space="0"/>
+              <w:right w:val="nil"/>
+            </w:tcBorders>
+            <w:shd w:val="clear" w:color="auto" w:fill="auto"/>
+            <w:noWrap w:val="0"/>
+            <w:tcMar>
+              <w:top w:w="150" w:type="dxa"/>
+              <w:left w:w="-1" w:type="dxa"/>
+              <w:bottom w:w="150" w:type="dxa"/>
+              <w:right w:w="240" w:type="dxa"/>
+            </w:tcMar>
+            <w:vAlign w:val="center"/>
+          </w:tcPr>
+          <w:p>
+            <w:pPr>
+              <w:keepNext w:val="0"/>
+              <w:keepLines w:val="0"/>
+              <w:widowControl/>
+              <w:suppressLineNumbers w:val="0"/>
+              <w:snapToGrid w:val="0"/>
+              <w:spacing w:line="240" w:lineRule="auto"/>
+              <w:ind w:left="0" w:leftChars="0" w:right="0" w:rightChars="0" w:firstLine="0" w:firstLineChars="0"/>
+              <w:jc w:val="center"/>
+              <w:rPr>
+                <w:rFonts w:hint="default" w:ascii="Segoe UI" w:hAnsi="Segoe UI" w:eastAsia="Segoe UI" w:cs="Segoe UI"/>
+                <w:i w:val="0"/>
+                <w:iCs w:val="0"/>
+                <w:caps w:val="0"/>
+                <w:color w:val="0F1115"/>
+                <w:spacing w:val="0"/>
+                <w:sz w:val="22"/>
+                <w:szCs w:val="22"/>
+                <w:lang w:val="en-US"/>
+              </w:rPr>
+            </w:pPr>
+            <w:r>
+              <w:rPr>
+                <w:rFonts w:hint="eastAsia" w:ascii="Segoe UI" w:hAnsi="Segoe UI" w:eastAsia="Segoe UI" w:cs="Segoe UI"/>
+                <w:i w:val="0"/>
+                <w:iCs w:val="0"/>
+                <w:caps w:val="0"/>
+                <w:snapToGrid w:val="0"/>
+                <w:color w:val="000000"/>
+                <w:spacing w:val="0"/>
+                <w:kern w:val="0"/>
+                <w:sz w:val="22"/>
+                <w:szCs w:val="22"/>
+                <w:bdr w:val="none" w:color="auto" w:sz="0" w:space="0"/>
+                <w:lang w:val="en-US" w:eastAsia="zh-CN" w:bidi="ar"/>
+              </w:rPr>
+              <w:t>=低</w:t>
+            </w:r>
+          </w:p>
+        </w:tc>
+        <w:tc>
+          <w:tcPr>
+            <w:tcW w:w="1749" w:type="dxa"/>
+            <w:tcBorders>
+              <w:top w:val="single" w:color="auto" w:sz="4" w:space="0"/>
+              <w:left w:val="single" w:color="auto" w:sz="4" w:space="0"/>
+              <w:bottom w:val="single" w:color="auto" w:sz="12" w:space="0"/>
+              <w:right w:val="nil"/>
+            </w:tcBorders>
+            <w:shd w:val="clear" w:color="auto" w:fill="auto"/>
+            <w:noWrap w:val="0"/>
+            <w:tcMar>
+              <w:top w:w="150" w:type="dxa"/>
+              <w:left w:w="240" w:type="dxa"/>
+              <w:bottom w:w="150" w:type="dxa"/>
+              <w:right w:w="240" w:type="dxa"/>
+            </w:tcMar>
+            <w:vAlign w:val="center"/>
+          </w:tcPr>
+          <w:p>
+            <w:pPr>
+              <w:keepNext w:val="0"/>
+              <w:keepLines w:val="0"/>
+              <w:widowControl/>
+              <w:suppressLineNumbers w:val="0"/>
+              <w:snapToGrid w:val="0"/>
+              <w:spacing w:line="240" w:lineRule="auto"/>
+              <w:ind w:left="0" w:leftChars="0" w:right="0" w:rightChars="0" w:firstLine="0" w:firstLineChars="0"/>
+              <w:jc w:val="center"/>
+              <w:rPr>
+                <w:rFonts w:hint="default" w:ascii="Segoe UI" w:hAnsi="Segoe UI" w:eastAsia="Segoe UI" w:cs="Segoe UI"/>
+                <w:i w:val="0"/>
+                <w:iCs w:val="0"/>
+                <w:caps w:val="0"/>
+                <w:color w:val="0F1115"/>
+                <w:spacing w:val="0"/>
+                <w:sz w:val="22"/>
+                <w:szCs w:val="22"/>
+              </w:rPr>
+            </w:pPr>
+            <w:r>
+              <w:rPr>
+                <w:rFonts w:hint="default" w:ascii="Segoe UI" w:hAnsi="Segoe UI" w:eastAsia="Segoe UI" w:cs="Segoe UI"/>
+                <w:i w:val="0"/>
+                <w:iCs w:val="0"/>
+                <w:caps w:val="0"/>
+                <w:snapToGrid w:val="0"/>
+                <w:color w:val="000000"/>
+                <w:spacing w:val="0"/>
+                <w:kern w:val="0"/>
+                <w:sz w:val="22"/>
+                <w:szCs w:val="22"/>
+                <w:bdr w:val="none" w:color="auto" w:sz="0" w:space="0"/>
+                <w:lang w:val="en-US" w:eastAsia="zh-CN" w:bidi="ar"/>
+              </w:rPr>
+              <w:t>次要系统</w:t>
+            </w:r>
+          </w:p>
+        </w:tc>
+        <w:tc>
+          <w:tcPr>
+            <w:tcW w:w="2940" w:type="dxa"/>
+            <w:tcBorders>
+              <w:top w:val="single" w:color="auto" w:sz="4" w:space="0"/>
+              <w:left w:val="single" w:color="auto" w:sz="4" w:space="0"/>
+              <w:bottom w:val="single" w:color="auto" w:sz="12" w:space="0"/>
+              <w:right w:val="nil"/>
+            </w:tcBorders>
+            <w:shd w:val="clear" w:color="auto" w:fill="auto"/>
+            <w:noWrap w:val="0"/>
+            <w:tcMar>
+              <w:top w:w="150" w:type="dxa"/>
+              <w:left w:w="240" w:type="dxa"/>
+              <w:bottom w:w="150" w:type="dxa"/>
+              <w:right w:w="240" w:type="dxa"/>
+            </w:tcMar>
+            <w:vAlign w:val="center"/>
+          </w:tcPr>
+          <w:p>
+            <w:pPr>
+              <w:keepNext w:val="0"/>
+              <w:keepLines w:val="0"/>
+              <w:widowControl/>
+              <w:suppressLineNumbers w:val="0"/>
+              <w:snapToGrid w:val="0"/>
+              <w:spacing w:line="240" w:lineRule="auto"/>
+              <w:ind w:left="0" w:leftChars="0" w:right="0" w:rightChars="0" w:firstLine="0" w:firstLineChars="0"/>
+              <w:jc w:val="center"/>
+              <w:rPr>
+                <w:rFonts w:hint="default" w:ascii="Segoe UI" w:hAnsi="Segoe UI" w:eastAsia="Segoe UI" w:cs="Segoe UI"/>
+                <w:i w:val="0"/>
+                <w:iCs w:val="0"/>
+                <w:caps w:val="0"/>
+                <w:color w:val="0F1115"/>
+                <w:spacing w:val="0"/>
+                <w:sz w:val="22"/>
+                <w:szCs w:val="22"/>
+              </w:rPr>
+            </w:pPr>
+            <w:r>
+              <w:rPr>
+                <w:rFonts w:hint="default" w:ascii="Segoe UI" w:hAnsi="Segoe UI" w:eastAsia="Segoe UI" w:cs="Segoe UI"/>
+                <w:i w:val="0"/>
+                <w:iCs w:val="0"/>
+                <w:caps w:val="0"/>
+                <w:snapToGrid w:val="0"/>
+                <w:color w:val="000000"/>
+                <w:spacing w:val="0"/>
+                <w:kern w:val="0"/>
+                <w:sz w:val="22"/>
+                <w:szCs w:val="22"/>
+                <w:bdr w:val="none" w:color="auto" w:sz="0" w:space="0"/>
+                <w:lang w:val="en-US" w:eastAsia="zh-CN" w:bidi="ar"/>
+              </w:rPr>
+              <w:t>24小时以内</w:t>
+            </w:r>
+          </w:p>
+        </w:tc>
+        <w:tc>
+          <w:tcPr>
+            <w:tcW w:w="2705" w:type="dxa"/>
+            <w:tcBorders>
+              <w:top w:val="single" w:color="auto" w:sz="4" w:space="0"/>
+              <w:left w:val="single" w:color="auto" w:sz="4" w:space="0"/>
+              <w:bottom w:val="single" w:color="auto" w:sz="12" w:space="0"/>
+              <w:right w:val="single" w:color="auto" w:sz="12" w:space="0"/>
+            </w:tcBorders>
+            <w:shd w:val="clear" w:color="auto" w:fill="auto"/>
+            <w:noWrap w:val="0"/>
+            <w:tcMar>
+              <w:top w:w="150" w:type="dxa"/>
+              <w:left w:w="240" w:type="dxa"/>
+              <w:bottom w:w="150" w:type="dxa"/>
+              <w:right w:w="-1" w:type="dxa"/>
+            </w:tcMar>
+            <w:vAlign w:val="center"/>
+          </w:tcPr>
+          <w:p>
+            <w:pPr>
+              <w:keepNext w:val="0"/>
+              <w:keepLines w:val="0"/>
+              <w:widowControl/>
+              <w:suppressLineNumbers w:val="0"/>
+              <w:snapToGrid w:val="0"/>
+              <w:spacing w:line="240" w:lineRule="auto"/>
+              <w:ind w:left="0" w:leftChars="0" w:right="0" w:rightChars="0" w:firstLine="0" w:firstLineChars="0"/>
+              <w:jc w:val="center"/>
+              <w:rPr>
+                <w:rFonts w:hint="default" w:ascii="Segoe UI" w:hAnsi="Segoe UI" w:eastAsia="Segoe UI" w:cs="Segoe UI"/>
+                <w:i w:val="0"/>
+                <w:iCs w:val="0"/>
+                <w:caps w:val="0"/>
+                <w:color w:val="0F1115"/>
+                <w:spacing w:val="0"/>
+                <w:sz w:val="22"/>
+                <w:szCs w:val="22"/>
+              </w:rPr>
+            </w:pPr>
+            <w:r>
+              <w:rPr>
+                <w:rFonts w:hint="default" w:ascii="Segoe UI" w:hAnsi="Segoe UI" w:eastAsia="Segoe UI" w:cs="Segoe UI"/>
+                <w:i w:val="0"/>
+                <w:iCs w:val="0"/>
+                <w:caps w:val="0"/>
+                <w:snapToGrid w:val="0"/>
+                <w:color w:val="000000"/>
+                <w:spacing w:val="0"/>
+                <w:kern w:val="0"/>
+                <w:sz w:val="22"/>
+                <w:szCs w:val="22"/>
+                <w:bdr w:val="none" w:color="auto" w:sz="0" w:space="0"/>
+                <w:lang w:val="en-US" w:eastAsia="zh-CN" w:bidi="ar"/>
+              </w:rPr>
+              <w:t>24小时以内</w:t>
+            </w:r>
+          </w:p>
+        </w:tc>
+      </w:tr>
+    </w:tbl>
+    <w:p>
+      <w:pPr>
+        <w:pStyle w:val="28"/>
         <w:keepNext w:val="0"/>
         <w:keepLines w:val="0"/>
         <w:pageBreakBefore w:val="0"/>
@@ -3083,7 +4272,7 @@
           <w:lang w:val="en-US" w:eastAsia="zh-CN"/>
         </w:rPr>
       </w:pPr>
-      <w:bookmarkStart w:id="8" w:name="_Toc25318"/>
+      <w:bookmarkStart w:id="8" w:name="_Toc10392"/>
       <w:r>
         <w:rPr>
           <w:rFonts w:hint="eastAsia"/>
@@ -3095,7 +4284,7 @@
     </w:p>
     <w:p>
       <w:pPr>
-        <w:pStyle w:val="2"/>
+        <w:pStyle w:val="30"/>
         <w:keepNext w:val="0"/>
         <w:keepLines w:val="0"/>
         <w:pageBreakBefore w:val="0"/>
@@ -3106,7 +4295,7 @@
       </w:pPr>
       <w:bookmarkStart w:id="9" w:name="bookmark3"/>
       <w:bookmarkEnd w:id="9"/>
-      <w:bookmarkStart w:id="10" w:name="_Toc24320"/>
+      <w:bookmarkStart w:id="10" w:name="_Toc24369"/>
       <w:bookmarkStart w:id="11" w:name="_Toc17424"/>
       <w:r>
         <w:t>事件预警与启动</w:t>
@@ -3115,7 +4304,7 @@
     </w:p>
     <w:p>
       <w:pPr>
-        <w:pStyle w:val="a1"/>
+        <w:pStyle w:val="29"/>
         <w:keepNext w:val="0"/>
         <w:keepLines w:val="0"/>
         <w:pageBreakBefore w:val="0"/>
@@ -3140,7 +4329,7 @@
     </w:p>
     <w:p>
       <w:pPr>
-        <w:pStyle w:val="2"/>
+        <w:pStyle w:val="30"/>
         <w:keepNext w:val="0"/>
         <w:keepLines w:val="0"/>
         <w:pageBreakBefore w:val="0"/>
@@ -3149,7 +4338,7 @@
         <w:overflowPunct/>
         <w:bidi w:val="0"/>
       </w:pPr>
-      <w:bookmarkStart w:id="12" w:name="_Toc28321"/>
+      <w:bookmarkStart w:id="12" w:name="_Toc28078"/>
       <w:r>
         <w:t>初步沟通</w:t>
       </w:r>
@@ -3157,7 +4346,7 @@
     </w:p>
     <w:p>
       <w:pPr>
-        <w:pStyle w:val="a1"/>
+        <w:pStyle w:val="29"/>
         <w:keepNext w:val="0"/>
         <w:keepLines w:val="0"/>
         <w:pageBreakBefore w:val="0"/>
@@ -3182,7 +4371,7 @@
     </w:p>
     <w:p>
       <w:pPr>
-        <w:pStyle w:val="2"/>
+        <w:pStyle w:val="30"/>
         <w:keepNext w:val="0"/>
         <w:keepLines w:val="0"/>
         <w:pageBreakBefore w:val="0"/>
@@ -3191,7 +4380,7 @@
         <w:overflowPunct/>
         <w:bidi w:val="0"/>
       </w:pPr>
-      <w:bookmarkStart w:id="13" w:name="_Toc20320"/>
+      <w:bookmarkStart w:id="13" w:name="_Toc14606"/>
       <w:r>
         <w:t>业务恢复</w:t>
       </w:r>
@@ -3199,7 +4388,7 @@
     </w:p>
     <w:p>
       <w:pPr>
-        <w:pStyle w:val="a1"/>
+        <w:pStyle w:val="29"/>
         <w:keepNext w:val="0"/>
         <w:keepLines w:val="0"/>
         <w:pageBreakBefore w:val="0"/>
@@ -3211,7 +4400,7 @@
         <w:wordWrap/>
         <w:overflowPunct/>
         <w:bidi w:val="0"/>
-        <w:ind w:left="425" w:hanging="425" w:leftChars="0" w:firstLineChars="0"/>
+        <w:ind w:left="425" w:leftChars="0" w:hanging="425" w:firstLineChars="0"/>
       </w:pPr>
       <w:r>
         <w:t>首要阶段 (0-2小时)：评估损失，启动备用站点或云容灾系统，优先恢复优先级1的系统（如核心数据库）。</w:t>
@@ -3219,7 +4408,7 @@
     </w:p>
     <w:p>
       <w:pPr>
-        <w:pStyle w:val="a1"/>
+        <w:pStyle w:val="29"/>
         <w:keepNext w:val="0"/>
         <w:keepLines w:val="0"/>
         <w:pageBreakBefore w:val="0"/>
@@ -3231,7 +4420,7 @@
         <w:wordWrap/>
         <w:overflowPunct/>
         <w:bidi w:val="0"/>
-        <w:ind w:left="425" w:hanging="425" w:leftChars="0" w:firstLineChars="0"/>
+        <w:ind w:left="425" w:leftChars="0" w:hanging="425" w:firstLineChars="0"/>
       </w:pPr>
       <w:r>
         <w:t>次要阶段 (2-8小时)：恢复优先级2的系统（应用服务），确保核心业务链路的通畅。</w:t>
@@ -3239,7 +4428,7 @@
     </w:p>
     <w:p>
       <w:pPr>
-        <w:pStyle w:val="a1"/>
+        <w:pStyle w:val="29"/>
         <w:keepNext w:val="0"/>
         <w:keepLines w:val="0"/>
         <w:pageBreakBefore w:val="0"/>
@@ -3251,7 +4440,7 @@
         <w:wordWrap/>
         <w:overflowPunct/>
         <w:bidi w:val="0"/>
-        <w:ind w:left="425" w:hanging="425" w:leftChars="0" w:firstLineChars="0"/>
+        <w:ind w:left="425" w:leftChars="0" w:hanging="425" w:firstLineChars="0"/>
       </w:pPr>
       <w:r>
         <w:t>后续阶段 (8-24小时)：恢复次要系统，并进行全面验证。</w:t>
@@ -3259,7 +4448,7 @@
     </w:p>
     <w:p>
       <w:pPr>
-        <w:pStyle w:val="2"/>
+        <w:pStyle w:val="30"/>
         <w:keepNext w:val="0"/>
         <w:keepLines w:val="0"/>
         <w:pageBreakBefore w:val="0"/>
@@ -3268,7 +4457,7 @@
         <w:overflowPunct/>
         <w:bidi w:val="0"/>
       </w:pPr>
-      <w:bookmarkStart w:id="14" w:name="_Toc27635"/>
+      <w:bookmarkStart w:id="14" w:name="_Toc2386"/>
       <w:r>
         <w:t>恢复正常运营</w:t>
       </w:r>
@@ -3276,7 +4465,7 @@
     </w:p>
     <w:p>
       <w:pPr>
-        <w:pStyle w:val="a1"/>
+        <w:pStyle w:val="29"/>
         <w:keepNext w:val="0"/>
         <w:keepLines w:val="0"/>
         <w:pageBreakBefore w:val="0"/>
@@ -3291,7 +4480,7 @@
     </w:p>
     <w:p>
       <w:pPr>
-        <w:pStyle w:val="1"/>
+        <w:pStyle w:val="28"/>
         <w:keepNext w:val="0"/>
         <w:keepLines w:val="0"/>
         <w:pageBreakBefore w:val="0"/>
@@ -3300,16 +4489,16 @@
         <w:overflowPunct/>
         <w:bidi w:val="0"/>
         <w:rPr>
-          <w:rStyle w:val="1Char"/>
-          <w:rFonts w:eastAsia="宋体" w:hint="default"/>
+          <w:rStyle w:val="38"/>
+          <w:rFonts w:hint="default" w:eastAsia="宋体"/>
           <w:lang w:val="en-US" w:eastAsia="zh-CN"/>
         </w:rPr>
       </w:pPr>
-      <w:bookmarkStart w:id="15" w:name="_Toc20662"/>
+      <w:bookmarkStart w:id="15" w:name="_Toc31879"/>
       <w:r>
         <w:rPr>
-          <w:rStyle w:val="1Char"/>
-          <w:rFonts w:eastAsia="宋体" w:hint="eastAsia"/>
+          <w:rStyle w:val="38"/>
+          <w:rFonts w:hint="eastAsia" w:eastAsia="宋体"/>
           <w:lang w:val="en-US" w:eastAsia="zh-CN"/>
         </w:rPr>
         <w:t>附则</w:t>
@@ -3337,17 +4526,17 @@
         <w:adjustRightInd w:val="0"/>
         <w:snapToGrid w:val="0"/>
         <w:spacing w:line="360" w:lineRule="auto"/>
-        <w:ind w:left="425" w:hanging="425" w:leftChars="0" w:firstLineChars="0"/>
+        <w:ind w:left="425" w:leftChars="0" w:hanging="425" w:firstLineChars="0"/>
         <w:textAlignment w:val="baseline"/>
         <w:rPr>
-          <w:rFonts w:ascii="宋体" w:eastAsia="宋体" w:hAnsi="宋体" w:cs="宋体"/>
+          <w:rFonts w:ascii="宋体" w:hAnsi="宋体" w:eastAsia="宋体" w:cs="宋体"/>
           <w:sz w:val="24"/>
           <w:szCs w:val="24"/>
         </w:rPr>
       </w:pPr>
       <w:r>
         <w:rPr>
-          <w:rFonts w:ascii="宋体" w:eastAsia="宋体" w:hAnsi="宋体" w:cs="宋体"/>
+          <w:rFonts w:ascii="宋体" w:hAnsi="宋体" w:eastAsia="宋体" w:cs="宋体"/>
           <w:spacing w:val="-1"/>
           <w:sz w:val="24"/>
           <w:szCs w:val="24"/>
@@ -3356,7 +4545,7 @@
       </w:r>
       <w:r>
         <w:rPr>
-          <w:rFonts w:ascii="宋体" w:eastAsia="宋体" w:hAnsi="宋体" w:cs="宋体" w:hint="eastAsia"/>
+          <w:rFonts w:hint="eastAsia" w:ascii="宋体" w:hAnsi="宋体" w:eastAsia="宋体" w:cs="宋体"/>
           <w:spacing w:val="-1"/>
           <w:sz w:val="24"/>
           <w:szCs w:val="24"/>
@@ -3366,7 +4555,7 @@
       </w:r>
       <w:r>
         <w:rPr>
-          <w:rFonts w:ascii="宋体" w:eastAsia="宋体" w:hAnsi="宋体" w:cs="宋体"/>
+          <w:rFonts w:ascii="宋体" w:hAnsi="宋体" w:eastAsia="宋体" w:cs="宋体"/>
           <w:spacing w:val="-1"/>
           <w:sz w:val="24"/>
           <w:szCs w:val="24"/>
@@ -3394,7 +4583,7 @@
         <w:adjustRightInd w:val="0"/>
         <w:snapToGrid w:val="0"/>
         <w:spacing w:line="360" w:lineRule="auto"/>
-        <w:ind w:left="425" w:hanging="425" w:leftChars="0" w:firstLineChars="0"/>
+        <w:ind w:left="425" w:leftChars="0" w:hanging="425" w:firstLineChars="0"/>
         <w:textAlignment w:val="baseline"/>
         <w:rPr>
           <w:rFonts w:hint="eastAsia"/>
@@ -3403,7 +4592,7 @@
       </w:pPr>
       <w:r>
         <w:rPr>
-          <w:rFonts w:ascii="宋体" w:eastAsia="宋体" w:hAnsi="宋体" w:cs="宋体"/>
+          <w:rFonts w:ascii="宋体" w:hAnsi="宋体" w:eastAsia="宋体" w:cs="宋体"/>
           <w:spacing w:val="-2"/>
           <w:sz w:val="24"/>
           <w:szCs w:val="24"/>
@@ -3414,33 +4603,83 @@
       <w:bookmarkEnd w:id="16"/>
     </w:p>
     <w:sectPr>
-      <w:headerReference w:type="default" r:id="rId4"/>
+      <w:headerReference r:id="rId5" w:type="default"/>
       <w:pgSz w:w="11906" w:h="16838"/>
       <w:pgMar w:top="1417" w:right="1800" w:bottom="1440" w:left="1800" w:header="1140" w:footer="992" w:gutter="0"/>
-      <w:cols w:num="1" w:space="425"/>
+      <w:cols w:space="425" w:num="1"/>
       <w:docGrid w:type="lines" w:linePitch="312" w:charSpace="0"/>
     </w:sectPr>
   </w:body>
 </w:document>
 </file>
 
+<file path=word/endnotes.xml><?xml version="1.0" encoding="utf-8"?>
+<w:endnotes xmlns:wpc="http://schemas.microsoft.com/office/word/2010/wordprocessingCanvas" xmlns:mc="http://schemas.openxmlformats.org/markup-compatibility/2006" xmlns:o="urn:schemas-microsoft-com:office:office" xmlns:r="http://schemas.openxmlformats.org/officeDocument/2006/relationships" xmlns:m="http://schemas.openxmlformats.org/officeDocument/2006/math" xmlns:v="urn:schemas-microsoft-com:vml" xmlns:wp14="http://schemas.microsoft.com/office/word/2010/wordprocessingDrawing" xmlns:wp="http://schemas.openxmlformats.org/drawingml/2006/wordprocessingDrawing" xmlns:w="http://schemas.openxmlformats.org/wordprocessingml/2006/main" xmlns:w14="http://schemas.microsoft.com/office/word/2010/wordml" xmlns:w15="http://schemas.microsoft.com/office/word/2012/wordml" xmlns:w10="urn:schemas-microsoft-com:office:word" xmlns:wpg="http://schemas.microsoft.com/office/word/2010/wordprocessingGroup" xmlns:wpi="http://schemas.microsoft.com/office/word/2010/wordprocessingInk" xmlns:wne="http://schemas.microsoft.com/office/word/2006/wordml" xmlns:wps="http://schemas.microsoft.com/office/word/2010/wordprocessingShape" xmlns:wpsCustomData="http://www.wps.cn/officeDocument/2013/wpsCustomData" mc:Ignorable="w14 w15 wp14">
+  <w:endnote w:type="separator" w:id="0">
+    <w:p>
+      <w:pPr>
+        <w:spacing w:line="240" w:lineRule="auto"/>
+      </w:pPr>
+      <w:r>
+        <w:separator/>
+      </w:r>
+    </w:p>
+  </w:endnote>
+  <w:endnote w:type="continuationSeparator" w:id="1">
+    <w:p>
+      <w:pPr>
+        <w:spacing w:line="240" w:lineRule="auto"/>
+      </w:pPr>
+      <w:r>
+        <w:continuationSeparator/>
+      </w:r>
+    </w:p>
+  </w:endnote>
+</w:endnotes>
+</file>
+
+<file path=word/footnotes.xml><?xml version="1.0" encoding="utf-8"?>
+<w:footnotes xmlns:wpc="http://schemas.microsoft.com/office/word/2010/wordprocessingCanvas" xmlns:mc="http://schemas.openxmlformats.org/markup-compatibility/2006" xmlns:o="urn:schemas-microsoft-com:office:office" xmlns:r="http://schemas.openxmlformats.org/officeDocument/2006/relationships" xmlns:m="http://schemas.openxmlformats.org/officeDocument/2006/math" xmlns:v="urn:schemas-microsoft-com:vml" xmlns:wp14="http://schemas.microsoft.com/office/word/2010/wordprocessingDrawing" xmlns:wp="http://schemas.openxmlformats.org/drawingml/2006/wordprocessingDrawing" xmlns:w="http://schemas.openxmlformats.org/wordprocessingml/2006/main" xmlns:w14="http://schemas.microsoft.com/office/word/2010/wordml" xmlns:w15="http://schemas.microsoft.com/office/word/2012/wordml" xmlns:w10="urn:schemas-microsoft-com:office:word" xmlns:wpg="http://schemas.microsoft.com/office/word/2010/wordprocessingGroup" xmlns:wpi="http://schemas.microsoft.com/office/word/2010/wordprocessingInk" xmlns:wne="http://schemas.microsoft.com/office/word/2006/wordml" xmlns:wps="http://schemas.microsoft.com/office/word/2010/wordprocessingShape" xmlns:wpsCustomData="http://www.wps.cn/officeDocument/2013/wpsCustomData" mc:Ignorable="w14 w15 wp14">
+  <w:footnote w:type="separator" w:id="0">
+    <w:p>
+      <w:pPr>
+        <w:spacing w:line="360" w:lineRule="auto"/>
+      </w:pPr>
+      <w:r>
+        <w:separator/>
+      </w:r>
+    </w:p>
+  </w:footnote>
+  <w:footnote w:type="continuationSeparator" w:id="1">
+    <w:p>
+      <w:pPr>
+        <w:spacing w:line="360" w:lineRule="auto"/>
+      </w:pPr>
+      <w:r>
+        <w:continuationSeparator/>
+      </w:r>
+    </w:p>
+  </w:footnote>
+</w:footnotes>
+</file>
+
 <file path=word/header1.xml><?xml version="1.0" encoding="utf-8"?>
-<w:hdr xmlns:wpc="http://schemas.microsoft.com/office/word/2010/wordprocessingCanvas" xmlns:mc="http://schemas.openxmlformats.org/markup-compatibility/2006" xmlns:o="urn:schemas-microsoft-com:office:office" xmlns:r="http://schemas.openxmlformats.org/officeDocument/2006/relationships" xmlns:m="http://schemas.openxmlformats.org/officeDocument/2006/math" xmlns:v="urn:schemas-microsoft-com:vml" xmlns:wp14="http://schemas.microsoft.com/office/word/2010/wordprocessingDrawing" xmlns:wp="http://schemas.openxmlformats.org/drawingml/2006/wordprocessingDrawing" xmlns:w10="urn:schemas-microsoft-com:office:word" xmlns:w="http://schemas.openxmlformats.org/wordprocessingml/2006/main" xmlns:w14="http://schemas.microsoft.com/office/word/2010/wordml" xmlns:w15="http://schemas.microsoft.com/office/word/2012/wordml" xmlns:wne="http://schemas.microsoft.com/office/word/2006/wordml" xmlns:wpg="http://schemas.microsoft.com/office/word/2010/wordprocessingGroup" xmlns:wpi="http://schemas.microsoft.com/office/word/2010/wordprocessingInk" xmlns:wps="http://schemas.microsoft.com/office/word/2010/wordprocessingShape" mc:Ignorable="w14 w15 wp14">
+<w:hdr xmlns:wpc="http://schemas.microsoft.com/office/word/2010/wordprocessingCanvas" xmlns:mc="http://schemas.openxmlformats.org/markup-compatibility/2006" xmlns:o="urn:schemas-microsoft-com:office:office" xmlns:r="http://schemas.openxmlformats.org/officeDocument/2006/relationships" xmlns:m="http://schemas.openxmlformats.org/officeDocument/2006/math" xmlns:v="urn:schemas-microsoft-com:vml" xmlns:wp14="http://schemas.microsoft.com/office/word/2010/wordprocessingDrawing" xmlns:wp="http://schemas.openxmlformats.org/drawingml/2006/wordprocessingDrawing" xmlns:w10="urn:schemas-microsoft-com:office:word" xmlns:w="http://schemas.openxmlformats.org/wordprocessingml/2006/main" xmlns:w14="http://schemas.microsoft.com/office/word/2010/wordml" xmlns:w15="http://schemas.microsoft.com/office/word/2012/wordml" xmlns:wpg="http://schemas.microsoft.com/office/word/2010/wordprocessingGroup" xmlns:wpi="http://schemas.microsoft.com/office/word/2010/wordprocessingInk" xmlns:wne="http://schemas.microsoft.com/office/word/2006/wordml" xmlns:wps="http://schemas.microsoft.com/office/word/2010/wordprocessingShape" xmlns:wpsCustomData="http://www.wps.cn/officeDocument/2013/wpsCustomData" mc:Ignorable="w14 w15 wp14">
   <w:p>
     <w:pPr>
-      <w:pStyle w:val="Header"/>
+      <w:pStyle w:val="15"/>
       <w:pBdr>
-        <w:bottom w:val="single" w:sz="4" w:space="1" w:color="auto"/>
+        <w:bottom w:val="single" w:color="auto" w:sz="4" w:space="1"/>
       </w:pBdr>
       <w:jc w:val="right"/>
       <w:rPr>
-        <w:rFonts w:eastAsiaTheme="minorEastAsia" w:hint="eastAsia"/>
+        <w:rFonts w:hint="eastAsia" w:eastAsiaTheme="minorEastAsia"/>
         <w:lang w:eastAsia="zh-CN"/>
       </w:rPr>
     </w:pPr>
     <w:r>
       <w:rPr>
-        <w:rFonts w:eastAsiaTheme="minorEastAsia" w:hint="eastAsia"/>
+        <w:rFonts w:hint="eastAsia" w:eastAsiaTheme="minorEastAsia"/>
         <w:lang w:eastAsia="zh-CN"/>
       </w:rPr>
       <w:t>陕西益利德软件科技有限公司</w:t>
@@ -3450,12 +4689,12 @@
 </file>
 
 <file path=word/numbering.xml><?xml version="1.0" encoding="utf-8"?>
-<w:numbering xmlns:wpc="http://schemas.microsoft.com/office/word/2010/wordprocessingCanvas" xmlns:mc="http://schemas.openxmlformats.org/markup-compatibility/2006" xmlns:o="urn:schemas-microsoft-com:office:office" xmlns:r="http://schemas.openxmlformats.org/officeDocument/2006/relationships" xmlns:m="http://schemas.openxmlformats.org/officeDocument/2006/math" xmlns:v="urn:schemas-microsoft-com:vml" xmlns:wp14="http://schemas.microsoft.com/office/word/2010/wordprocessingDrawing" xmlns:wp="http://schemas.openxmlformats.org/drawingml/2006/wordprocessingDrawing" xmlns:w10="urn:schemas-microsoft-com:office:word" xmlns:w="http://schemas.openxmlformats.org/wordprocessingml/2006/main" xmlns:w14="http://schemas.microsoft.com/office/word/2010/wordml" xmlns:w15="http://schemas.microsoft.com/office/word/2012/wordml" xmlns:wne="http://schemas.microsoft.com/office/word/2006/wordml" xmlns:wpg="http://schemas.microsoft.com/office/word/2010/wordprocessingGroup" xmlns:wpi="http://schemas.microsoft.com/office/word/2010/wordprocessingInk" xmlns:wps="http://schemas.microsoft.com/office/word/2010/wordprocessingShape" mc:Ignorable="w14 w15 wp14">
+<w:numbering xmlns:wpc="http://schemas.microsoft.com/office/word/2010/wordprocessingCanvas" xmlns:mc="http://schemas.openxmlformats.org/markup-compatibility/2006" xmlns:o="urn:schemas-microsoft-com:office:office" xmlns:r="http://schemas.openxmlformats.org/officeDocument/2006/relationships" xmlns:m="http://schemas.openxmlformats.org/officeDocument/2006/math" xmlns:v="urn:schemas-microsoft-com:vml" xmlns:wp14="http://schemas.microsoft.com/office/word/2010/wordprocessingDrawing" xmlns:wp="http://schemas.openxmlformats.org/drawingml/2006/wordprocessingDrawing" xmlns:w10="urn:schemas-microsoft-com:office:word" xmlns:w="http://schemas.openxmlformats.org/wordprocessingml/2006/main" xmlns:w14="http://schemas.microsoft.com/office/word/2010/wordml" xmlns:wpg="http://schemas.microsoft.com/office/word/2010/wordprocessingGroup" xmlns:wpi="http://schemas.microsoft.com/office/word/2010/wordprocessingInk" xmlns:wne="http://schemas.microsoft.com/office/word/2006/wordml" xmlns:wps="http://schemas.microsoft.com/office/word/2010/wordprocessingShape" xmlns:wpsCustomData="http://www.wps.cn/officeDocument/2013/wpsCustomData" mc:Ignorable="w14 wp14">
   <w:abstractNum w:abstractNumId="0">
     <w:nsid w:val="86F98DDA"/>
     <w:multiLevelType w:val="singleLevel"/>
     <w:tmpl w:val="86F98DDA"/>
-    <w:lvl w:ilvl="0">
+    <w:lvl w:ilvl="0" w:tentative="0">
       <w:start w:val="1"/>
       <w:numFmt w:val="decimal"/>
       <w:lvlText w:val="%1."/>
@@ -3472,10 +4711,10 @@
     <w:nsid w:val="8E964DCE"/>
     <w:multiLevelType w:val="multilevel"/>
     <w:tmpl w:val="8E964DCE"/>
-    <w:lvl w:ilvl="0">
+    <w:lvl w:ilvl="0" w:tentative="0">
       <w:start w:val="1"/>
       <w:numFmt w:val="decimal"/>
-      <w:pStyle w:val="Heading1"/>
+      <w:pStyle w:val="2"/>
       <w:lvlText w:val="%1."/>
       <w:lvlJc w:val="left"/>
       <w:pPr>
@@ -3485,10 +4724,10 @@
         <w:rFonts w:hint="default"/>
       </w:rPr>
     </w:lvl>
-    <w:lvl w:ilvl="1">
+    <w:lvl w:ilvl="1" w:tentative="0">
       <w:start w:val="1"/>
       <w:numFmt w:val="decimal"/>
-      <w:pStyle w:val="Heading2"/>
+      <w:pStyle w:val="3"/>
       <w:lvlText w:val="%1.%2."/>
       <w:lvlJc w:val="left"/>
       <w:pPr>
@@ -3498,10 +4737,10 @@
         <w:rFonts w:hint="default"/>
       </w:rPr>
     </w:lvl>
-    <w:lvl w:ilvl="2">
+    <w:lvl w:ilvl="2" w:tentative="0">
       <w:start w:val="1"/>
       <w:numFmt w:val="decimal"/>
-      <w:pStyle w:val="Heading3"/>
+      <w:pStyle w:val="4"/>
       <w:lvlText w:val="%1.%2.%3."/>
       <w:lvlJc w:val="left"/>
       <w:pPr>
@@ -3511,10 +4750,10 @@
         <w:rFonts w:hint="default"/>
       </w:rPr>
     </w:lvl>
-    <w:lvl w:ilvl="3">
+    <w:lvl w:ilvl="3" w:tentative="0">
       <w:start w:val="1"/>
       <w:numFmt w:val="decimal"/>
-      <w:pStyle w:val="Heading4"/>
+      <w:pStyle w:val="5"/>
       <w:lvlText w:val="%1.%2.%3.%4."/>
       <w:lvlJc w:val="left"/>
       <w:pPr>
@@ -3524,10 +4763,10 @@
         <w:rFonts w:hint="default"/>
       </w:rPr>
     </w:lvl>
-    <w:lvl w:ilvl="4">
+    <w:lvl w:ilvl="4" w:tentative="0">
       <w:start w:val="1"/>
       <w:numFmt w:val="decimal"/>
-      <w:pStyle w:val="Heading5"/>
+      <w:pStyle w:val="6"/>
       <w:lvlText w:val="%1.%2.%3.%4.%5."/>
       <w:lvlJc w:val="left"/>
       <w:pPr>
@@ -3537,10 +4776,10 @@
         <w:rFonts w:hint="default"/>
       </w:rPr>
     </w:lvl>
-    <w:lvl w:ilvl="5">
+    <w:lvl w:ilvl="5" w:tentative="0">
       <w:start w:val="1"/>
       <w:numFmt w:val="decimal"/>
-      <w:pStyle w:val="Heading6"/>
+      <w:pStyle w:val="7"/>
       <w:lvlText w:val="%1.%2.%3.%4.%5.%6."/>
       <w:lvlJc w:val="left"/>
       <w:pPr>
@@ -3550,10 +4789,10 @@
         <w:rFonts w:hint="default"/>
       </w:rPr>
     </w:lvl>
-    <w:lvl w:ilvl="6">
+    <w:lvl w:ilvl="6" w:tentative="0">
       <w:start w:val="1"/>
       <w:numFmt w:val="decimal"/>
-      <w:pStyle w:val="Heading7"/>
+      <w:pStyle w:val="8"/>
       <w:lvlText w:val="%1.%2.%3.%4.%5.%6.%7."/>
       <w:lvlJc w:val="left"/>
       <w:pPr>
@@ -3563,10 +4802,10 @@
         <w:rFonts w:hint="default"/>
       </w:rPr>
     </w:lvl>
-    <w:lvl w:ilvl="7">
+    <w:lvl w:ilvl="7" w:tentative="0">
       <w:start w:val="1"/>
       <w:numFmt w:val="decimal"/>
-      <w:pStyle w:val="Heading8"/>
+      <w:pStyle w:val="9"/>
       <w:lvlText w:val="%1.%2.%3.%4.%5.%6.%7.%8."/>
       <w:lvlJc w:val="left"/>
       <w:pPr>
@@ -3576,10 +4815,10 @@
         <w:rFonts w:hint="default"/>
       </w:rPr>
     </w:lvl>
-    <w:lvl w:ilvl="8">
+    <w:lvl w:ilvl="8" w:tentative="0">
       <w:start w:val="1"/>
       <w:numFmt w:val="decimal"/>
-      <w:pStyle w:val="Heading9"/>
+      <w:pStyle w:val="10"/>
       <w:lvlText w:val="%1.%2.%3.%4.%5.%6.%7.%8.%9."/>
       <w:lvlJc w:val="left"/>
       <w:pPr>
@@ -3594,7 +4833,7 @@
     <w:nsid w:val="F9539CF3"/>
     <w:multiLevelType w:val="singleLevel"/>
     <w:tmpl w:val="F9539CF3"/>
-    <w:lvl w:ilvl="0">
+    <w:lvl w:ilvl="0" w:tentative="0">
       <w:start w:val="1"/>
       <w:numFmt w:val="decimal"/>
       <w:lvlText w:val="%1."/>
@@ -3611,7 +4850,7 @@
     <w:nsid w:val="003474A1"/>
     <w:multiLevelType w:val="singleLevel"/>
     <w:tmpl w:val="003474A1"/>
-    <w:lvl w:ilvl="0">
+    <w:lvl w:ilvl="0" w:tentative="0">
       <w:start w:val="1"/>
       <w:numFmt w:val="decimal"/>
       <w:lvlText w:val="%1."/>
@@ -3628,7 +4867,7 @@
     <w:nsid w:val="777AC16D"/>
     <w:multiLevelType w:val="singleLevel"/>
     <w:tmpl w:val="777AC16D"/>
-    <w:lvl w:ilvl="0">
+    <w:lvl w:ilvl="0" w:tentative="0">
       <w:start w:val="1"/>
       <w:numFmt w:val="decimal"/>
       <w:lvlText w:val="%1."/>
@@ -3660,267 +4899,269 @@
 </file>
 
 <file path=word/styles.xml><?xml version="1.0" encoding="utf-8"?>
-<w:styles xmlns:mc="http://schemas.openxmlformats.org/markup-compatibility/2006" xmlns:r="http://schemas.openxmlformats.org/officeDocument/2006/relationships" xmlns:w="http://schemas.openxmlformats.org/wordprocessingml/2006/main" xmlns:w14="http://schemas.microsoft.com/office/word/2010/wordml" xmlns:w15="http://schemas.microsoft.com/office/word/2012/wordml" mc:Ignorable="w14 w15">
+<w:styles xmlns:mc="http://schemas.openxmlformats.org/markup-compatibility/2006" xmlns:o="urn:schemas-microsoft-com:office:office" xmlns:r="http://schemas.openxmlformats.org/officeDocument/2006/relationships" xmlns:m="http://schemas.openxmlformats.org/officeDocument/2006/math" xmlns:v="urn:schemas-microsoft-com:vml" xmlns:w="http://schemas.openxmlformats.org/wordprocessingml/2006/main" xmlns:w14="http://schemas.microsoft.com/office/word/2010/wordml" xmlns:w10="urn:schemas-microsoft-com:office:word" xmlns:sl="http://schemas.openxmlformats.org/schemaLibrary/2006/main" xmlns:wpsCustomData="http://www.wps.cn/officeDocument/2013/wpsCustomData" mc:Ignorable="w14">
   <w:docDefaults>
     <w:rPrDefault>
       <w:rPr>
-        <w:rFonts w:ascii="Times New Roman" w:eastAsia="宋体" w:hAnsi="Times New Roman" w:cs="Times New Roman"/>
+        <w:rFonts w:ascii="Times New Roman" w:hAnsi="Times New Roman" w:eastAsia="宋体" w:cs="Times New Roman"/>
       </w:rPr>
     </w:rPrDefault>
     <w:pPrDefault/>
   </w:docDefaults>
-  <w:latentStyles w:defLockedState="0" w:defUIPriority="99" w:defSemiHidden="1" w:defUnhideWhenUsed="1" w:defQFormat="0" w:count="260">
-    <w:lsdException w:name="Normal" w:semiHidden="0" w:uiPriority="0" w:unhideWhenUsed="0" w:qFormat="1"/>
-    <w:lsdException w:name="heading 1" w:semiHidden="0" w:uiPriority="0" w:unhideWhenUsed="0" w:qFormat="1"/>
-    <w:lsdException w:name="heading 2" w:semiHidden="0" w:uiPriority="0" w:qFormat="1"/>
-    <w:lsdException w:name="heading 3" w:uiPriority="0" w:qFormat="1"/>
-    <w:lsdException w:name="heading 4" w:semiHidden="0" w:uiPriority="0" w:qFormat="1"/>
-    <w:lsdException w:name="heading 5" w:uiPriority="0" w:qFormat="1"/>
-    <w:lsdException w:name="heading 6" w:uiPriority="0" w:qFormat="1"/>
-    <w:lsdException w:name="heading 7" w:uiPriority="0" w:qFormat="1"/>
-    <w:lsdException w:name="heading 8" w:uiPriority="0" w:qFormat="1"/>
-    <w:lsdException w:name="heading 9" w:uiPriority="0" w:qFormat="1"/>
-    <w:lsdException w:name="index 1" w:semiHidden="0" w:uiPriority="0" w:unhideWhenUsed="0"/>
-    <w:lsdException w:name="index 2" w:semiHidden="0" w:uiPriority="0" w:unhideWhenUsed="0"/>
-    <w:lsdException w:name="index 3" w:semiHidden="0" w:uiPriority="0" w:unhideWhenUsed="0"/>
-    <w:lsdException w:name="index 4" w:semiHidden="0" w:uiPriority="0" w:unhideWhenUsed="0"/>
-    <w:lsdException w:name="index 5" w:semiHidden="0" w:uiPriority="0" w:unhideWhenUsed="0"/>
-    <w:lsdException w:name="index 6" w:semiHidden="0" w:uiPriority="0" w:unhideWhenUsed="0"/>
-    <w:lsdException w:name="index 7" w:semiHidden="0" w:uiPriority="0" w:unhideWhenUsed="0"/>
-    <w:lsdException w:name="index 8" w:semiHidden="0" w:uiPriority="0" w:unhideWhenUsed="0"/>
-    <w:lsdException w:name="index 9" w:semiHidden="0" w:uiPriority="0" w:unhideWhenUsed="0"/>
-    <w:lsdException w:name="toc 1" w:semiHidden="0" w:uiPriority="0" w:unhideWhenUsed="0" w:qFormat="1"/>
-    <w:lsdException w:name="toc 2" w:semiHidden="0" w:uiPriority="0" w:unhideWhenUsed="0" w:qFormat="1"/>
-    <w:lsdException w:name="toc 3" w:semiHidden="0" w:uiPriority="0" w:unhideWhenUsed="0" w:qFormat="1"/>
-    <w:lsdException w:name="toc 4" w:semiHidden="0" w:uiPriority="0" w:unhideWhenUsed="0"/>
-    <w:lsdException w:name="toc 5" w:semiHidden="0" w:uiPriority="0" w:unhideWhenUsed="0"/>
-    <w:lsdException w:name="toc 6" w:semiHidden="0" w:uiPriority="0" w:unhideWhenUsed="0"/>
-    <w:lsdException w:name="toc 7" w:semiHidden="0" w:uiPriority="0" w:unhideWhenUsed="0"/>
-    <w:lsdException w:name="toc 8" w:semiHidden="0" w:uiPriority="0" w:unhideWhenUsed="0"/>
-    <w:lsdException w:name="toc 9" w:semiHidden="0" w:uiPriority="0" w:unhideWhenUsed="0"/>
-    <w:lsdException w:name="Normal Indent" w:semiHidden="0" w:uiPriority="0" w:unhideWhenUsed="0"/>
-    <w:lsdException w:name="footnote text" w:semiHidden="0" w:uiPriority="0" w:unhideWhenUsed="0"/>
-    <w:lsdException w:name="annotation text" w:semiHidden="0" w:uiPriority="0" w:unhideWhenUsed="0" w:qFormat="1"/>
-    <w:lsdException w:name="header" w:semiHidden="0" w:uiPriority="0" w:unhideWhenUsed="0" w:qFormat="1"/>
-    <w:lsdException w:name="footer" w:semiHidden="0" w:uiPriority="0" w:unhideWhenUsed="0" w:qFormat="1"/>
-    <w:lsdException w:name="index heading" w:semiHidden="0" w:uiPriority="0" w:unhideWhenUsed="0"/>
-    <w:lsdException w:name="caption" w:uiPriority="0" w:qFormat="1"/>
-    <w:lsdException w:name="table of figures" w:semiHidden="0" w:uiPriority="0" w:unhideWhenUsed="0"/>
-    <w:lsdException w:name="envelope address" w:semiHidden="0" w:uiPriority="0" w:unhideWhenUsed="0"/>
-    <w:lsdException w:name="envelope return" w:semiHidden="0" w:uiPriority="0" w:unhideWhenUsed="0"/>
-    <w:lsdException w:name="footnote reference" w:semiHidden="0" w:uiPriority="0" w:unhideWhenUsed="0"/>
-    <w:lsdException w:name="annotation reference" w:semiHidden="0" w:uiPriority="0" w:unhideWhenUsed="0"/>
-    <w:lsdException w:name="line number" w:semiHidden="0" w:uiPriority="0" w:unhideWhenUsed="0"/>
-    <w:lsdException w:name="page number" w:semiHidden="0" w:uiPriority="0" w:unhideWhenUsed="0"/>
-    <w:lsdException w:name="endnote reference" w:semiHidden="0" w:uiPriority="0" w:unhideWhenUsed="0"/>
-    <w:lsdException w:name="endnote text" w:semiHidden="0" w:uiPriority="0" w:unhideWhenUsed="0"/>
-    <w:lsdException w:name="table of authorities" w:semiHidden="0" w:uiPriority="0" w:unhideWhenUsed="0"/>
-    <w:lsdException w:name="macro" w:semiHidden="0" w:uiPriority="0" w:unhideWhenUsed="0"/>
-    <w:lsdException w:name="toa heading" w:semiHidden="0" w:uiPriority="0" w:unhideWhenUsed="0"/>
-    <w:lsdException w:name="List" w:semiHidden="0" w:uiPriority="0" w:unhideWhenUsed="0"/>
-    <w:lsdException w:name="List Bullet" w:semiHidden="0" w:uiPriority="0" w:unhideWhenUsed="0"/>
-    <w:lsdException w:name="List Number" w:semiHidden="0" w:uiPriority="0" w:unhideWhenUsed="0"/>
-    <w:lsdException w:name="List 2" w:semiHidden="0" w:uiPriority="0" w:unhideWhenUsed="0"/>
-    <w:lsdException w:name="List 3" w:semiHidden="0" w:uiPriority="0" w:unhideWhenUsed="0"/>
-    <w:lsdException w:name="List 4" w:semiHidden="0" w:uiPriority="0" w:unhideWhenUsed="0"/>
-    <w:lsdException w:name="List 5" w:semiHidden="0" w:uiPriority="0" w:unhideWhenUsed="0"/>
-    <w:lsdException w:name="List Bullet 2" w:semiHidden="0" w:uiPriority="0" w:unhideWhenUsed="0"/>
-    <w:lsdException w:name="List Bullet 3" w:semiHidden="0" w:uiPriority="0" w:unhideWhenUsed="0"/>
-    <w:lsdException w:name="List Bullet 4" w:semiHidden="0" w:uiPriority="0" w:unhideWhenUsed="0"/>
-    <w:lsdException w:name="List Bullet 5" w:semiHidden="0" w:uiPriority="0" w:unhideWhenUsed="0"/>
-    <w:lsdException w:name="List Number 2" w:semiHidden="0" w:uiPriority="0" w:unhideWhenUsed="0"/>
-    <w:lsdException w:name="List Number 3" w:semiHidden="0" w:uiPriority="0" w:unhideWhenUsed="0"/>
-    <w:lsdException w:name="List Number 4" w:semiHidden="0" w:uiPriority="0" w:unhideWhenUsed="0"/>
-    <w:lsdException w:name="List Number 5" w:semiHidden="0" w:uiPriority="0" w:unhideWhenUsed="0"/>
-    <w:lsdException w:name="Title" w:semiHidden="0" w:uiPriority="0" w:unhideWhenUsed="0" w:qFormat="1"/>
-    <w:lsdException w:name="Closing" w:semiHidden="0" w:uiPriority="0" w:unhideWhenUsed="0"/>
-    <w:lsdException w:name="Signature" w:semiHidden="0" w:uiPriority="0" w:unhideWhenUsed="0"/>
-    <w:lsdException w:name="Default Paragraph Font" w:uiPriority="0" w:unhideWhenUsed="0" w:qFormat="1"/>
-    <w:lsdException w:name="Body Text" w:uiPriority="0" w:unhideWhenUsed="0" w:qFormat="1"/>
-    <w:lsdException w:name="Body Text Indent" w:semiHidden="0" w:uiPriority="0" w:unhideWhenUsed="0"/>
-    <w:lsdException w:name="List Continue" w:semiHidden="0" w:uiPriority="0" w:unhideWhenUsed="0"/>
-    <w:lsdException w:name="List Continue 2" w:semiHidden="0" w:uiPriority="0" w:unhideWhenUsed="0"/>
-    <w:lsdException w:name="List Continue 3" w:semiHidden="0" w:uiPriority="0" w:unhideWhenUsed="0"/>
-    <w:lsdException w:name="List Continue 4" w:semiHidden="0" w:uiPriority="0" w:unhideWhenUsed="0"/>
-    <w:lsdException w:name="List Continue 5" w:semiHidden="0" w:uiPriority="0" w:unhideWhenUsed="0"/>
-    <w:lsdException w:name="Message Header" w:semiHidden="0" w:uiPriority="0" w:unhideWhenUsed="0"/>
-    <w:lsdException w:name="Subtitle" w:semiHidden="0" w:uiPriority="0" w:unhideWhenUsed="0" w:qFormat="1"/>
-    <w:lsdException w:name="Salutation" w:semiHidden="0" w:uiPriority="0" w:unhideWhenUsed="0"/>
-    <w:lsdException w:name="Date" w:semiHidden="0" w:uiPriority="0" w:unhideWhenUsed="0"/>
-    <w:lsdException w:name="Body Text First Indent" w:semiHidden="0" w:uiPriority="0" w:unhideWhenUsed="0"/>
-    <w:lsdException w:name="Body Text First Indent 2" w:semiHidden="0" w:uiPriority="0" w:unhideWhenUsed="0"/>
-    <w:lsdException w:name="Body Text 2" w:semiHidden="0" w:uiPriority="0" w:unhideWhenUsed="0"/>
-    <w:lsdException w:name="Body Text 3" w:semiHidden="0" w:uiPriority="0" w:unhideWhenUsed="0"/>
-    <w:lsdException w:name="Body Text Indent 2" w:semiHidden="0" w:uiPriority="0" w:unhideWhenUsed="0"/>
-    <w:lsdException w:name="Body Text Indent 3" w:semiHidden="0" w:uiPriority="0" w:unhideWhenUsed="0"/>
-    <w:lsdException w:name="Block Text" w:semiHidden="0" w:uiPriority="0" w:unhideWhenUsed="0"/>
-    <w:lsdException w:name="Hyperlink" w:semiHidden="0" w:uiPriority="0" w:unhideWhenUsed="0"/>
-    <w:lsdException w:name="FollowedHyperlink" w:semiHidden="0" w:uiPriority="0" w:unhideWhenUsed="0"/>
-    <w:lsdException w:name="Strong" w:semiHidden="0" w:uiPriority="0" w:unhideWhenUsed="0" w:qFormat="1"/>
-    <w:lsdException w:name="Emphasis" w:semiHidden="0" w:uiPriority="0" w:unhideWhenUsed="0" w:qFormat="1"/>
-    <w:lsdException w:name="Document Map" w:semiHidden="0" w:uiPriority="0" w:unhideWhenUsed="0"/>
-    <w:lsdException w:name="Plain Text" w:semiHidden="0" w:uiPriority="0" w:unhideWhenUsed="0"/>
-    <w:lsdException w:name="E-mail Signature" w:semiHidden="0" w:uiPriority="0" w:unhideWhenUsed="0"/>
-    <w:lsdException w:name="Normal (Web)" w:semiHidden="0" w:uiPriority="0" w:unhideWhenUsed="0" w:qFormat="1"/>
-    <w:lsdException w:name="HTML Acronym" w:semiHidden="0" w:uiPriority="0" w:unhideWhenUsed="0"/>
-    <w:lsdException w:name="HTML Address" w:semiHidden="0" w:uiPriority="0" w:unhideWhenUsed="0"/>
-    <w:lsdException w:name="HTML Cite" w:semiHidden="0" w:uiPriority="0" w:unhideWhenUsed="0"/>
-    <w:lsdException w:name="HTML Code" w:semiHidden="0" w:uiPriority="0" w:unhideWhenUsed="0"/>
-    <w:lsdException w:name="HTML Definition" w:semiHidden="0" w:uiPriority="0" w:unhideWhenUsed="0"/>
-    <w:lsdException w:name="HTML Keyboard" w:semiHidden="0" w:uiPriority="0" w:unhideWhenUsed="0"/>
-    <w:lsdException w:name="HTML Preformatted" w:semiHidden="0" w:uiPriority="0" w:unhideWhenUsed="0"/>
-    <w:lsdException w:name="HTML Sample" w:semiHidden="0" w:uiPriority="0" w:unhideWhenUsed="0"/>
-    <w:lsdException w:name="HTML Typewriter" w:semiHidden="0" w:uiPriority="0" w:unhideWhenUsed="0"/>
-    <w:lsdException w:name="HTML Variable" w:semiHidden="0" w:uiPriority="0" w:unhideWhenUsed="0"/>
-    <w:lsdException w:name="Normal Table" w:uiPriority="0" w:unhideWhenUsed="0" w:qFormat="1"/>
-    <w:lsdException w:name="annotation subject" w:semiHidden="0" w:uiPriority="0" w:unhideWhenUsed="0"/>
-    <w:lsdException w:name="Table Simple 1" w:semiHidden="0" w:uiPriority="0" w:unhideWhenUsed="0"/>
-    <w:lsdException w:name="Table Simple 2" w:semiHidden="0" w:uiPriority="0" w:unhideWhenUsed="0"/>
-    <w:lsdException w:name="Table Simple 3" w:semiHidden="0" w:uiPriority="0" w:unhideWhenUsed="0"/>
-    <w:lsdException w:name="Table Classic 1" w:semiHidden="0" w:uiPriority="0" w:unhideWhenUsed="0"/>
-    <w:lsdException w:name="Table Classic 2" w:semiHidden="0" w:uiPriority="0" w:unhideWhenUsed="0"/>
-    <w:lsdException w:name="Table Classic 3" w:semiHidden="0" w:uiPriority="0" w:unhideWhenUsed="0"/>
-    <w:lsdException w:name="Table Classic 4" w:semiHidden="0" w:uiPriority="0" w:unhideWhenUsed="0"/>
-    <w:lsdException w:name="Table Colorful 1" w:semiHidden="0" w:uiPriority="0" w:unhideWhenUsed="0"/>
-    <w:lsdException w:name="Table Colorful 2" w:semiHidden="0" w:uiPriority="0" w:unhideWhenUsed="0"/>
-    <w:lsdException w:name="Table Colorful 3" w:semiHidden="0" w:uiPriority="0" w:unhideWhenUsed="0"/>
-    <w:lsdException w:name="Table Columns 1" w:semiHidden="0" w:uiPriority="0" w:unhideWhenUsed="0"/>
-    <w:lsdException w:name="Table Columns 2" w:semiHidden="0" w:uiPriority="0" w:unhideWhenUsed="0"/>
-    <w:lsdException w:name="Table Columns 3" w:semiHidden="0" w:uiPriority="0" w:unhideWhenUsed="0"/>
-    <w:lsdException w:name="Table Columns 4" w:semiHidden="0" w:uiPriority="0" w:unhideWhenUsed="0"/>
-    <w:lsdException w:name="Table Columns 5" w:semiHidden="0" w:uiPriority="0" w:unhideWhenUsed="0"/>
-    <w:lsdException w:name="Table Grid 1" w:semiHidden="0" w:uiPriority="0" w:unhideWhenUsed="0"/>
-    <w:lsdException w:name="Table Grid 2" w:semiHidden="0" w:uiPriority="0" w:unhideWhenUsed="0"/>
-    <w:lsdException w:name="Table Grid 3" w:semiHidden="0" w:uiPriority="0" w:unhideWhenUsed="0"/>
-    <w:lsdException w:name="Table Grid 4" w:semiHidden="0" w:uiPriority="0" w:unhideWhenUsed="0"/>
-    <w:lsdException w:name="Table Grid 5" w:semiHidden="0" w:uiPriority="0" w:unhideWhenUsed="0"/>
-    <w:lsdException w:name="Table Grid 6" w:semiHidden="0" w:uiPriority="0" w:unhideWhenUsed="0"/>
-    <w:lsdException w:name="Table Grid 7" w:semiHidden="0" w:uiPriority="0" w:unhideWhenUsed="0"/>
-    <w:lsdException w:name="Table Grid 8" w:semiHidden="0" w:uiPriority="0" w:unhideWhenUsed="0"/>
-    <w:lsdException w:name="Table List 1" w:semiHidden="0" w:uiPriority="0" w:unhideWhenUsed="0"/>
-    <w:lsdException w:name="Table List 2" w:semiHidden="0" w:uiPriority="0" w:unhideWhenUsed="0"/>
-    <w:lsdException w:name="Table List 3" w:semiHidden="0" w:uiPriority="0" w:unhideWhenUsed="0"/>
-    <w:lsdException w:name="Table List 4" w:semiHidden="0" w:uiPriority="0" w:unhideWhenUsed="0"/>
-    <w:lsdException w:name="Table List 5" w:semiHidden="0" w:uiPriority="0" w:unhideWhenUsed="0"/>
-    <w:lsdException w:name="Table List 6" w:semiHidden="0" w:uiPriority="0" w:unhideWhenUsed="0"/>
-    <w:lsdException w:name="Table List 7" w:semiHidden="0" w:uiPriority="0" w:unhideWhenUsed="0"/>
-    <w:lsdException w:name="Table List 8" w:semiHidden="0" w:uiPriority="0" w:unhideWhenUsed="0"/>
-    <w:lsdException w:name="Table 3D effects 1" w:semiHidden="0" w:uiPriority="0" w:unhideWhenUsed="0"/>
-    <w:lsdException w:name="Table 3D effects 2" w:semiHidden="0" w:uiPriority="0" w:unhideWhenUsed="0"/>
-    <w:lsdException w:name="Table 3D effects 3" w:semiHidden="0" w:uiPriority="0" w:unhideWhenUsed="0"/>
-    <w:lsdException w:name="Table Contemporary" w:semiHidden="0" w:uiPriority="0" w:unhideWhenUsed="0"/>
-    <w:lsdException w:name="Table Elegant" w:semiHidden="0" w:uiPriority="0" w:unhideWhenUsed="0"/>
-    <w:lsdException w:name="Table Professional" w:semiHidden="0" w:uiPriority="0" w:unhideWhenUsed="0"/>
-    <w:lsdException w:name="Table Subtle 1" w:semiHidden="0" w:uiPriority="0" w:unhideWhenUsed="0"/>
-    <w:lsdException w:name="Table Subtle 2" w:semiHidden="0" w:uiPriority="0" w:unhideWhenUsed="0"/>
-    <w:lsdException w:name="Table Web 1" w:semiHidden="0" w:uiPriority="0" w:unhideWhenUsed="0"/>
-    <w:lsdException w:name="Table Web 2" w:semiHidden="0" w:uiPriority="0" w:unhideWhenUsed="0"/>
-    <w:lsdException w:name="Table Web 3" w:semiHidden="0" w:uiPriority="0" w:unhideWhenUsed="0"/>
-    <w:lsdException w:name="Balloon Text" w:semiHidden="0" w:uiPriority="0" w:unhideWhenUsed="0"/>
-    <w:lsdException w:name="Table Grid" w:semiHidden="0" w:uiPriority="0" w:unhideWhenUsed="0" w:qFormat="1"/>
-    <w:lsdException w:name="Table Theme" w:semiHidden="0" w:uiPriority="0" w:unhideWhenUsed="0"/>
-    <w:lsdException w:name="Light Shading" w:semiHidden="0" w:uiPriority="60" w:unhideWhenUsed="0"/>
-    <w:lsdException w:name="Light List" w:semiHidden="0" w:uiPriority="61" w:unhideWhenUsed="0"/>
-    <w:lsdException w:name="Light Grid" w:semiHidden="0" w:uiPriority="62" w:unhideWhenUsed="0"/>
-    <w:lsdException w:name="Medium Shading 1" w:semiHidden="0" w:uiPriority="63" w:unhideWhenUsed="0"/>
-    <w:lsdException w:name="Medium Shading 2" w:semiHidden="0" w:uiPriority="64" w:unhideWhenUsed="0"/>
-    <w:lsdException w:name="Medium List 1" w:semiHidden="0" w:uiPriority="65" w:unhideWhenUsed="0"/>
-    <w:lsdException w:name="Medium List 2" w:semiHidden="0" w:uiPriority="66" w:unhideWhenUsed="0"/>
-    <w:lsdException w:name="Medium Grid 1" w:semiHidden="0" w:uiPriority="67" w:unhideWhenUsed="0"/>
-    <w:lsdException w:name="Medium Grid 2" w:semiHidden="0" w:uiPriority="68" w:unhideWhenUsed="0"/>
-    <w:lsdException w:name="Medium Grid 3" w:semiHidden="0" w:uiPriority="69" w:unhideWhenUsed="0"/>
-    <w:lsdException w:name="Dark List" w:semiHidden="0" w:uiPriority="70" w:unhideWhenUsed="0"/>
-    <w:lsdException w:name="Colorful Shading" w:semiHidden="0" w:uiPriority="71" w:unhideWhenUsed="0"/>
-    <w:lsdException w:name="Colorful List" w:semiHidden="0" w:uiPriority="72" w:unhideWhenUsed="0"/>
-    <w:lsdException w:name="Colorful Grid" w:semiHidden="0" w:uiPriority="73" w:unhideWhenUsed="0"/>
-    <w:lsdException w:name="Light Shading Accent 1" w:semiHidden="0" w:uiPriority="60" w:unhideWhenUsed="0"/>
-    <w:lsdException w:name="Light List Accent 1" w:semiHidden="0" w:uiPriority="61" w:unhideWhenUsed="0"/>
-    <w:lsdException w:name="Light Grid Accent 1" w:semiHidden="0" w:uiPriority="62" w:unhideWhenUsed="0"/>
-    <w:lsdException w:name="Medium Shading 1 Accent 1" w:semiHidden="0" w:uiPriority="63" w:unhideWhenUsed="0"/>
-    <w:lsdException w:name="Medium Shading 2 Accent 1" w:semiHidden="0" w:uiPriority="64" w:unhideWhenUsed="0"/>
-    <w:lsdException w:name="Medium List 1 Accent 1" w:semiHidden="0" w:uiPriority="65" w:unhideWhenUsed="0"/>
-    <w:lsdException w:name="Medium List 2 Accent 1" w:semiHidden="0" w:uiPriority="66" w:unhideWhenUsed="0"/>
-    <w:lsdException w:name="Medium Grid 1 Accent 1" w:semiHidden="0" w:uiPriority="67" w:unhideWhenUsed="0"/>
-    <w:lsdException w:name="Medium Grid 2 Accent 1" w:semiHidden="0" w:uiPriority="68" w:unhideWhenUsed="0"/>
-    <w:lsdException w:name="Medium Grid 3 Accent 1" w:semiHidden="0" w:uiPriority="69" w:unhideWhenUsed="0"/>
-    <w:lsdException w:name="Dark List Accent 1" w:semiHidden="0" w:uiPriority="70" w:unhideWhenUsed="0"/>
-    <w:lsdException w:name="Colorful Shading Accent 1" w:semiHidden="0" w:uiPriority="71" w:unhideWhenUsed="0"/>
-    <w:lsdException w:name="Colorful List Accent 1" w:semiHidden="0" w:uiPriority="72" w:unhideWhenUsed="0"/>
-    <w:lsdException w:name="Colorful Grid Accent 1" w:semiHidden="0" w:uiPriority="73" w:unhideWhenUsed="0"/>
-    <w:lsdException w:name="Light Shading Accent 2" w:semiHidden="0" w:uiPriority="60" w:unhideWhenUsed="0"/>
-    <w:lsdException w:name="Light List Accent 2" w:semiHidden="0" w:uiPriority="61" w:unhideWhenUsed="0"/>
-    <w:lsdException w:name="Light Grid Accent 2" w:semiHidden="0" w:uiPriority="62" w:unhideWhenUsed="0"/>
-    <w:lsdException w:name="Medium Shading 1 Accent 2" w:semiHidden="0" w:uiPriority="63" w:unhideWhenUsed="0"/>
-    <w:lsdException w:name="Medium Shading 2 Accent 2" w:semiHidden="0" w:uiPriority="64" w:unhideWhenUsed="0"/>
-    <w:lsdException w:name="Medium List 1 Accent 2" w:semiHidden="0" w:uiPriority="65" w:unhideWhenUsed="0"/>
-    <w:lsdException w:name="Medium List 2 Accent 2" w:semiHidden="0" w:uiPriority="66" w:unhideWhenUsed="0"/>
-    <w:lsdException w:name="Medium Grid 1 Accent 2" w:semiHidden="0" w:uiPriority="67" w:unhideWhenUsed="0"/>
-    <w:lsdException w:name="Medium Grid 2 Accent 2" w:semiHidden="0" w:uiPriority="68" w:unhideWhenUsed="0"/>
-    <w:lsdException w:name="Medium Grid 3 Accent 2" w:semiHidden="0" w:uiPriority="69" w:unhideWhenUsed="0"/>
-    <w:lsdException w:name="Dark List Accent 2" w:semiHidden="0" w:uiPriority="70" w:unhideWhenUsed="0"/>
-    <w:lsdException w:name="Colorful Shading Accent 2" w:semiHidden="0" w:uiPriority="71" w:unhideWhenUsed="0"/>
-    <w:lsdException w:name="Colorful List Accent 2" w:semiHidden="0" w:uiPriority="72" w:unhideWhenUsed="0"/>
-    <w:lsdException w:name="Colorful Grid Accent 2" w:semiHidden="0" w:uiPriority="73" w:unhideWhenUsed="0"/>
-    <w:lsdException w:name="Light Shading Accent 3" w:semiHidden="0" w:uiPriority="60" w:unhideWhenUsed="0"/>
-    <w:lsdException w:name="Light List Accent 3" w:semiHidden="0" w:uiPriority="61" w:unhideWhenUsed="0"/>
-    <w:lsdException w:name="Light Grid Accent 3" w:semiHidden="0" w:uiPriority="62" w:unhideWhenUsed="0"/>
-    <w:lsdException w:name="Medium Shading 1 Accent 3" w:semiHidden="0" w:uiPriority="63" w:unhideWhenUsed="0"/>
-    <w:lsdException w:name="Medium Shading 2 Accent 3" w:semiHidden="0" w:uiPriority="64" w:unhideWhenUsed="0"/>
-    <w:lsdException w:name="Medium List 1 Accent 3" w:semiHidden="0" w:uiPriority="65" w:unhideWhenUsed="0"/>
-    <w:lsdException w:name="Medium List 2 Accent 3" w:semiHidden="0" w:uiPriority="66" w:unhideWhenUsed="0"/>
-    <w:lsdException w:name="Medium Grid 1 Accent 3" w:semiHidden="0" w:uiPriority="67" w:unhideWhenUsed="0"/>
-    <w:lsdException w:name="Medium Grid 2 Accent 3" w:semiHidden="0" w:uiPriority="68" w:unhideWhenUsed="0"/>
-    <w:lsdException w:name="Medium Grid 3 Accent 3" w:semiHidden="0" w:uiPriority="69" w:unhideWhenUsed="0"/>
-    <w:lsdException w:name="Dark List Accent 3" w:semiHidden="0" w:uiPriority="70" w:unhideWhenUsed="0"/>
-    <w:lsdException w:name="Colorful Shading Accent 3" w:semiHidden="0" w:uiPriority="71" w:unhideWhenUsed="0"/>
-    <w:lsdException w:name="Colorful List Accent 3" w:semiHidden="0" w:uiPriority="72" w:unhideWhenUsed="0"/>
-    <w:lsdException w:name="Colorful Grid Accent 3" w:semiHidden="0" w:uiPriority="73" w:unhideWhenUsed="0"/>
-    <w:lsdException w:name="Light Shading Accent 4" w:semiHidden="0" w:uiPriority="60" w:unhideWhenUsed="0"/>
-    <w:lsdException w:name="Light List Accent 4" w:semiHidden="0" w:uiPriority="61" w:unhideWhenUsed="0"/>
-    <w:lsdException w:name="Light Grid Accent 4" w:semiHidden="0" w:uiPriority="62" w:unhideWhenUsed="0"/>
-    <w:lsdException w:name="Medium Shading 1 Accent 4" w:semiHidden="0" w:uiPriority="63" w:unhideWhenUsed="0"/>
-    <w:lsdException w:name="Medium Shading 2 Accent 4" w:semiHidden="0" w:uiPriority="64" w:unhideWhenUsed="0"/>
-    <w:lsdException w:name="Medium List 1 Accent 4" w:semiHidden="0" w:uiPriority="65" w:unhideWhenUsed="0"/>
-    <w:lsdException w:name="Medium List 2 Accent 4" w:semiHidden="0" w:uiPriority="66" w:unhideWhenUsed="0"/>
-    <w:lsdException w:name="Medium Grid 1 Accent 4" w:semiHidden="0" w:uiPriority="67" w:unhideWhenUsed="0"/>
-    <w:lsdException w:name="Medium Grid 2 Accent 4" w:semiHidden="0" w:uiPriority="68" w:unhideWhenUsed="0"/>
-    <w:lsdException w:name="Medium Grid 3 Accent 4" w:semiHidden="0" w:uiPriority="69" w:unhideWhenUsed="0"/>
-    <w:lsdException w:name="Dark List Accent 4" w:semiHidden="0" w:uiPriority="70" w:unhideWhenUsed="0"/>
-    <w:lsdException w:name="Colorful Shading Accent 4" w:semiHidden="0" w:uiPriority="71" w:unhideWhenUsed="0"/>
-    <w:lsdException w:name="Colorful List Accent 4" w:semiHidden="0" w:uiPriority="72" w:unhideWhenUsed="0"/>
-    <w:lsdException w:name="Colorful Grid Accent 4" w:semiHidden="0" w:uiPriority="73" w:unhideWhenUsed="0"/>
-    <w:lsdException w:name="Light Shading Accent 5" w:semiHidden="0" w:uiPriority="60" w:unhideWhenUsed="0"/>
-    <w:lsdException w:name="Light List Accent 5" w:semiHidden="0" w:uiPriority="61" w:unhideWhenUsed="0"/>
-    <w:lsdException w:name="Light Grid Accent 5" w:semiHidden="0" w:uiPriority="62" w:unhideWhenUsed="0"/>
-    <w:lsdException w:name="Medium Shading 1 Accent 5" w:semiHidden="0" w:uiPriority="63" w:unhideWhenUsed="0"/>
-    <w:lsdException w:name="Medium Shading 2 Accent 5" w:semiHidden="0" w:uiPriority="64" w:unhideWhenUsed="0"/>
-    <w:lsdException w:name="Medium List 1 Accent 5" w:semiHidden="0" w:uiPriority="65" w:unhideWhenUsed="0"/>
-    <w:lsdException w:name="Medium List 2 Accent 5" w:semiHidden="0" w:uiPriority="66" w:unhideWhenUsed="0"/>
-    <w:lsdException w:name="Medium Grid 1 Accent 5" w:semiHidden="0" w:uiPriority="67" w:unhideWhenUsed="0"/>
-    <w:lsdException w:name="Medium Grid 2 Accent 5" w:semiHidden="0" w:uiPriority="68" w:unhideWhenUsed="0"/>
-    <w:lsdException w:name="Medium Grid 3 Accent 5" w:semiHidden="0" w:uiPriority="69" w:unhideWhenUsed="0"/>
-    <w:lsdException w:name="Dark List Accent 5" w:semiHidden="0" w:uiPriority="70" w:unhideWhenUsed="0"/>
-    <w:lsdException w:name="Colorful Shading Accent 5" w:semiHidden="0" w:uiPriority="71" w:unhideWhenUsed="0"/>
-    <w:lsdException w:name="Colorful List Accent 5" w:semiHidden="0" w:uiPriority="72" w:unhideWhenUsed="0"/>
-    <w:lsdException w:name="Colorful Grid Accent 5" w:semiHidden="0" w:uiPriority="73" w:unhideWhenUsed="0"/>
-    <w:lsdException w:name="Light Shading Accent 6" w:semiHidden="0" w:uiPriority="60" w:unhideWhenUsed="0"/>
-    <w:lsdException w:name="Light List Accent 6" w:semiHidden="0" w:uiPriority="61" w:unhideWhenUsed="0"/>
-    <w:lsdException w:name="Light Grid Accent 6" w:semiHidden="0" w:uiPriority="62" w:unhideWhenUsed="0"/>
-    <w:lsdException w:name="Medium Shading 1 Accent 6" w:semiHidden="0" w:uiPriority="63" w:unhideWhenUsed="0"/>
-    <w:lsdException w:name="Medium Shading 2 Accent 6" w:semiHidden="0" w:uiPriority="64" w:unhideWhenUsed="0"/>
-    <w:lsdException w:name="Medium List 1 Accent 6" w:semiHidden="0" w:uiPriority="65" w:unhideWhenUsed="0"/>
-    <w:lsdException w:name="Medium List 2 Accent 6" w:semiHidden="0" w:uiPriority="66" w:unhideWhenUsed="0"/>
-    <w:lsdException w:name="Medium Grid 1 Accent 6" w:semiHidden="0" w:uiPriority="67" w:unhideWhenUsed="0"/>
-    <w:lsdException w:name="Medium Grid 2 Accent 6" w:semiHidden="0" w:uiPriority="68" w:unhideWhenUsed="0"/>
-    <w:lsdException w:name="Medium Grid 3 Accent 6" w:semiHidden="0" w:uiPriority="69" w:unhideWhenUsed="0"/>
-    <w:lsdException w:name="Dark List Accent 6" w:semiHidden="0" w:uiPriority="70" w:unhideWhenUsed="0"/>
-    <w:lsdException w:name="Colorful Shading Accent 6" w:semiHidden="0" w:uiPriority="71" w:unhideWhenUsed="0"/>
-    <w:lsdException w:name="Colorful List Accent 6" w:semiHidden="0" w:uiPriority="72" w:unhideWhenUsed="0"/>
-    <w:lsdException w:name="Colorful Grid Accent 6" w:semiHidden="0" w:uiPriority="73" w:unhideWhenUsed="0"/>
+  <w:latentStyles w:count="260" w:defQFormat="0" w:defUnhideWhenUsed="1" w:defSemiHidden="1" w:defUIPriority="99" w:defLockedState="0">
+    <w:lsdException w:qFormat="1" w:unhideWhenUsed="0" w:uiPriority="0" w:semiHidden="0" w:name="Normal"/>
+    <w:lsdException w:qFormat="1" w:unhideWhenUsed="0" w:uiPriority="0" w:semiHidden="0" w:name="heading 1"/>
+    <w:lsdException w:qFormat="1" w:uiPriority="0" w:semiHidden="0" w:name="heading 2"/>
+    <w:lsdException w:qFormat="1" w:uiPriority="0" w:name="heading 3"/>
+    <w:lsdException w:qFormat="1" w:uiPriority="0" w:semiHidden="0" w:name="heading 4"/>
+    <w:lsdException w:qFormat="1" w:uiPriority="0" w:name="heading 5"/>
+    <w:lsdException w:qFormat="1" w:uiPriority="0" w:name="heading 6"/>
+    <w:lsdException w:qFormat="1" w:uiPriority="0" w:name="heading 7"/>
+    <w:lsdException w:qFormat="1" w:uiPriority="0" w:name="heading 8"/>
+    <w:lsdException w:qFormat="1" w:uiPriority="0" w:name="heading 9"/>
+    <w:lsdException w:unhideWhenUsed="0" w:uiPriority="0" w:semiHidden="0" w:name="index 1"/>
+    <w:lsdException w:unhideWhenUsed="0" w:uiPriority="0" w:semiHidden="0" w:name="index 2"/>
+    <w:lsdException w:unhideWhenUsed="0" w:uiPriority="0" w:semiHidden="0" w:name="index 3"/>
+    <w:lsdException w:unhideWhenUsed="0" w:uiPriority="0" w:semiHidden="0" w:name="index 4"/>
+    <w:lsdException w:unhideWhenUsed="0" w:uiPriority="0" w:semiHidden="0" w:name="index 5"/>
+    <w:lsdException w:unhideWhenUsed="0" w:uiPriority="0" w:semiHidden="0" w:name="index 6"/>
+    <w:lsdException w:unhideWhenUsed="0" w:uiPriority="0" w:semiHidden="0" w:name="index 7"/>
+    <w:lsdException w:unhideWhenUsed="0" w:uiPriority="0" w:semiHidden="0" w:name="index 8"/>
+    <w:lsdException w:unhideWhenUsed="0" w:uiPriority="0" w:semiHidden="0" w:name="index 9"/>
+    <w:lsdException w:qFormat="1" w:unhideWhenUsed="0" w:uiPriority="0" w:semiHidden="0" w:name="toc 1"/>
+    <w:lsdException w:qFormat="1" w:unhideWhenUsed="0" w:uiPriority="0" w:semiHidden="0" w:name="toc 2"/>
+    <w:lsdException w:qFormat="1" w:unhideWhenUsed="0" w:uiPriority="0" w:semiHidden="0" w:name="toc 3"/>
+    <w:lsdException w:unhideWhenUsed="0" w:uiPriority="0" w:semiHidden="0" w:name="toc 4"/>
+    <w:lsdException w:unhideWhenUsed="0" w:uiPriority="0" w:semiHidden="0" w:name="toc 5"/>
+    <w:lsdException w:unhideWhenUsed="0" w:uiPriority="0" w:semiHidden="0" w:name="toc 6"/>
+    <w:lsdException w:unhideWhenUsed="0" w:uiPriority="0" w:semiHidden="0" w:name="toc 7"/>
+    <w:lsdException w:unhideWhenUsed="0" w:uiPriority="0" w:semiHidden="0" w:name="toc 8"/>
+    <w:lsdException w:unhideWhenUsed="0" w:uiPriority="0" w:semiHidden="0" w:name="toc 9"/>
+    <w:lsdException w:unhideWhenUsed="0" w:uiPriority="0" w:semiHidden="0" w:name="Normal Indent"/>
+    <w:lsdException w:unhideWhenUsed="0" w:uiPriority="0" w:semiHidden="0" w:name="footnote text"/>
+    <w:lsdException w:qFormat="1" w:unhideWhenUsed="0" w:uiPriority="0" w:semiHidden="0" w:name="annotation text"/>
+    <w:lsdException w:qFormat="1" w:unhideWhenUsed="0" w:uiPriority="0" w:semiHidden="0" w:name="header"/>
+    <w:lsdException w:qFormat="1" w:unhideWhenUsed="0" w:uiPriority="0" w:semiHidden="0" w:name="footer"/>
+    <w:lsdException w:unhideWhenUsed="0" w:uiPriority="0" w:semiHidden="0" w:name="index heading"/>
+    <w:lsdException w:qFormat="1" w:uiPriority="0" w:name="caption"/>
+    <w:lsdException w:unhideWhenUsed="0" w:uiPriority="0" w:semiHidden="0" w:name="table of figures"/>
+    <w:lsdException w:unhideWhenUsed="0" w:uiPriority="0" w:semiHidden="0" w:name="envelope address"/>
+    <w:lsdException w:unhideWhenUsed="0" w:uiPriority="0" w:semiHidden="0" w:name="envelope return"/>
+    <w:lsdException w:unhideWhenUsed="0" w:uiPriority="0" w:semiHidden="0" w:name="footnote reference"/>
+    <w:lsdException w:unhideWhenUsed="0" w:uiPriority="0" w:semiHidden="0" w:name="annotation reference"/>
+    <w:lsdException w:unhideWhenUsed="0" w:uiPriority="0" w:semiHidden="0" w:name="line number"/>
+    <w:lsdException w:unhideWhenUsed="0" w:uiPriority="0" w:semiHidden="0" w:name="page number"/>
+    <w:lsdException w:unhideWhenUsed="0" w:uiPriority="0" w:semiHidden="0" w:name="endnote reference"/>
+    <w:lsdException w:unhideWhenUsed="0" w:uiPriority="0" w:semiHidden="0" w:name="endnote text"/>
+    <w:lsdException w:unhideWhenUsed="0" w:uiPriority="0" w:semiHidden="0" w:name="table of authorities"/>
+    <w:lsdException w:unhideWhenUsed="0" w:uiPriority="0" w:semiHidden="0" w:name="macro"/>
+    <w:lsdException w:unhideWhenUsed="0" w:uiPriority="0" w:semiHidden="0" w:name="toa heading"/>
+    <w:lsdException w:unhideWhenUsed="0" w:uiPriority="0" w:semiHidden="0" w:name="List"/>
+    <w:lsdException w:unhideWhenUsed="0" w:uiPriority="0" w:semiHidden="0" w:name="List Bullet"/>
+    <w:lsdException w:unhideWhenUsed="0" w:uiPriority="0" w:semiHidden="0" w:name="List Number"/>
+    <w:lsdException w:unhideWhenUsed="0" w:uiPriority="0" w:semiHidden="0" w:name="List 2"/>
+    <w:lsdException w:unhideWhenUsed="0" w:uiPriority="0" w:semiHidden="0" w:name="List 3"/>
+    <w:lsdException w:unhideWhenUsed="0" w:uiPriority="0" w:semiHidden="0" w:name="List 4"/>
+    <w:lsdException w:unhideWhenUsed="0" w:uiPriority="0" w:semiHidden="0" w:name="List 5"/>
+    <w:lsdException w:unhideWhenUsed="0" w:uiPriority="0" w:semiHidden="0" w:name="List Bullet 2"/>
+    <w:lsdException w:unhideWhenUsed="0" w:uiPriority="0" w:semiHidden="0" w:name="List Bullet 3"/>
+    <w:lsdException w:unhideWhenUsed="0" w:uiPriority="0" w:semiHidden="0" w:name="List Bullet 4"/>
+    <w:lsdException w:unhideWhenUsed="0" w:uiPriority="0" w:semiHidden="0" w:name="List Bullet 5"/>
+    <w:lsdException w:unhideWhenUsed="0" w:uiPriority="0" w:semiHidden="0" w:name="List Number 2"/>
+    <w:lsdException w:unhideWhenUsed="0" w:uiPriority="0" w:semiHidden="0" w:name="List Number 3"/>
+    <w:lsdException w:unhideWhenUsed="0" w:uiPriority="0" w:semiHidden="0" w:name="List Number 4"/>
+    <w:lsdException w:unhideWhenUsed="0" w:uiPriority="0" w:semiHidden="0" w:name="List Number 5"/>
+    <w:lsdException w:qFormat="1" w:unhideWhenUsed="0" w:uiPriority="0" w:semiHidden="0" w:name="Title"/>
+    <w:lsdException w:unhideWhenUsed="0" w:uiPriority="0" w:semiHidden="0" w:name="Closing"/>
+    <w:lsdException w:unhideWhenUsed="0" w:uiPriority="0" w:semiHidden="0" w:name="Signature"/>
+    <w:lsdException w:qFormat="1" w:unhideWhenUsed="0" w:uiPriority="0" w:name="Default Paragraph Font"/>
+    <w:lsdException w:qFormat="1" w:unhideWhenUsed="0" w:uiPriority="0" w:name="Body Text"/>
+    <w:lsdException w:unhideWhenUsed="0" w:uiPriority="0" w:semiHidden="0" w:name="Body Text Indent"/>
+    <w:lsdException w:unhideWhenUsed="0" w:uiPriority="0" w:semiHidden="0" w:name="List Continue"/>
+    <w:lsdException w:unhideWhenUsed="0" w:uiPriority="0" w:semiHidden="0" w:name="List Continue 2"/>
+    <w:lsdException w:unhideWhenUsed="0" w:uiPriority="0" w:semiHidden="0" w:name="List Continue 3"/>
+    <w:lsdException w:unhideWhenUsed="0" w:uiPriority="0" w:semiHidden="0" w:name="List Continue 4"/>
+    <w:lsdException w:unhideWhenUsed="0" w:uiPriority="0" w:semiHidden="0" w:name="List Continue 5"/>
+    <w:lsdException w:unhideWhenUsed="0" w:uiPriority="0" w:semiHidden="0" w:name="Message Header"/>
+    <w:lsdException w:qFormat="1" w:unhideWhenUsed="0" w:uiPriority="0" w:semiHidden="0" w:name="Subtitle"/>
+    <w:lsdException w:unhideWhenUsed="0" w:uiPriority="0" w:semiHidden="0" w:name="Salutation"/>
+    <w:lsdException w:unhideWhenUsed="0" w:uiPriority="0" w:semiHidden="0" w:name="Date"/>
+    <w:lsdException w:unhideWhenUsed="0" w:uiPriority="0" w:semiHidden="0" w:name="Body Text First Indent"/>
+    <w:lsdException w:unhideWhenUsed="0" w:uiPriority="0" w:semiHidden="0" w:name="Body Text First Indent 2"/>
+    <w:lsdException w:uiPriority="99" w:name="Note Heading"/>
+    <w:lsdException w:unhideWhenUsed="0" w:uiPriority="0" w:semiHidden="0" w:name="Body Text 2"/>
+    <w:lsdException w:unhideWhenUsed="0" w:uiPriority="0" w:semiHidden="0" w:name="Body Text 3"/>
+    <w:lsdException w:unhideWhenUsed="0" w:uiPriority="0" w:semiHidden="0" w:name="Body Text Indent 2"/>
+    <w:lsdException w:unhideWhenUsed="0" w:uiPriority="0" w:semiHidden="0" w:name="Body Text Indent 3"/>
+    <w:lsdException w:unhideWhenUsed="0" w:uiPriority="0" w:semiHidden="0" w:name="Block Text"/>
+    <w:lsdException w:unhideWhenUsed="0" w:uiPriority="0" w:semiHidden="0" w:name="Hyperlink"/>
+    <w:lsdException w:unhideWhenUsed="0" w:uiPriority="0" w:semiHidden="0" w:name="FollowedHyperlink"/>
+    <w:lsdException w:qFormat="1" w:unhideWhenUsed="0" w:uiPriority="0" w:semiHidden="0" w:name="Strong"/>
+    <w:lsdException w:qFormat="1" w:unhideWhenUsed="0" w:uiPriority="0" w:semiHidden="0" w:name="Emphasis"/>
+    <w:lsdException w:unhideWhenUsed="0" w:uiPriority="0" w:semiHidden="0" w:name="Document Map"/>
+    <w:lsdException w:unhideWhenUsed="0" w:uiPriority="0" w:semiHidden="0" w:name="Plain Text"/>
+    <w:lsdException w:unhideWhenUsed="0" w:uiPriority="0" w:semiHidden="0" w:name="E-mail Signature"/>
+    <w:lsdException w:qFormat="1" w:unhideWhenUsed="0" w:uiPriority="0" w:semiHidden="0" w:name="Normal (Web)"/>
+    <w:lsdException w:unhideWhenUsed="0" w:uiPriority="0" w:semiHidden="0" w:name="HTML Acronym"/>
+    <w:lsdException w:unhideWhenUsed="0" w:uiPriority="0" w:semiHidden="0" w:name="HTML Address"/>
+    <w:lsdException w:unhideWhenUsed="0" w:uiPriority="0" w:semiHidden="0" w:name="HTML Cite"/>
+    <w:lsdException w:unhideWhenUsed="0" w:uiPriority="0" w:semiHidden="0" w:name="HTML Code"/>
+    <w:lsdException w:unhideWhenUsed="0" w:uiPriority="0" w:semiHidden="0" w:name="HTML Definition"/>
+    <w:lsdException w:unhideWhenUsed="0" w:uiPriority="0" w:semiHidden="0" w:name="HTML Keyboard"/>
+    <w:lsdException w:unhideWhenUsed="0" w:uiPriority="0" w:semiHidden="0" w:name="HTML Preformatted"/>
+    <w:lsdException w:unhideWhenUsed="0" w:uiPriority="0" w:semiHidden="0" w:name="HTML Sample"/>
+    <w:lsdException w:unhideWhenUsed="0" w:uiPriority="0" w:semiHidden="0" w:name="HTML Typewriter"/>
+    <w:lsdException w:unhideWhenUsed="0" w:uiPriority="0" w:semiHidden="0" w:name="HTML Variable"/>
+    <w:lsdException w:qFormat="1" w:unhideWhenUsed="0" w:uiPriority="0" w:name="Normal Table"/>
+    <w:lsdException w:unhideWhenUsed="0" w:uiPriority="0" w:semiHidden="0" w:name="annotation subject"/>
+    <w:lsdException w:unhideWhenUsed="0" w:uiPriority="0" w:semiHidden="0" w:name="Table Simple 1"/>
+    <w:lsdException w:unhideWhenUsed="0" w:uiPriority="0" w:semiHidden="0" w:name="Table Simple 2"/>
+    <w:lsdException w:unhideWhenUsed="0" w:uiPriority="0" w:semiHidden="0" w:name="Table Simple 3"/>
+    <w:lsdException w:unhideWhenUsed="0" w:uiPriority="0" w:semiHidden="0" w:name="Table Classic 1"/>
+    <w:lsdException w:unhideWhenUsed="0" w:uiPriority="0" w:semiHidden="0" w:name="Table Classic 2"/>
+    <w:lsdException w:unhideWhenUsed="0" w:uiPriority="0" w:semiHidden="0" w:name="Table Classic 3"/>
+    <w:lsdException w:unhideWhenUsed="0" w:uiPriority="0" w:semiHidden="0" w:name="Table Classic 4"/>
+    <w:lsdException w:unhideWhenUsed="0" w:uiPriority="0" w:semiHidden="0" w:name="Table Colorful 1"/>
+    <w:lsdException w:unhideWhenUsed="0" w:uiPriority="0" w:semiHidden="0" w:name="Table Colorful 2"/>
+    <w:lsdException w:unhideWhenUsed="0" w:uiPriority="0" w:semiHidden="0" w:name="Table Colorful 3"/>
+    <w:lsdException w:unhideWhenUsed="0" w:uiPriority="0" w:semiHidden="0" w:name="Table Columns 1"/>
+    <w:lsdException w:unhideWhenUsed="0" w:uiPriority="0" w:semiHidden="0" w:name="Table Columns 2"/>
+    <w:lsdException w:unhideWhenUsed="0" w:uiPriority="0" w:semiHidden="0" w:name="Table Columns 3"/>
+    <w:lsdException w:unhideWhenUsed="0" w:uiPriority="0" w:semiHidden="0" w:name="Table Columns 4"/>
+    <w:lsdException w:unhideWhenUsed="0" w:uiPriority="0" w:semiHidden="0" w:name="Table Columns 5"/>
+    <w:lsdException w:unhideWhenUsed="0" w:uiPriority="0" w:semiHidden="0" w:name="Table Grid 1"/>
+    <w:lsdException w:unhideWhenUsed="0" w:uiPriority="0" w:semiHidden="0" w:name="Table Grid 2"/>
+    <w:lsdException w:unhideWhenUsed="0" w:uiPriority="0" w:semiHidden="0" w:name="Table Grid 3"/>
+    <w:lsdException w:unhideWhenUsed="0" w:uiPriority="0" w:semiHidden="0" w:name="Table Grid 4"/>
+    <w:lsdException w:unhideWhenUsed="0" w:uiPriority="0" w:semiHidden="0" w:name="Table Grid 5"/>
+    <w:lsdException w:unhideWhenUsed="0" w:uiPriority="0" w:semiHidden="0" w:name="Table Grid 6"/>
+    <w:lsdException w:unhideWhenUsed="0" w:uiPriority="0" w:semiHidden="0" w:name="Table Grid 7"/>
+    <w:lsdException w:unhideWhenUsed="0" w:uiPriority="0" w:semiHidden="0" w:name="Table Grid 8"/>
+    <w:lsdException w:unhideWhenUsed="0" w:uiPriority="0" w:semiHidden="0" w:name="Table List 1"/>
+    <w:lsdException w:unhideWhenUsed="0" w:uiPriority="0" w:semiHidden="0" w:name="Table List 2"/>
+    <w:lsdException w:unhideWhenUsed="0" w:uiPriority="0" w:semiHidden="0" w:name="Table List 3"/>
+    <w:lsdException w:unhideWhenUsed="0" w:uiPriority="0" w:semiHidden="0" w:name="Table List 4"/>
+    <w:lsdException w:unhideWhenUsed="0" w:uiPriority="0" w:semiHidden="0" w:name="Table List 5"/>
+    <w:lsdException w:unhideWhenUsed="0" w:uiPriority="0" w:semiHidden="0" w:name="Table List 6"/>
+    <w:lsdException w:unhideWhenUsed="0" w:uiPriority="0" w:semiHidden="0" w:name="Table List 7"/>
+    <w:lsdException w:unhideWhenUsed="0" w:uiPriority="0" w:semiHidden="0" w:name="Table List 8"/>
+    <w:lsdException w:unhideWhenUsed="0" w:uiPriority="0" w:semiHidden="0" w:name="Table 3D effects 1"/>
+    <w:lsdException w:unhideWhenUsed="0" w:uiPriority="0" w:semiHidden="0" w:name="Table 3D effects 2"/>
+    <w:lsdException w:unhideWhenUsed="0" w:uiPriority="0" w:semiHidden="0" w:name="Table 3D effects 3"/>
+    <w:lsdException w:unhideWhenUsed="0" w:uiPriority="0" w:semiHidden="0" w:name="Table Contemporary"/>
+    <w:lsdException w:unhideWhenUsed="0" w:uiPriority="0" w:semiHidden="0" w:name="Table Elegant"/>
+    <w:lsdException w:unhideWhenUsed="0" w:uiPriority="0" w:semiHidden="0" w:name="Table Professional"/>
+    <w:lsdException w:unhideWhenUsed="0" w:uiPriority="0" w:semiHidden="0" w:name="Table Subtle 1"/>
+    <w:lsdException w:unhideWhenUsed="0" w:uiPriority="0" w:semiHidden="0" w:name="Table Subtle 2"/>
+    <w:lsdException w:unhideWhenUsed="0" w:uiPriority="0" w:semiHidden="0" w:name="Table Web 1"/>
+    <w:lsdException w:unhideWhenUsed="0" w:uiPriority="0" w:semiHidden="0" w:name="Table Web 2"/>
+    <w:lsdException w:unhideWhenUsed="0" w:uiPriority="0" w:semiHidden="0" w:name="Table Web 3"/>
+    <w:lsdException w:unhideWhenUsed="0" w:uiPriority="0" w:semiHidden="0" w:name="Balloon Text"/>
+    <w:lsdException w:qFormat="1" w:unhideWhenUsed="0" w:uiPriority="0" w:semiHidden="0" w:name="Table Grid"/>
+    <w:lsdException w:unhideWhenUsed="0" w:uiPriority="0" w:semiHidden="0" w:name="Table Theme"/>
+    <w:lsdException w:unhideWhenUsed="0" w:uiPriority="60" w:semiHidden="0" w:name="Light Shading"/>
+    <w:lsdException w:unhideWhenUsed="0" w:uiPriority="61" w:semiHidden="0" w:name="Light List"/>
+    <w:lsdException w:unhideWhenUsed="0" w:uiPriority="62" w:semiHidden="0" w:name="Light Grid"/>
+    <w:lsdException w:unhideWhenUsed="0" w:uiPriority="63" w:semiHidden="0" w:name="Medium Shading 1"/>
+    <w:lsdException w:unhideWhenUsed="0" w:uiPriority="64" w:semiHidden="0" w:name="Medium Shading 2"/>
+    <w:lsdException w:unhideWhenUsed="0" w:uiPriority="65" w:semiHidden="0" w:name="Medium List 1"/>
+    <w:lsdException w:unhideWhenUsed="0" w:uiPriority="66" w:semiHidden="0" w:name="Medium List 2"/>
+    <w:lsdException w:unhideWhenUsed="0" w:uiPriority="67" w:semiHidden="0" w:name="Medium Grid 1"/>
+    <w:lsdException w:unhideWhenUsed="0" w:uiPriority="68" w:semiHidden="0" w:name="Medium Grid 2"/>
+    <w:lsdException w:unhideWhenUsed="0" w:uiPriority="69" w:semiHidden="0" w:name="Medium Grid 3"/>
+    <w:lsdException w:unhideWhenUsed="0" w:uiPriority="70" w:semiHidden="0" w:name="Dark List"/>
+    <w:lsdException w:unhideWhenUsed="0" w:uiPriority="71" w:semiHidden="0" w:name="Colorful Shading"/>
+    <w:lsdException w:unhideWhenUsed="0" w:uiPriority="72" w:semiHidden="0" w:name="Colorful List"/>
+    <w:lsdException w:unhideWhenUsed="0" w:uiPriority="73" w:semiHidden="0" w:name="Colorful Grid"/>
+    <w:lsdException w:unhideWhenUsed="0" w:uiPriority="60" w:semiHidden="0" w:name="Light Shading Accent 1"/>
+    <w:lsdException w:unhideWhenUsed="0" w:uiPriority="61" w:semiHidden="0" w:name="Light List Accent 1"/>
+    <w:lsdException w:unhideWhenUsed="0" w:uiPriority="62" w:semiHidden="0" w:name="Light Grid Accent 1"/>
+    <w:lsdException w:unhideWhenUsed="0" w:uiPriority="63" w:semiHidden="0" w:name="Medium Shading 1 Accent 1"/>
+    <w:lsdException w:unhideWhenUsed="0" w:uiPriority="64" w:semiHidden="0" w:name="Medium Shading 2 Accent 1"/>
+    <w:lsdException w:unhideWhenUsed="0" w:uiPriority="65" w:semiHidden="0" w:name="Medium List 1 Accent 1"/>
+    <w:lsdException w:unhideWhenUsed="0" w:uiPriority="66" w:semiHidden="0" w:name="Medium List 2 Accent 1"/>
+    <w:lsdException w:unhideWhenUsed="0" w:uiPriority="67" w:semiHidden="0" w:name="Medium Grid 1 Accent 1"/>
+    <w:lsdException w:unhideWhenUsed="0" w:uiPriority="68" w:semiHidden="0" w:name="Medium Grid 2 Accent 1"/>
+    <w:lsdException w:unhideWhenUsed="0" w:uiPriority="69" w:semiHidden="0" w:name="Medium Grid 3 Accent 1"/>
+    <w:lsdException w:unhideWhenUsed="0" w:uiPriority="70" w:semiHidden="0" w:name="Dark List Accent 1"/>
+    <w:lsdException w:unhideWhenUsed="0" w:uiPriority="71" w:semiHidden="0" w:name="Colorful Shading Accent 1"/>
+    <w:lsdException w:unhideWhenUsed="0" w:uiPriority="72" w:semiHidden="0" w:name="Colorful List Accent 1"/>
+    <w:lsdException w:unhideWhenUsed="0" w:uiPriority="73" w:semiHidden="0" w:name="Colorful Grid Accent 1"/>
+    <w:lsdException w:unhideWhenUsed="0" w:uiPriority="60" w:semiHidden="0" w:name="Light Shading Accent 2"/>
+    <w:lsdException w:unhideWhenUsed="0" w:uiPriority="61" w:semiHidden="0" w:name="Light List Accent 2"/>
+    <w:lsdException w:unhideWhenUsed="0" w:uiPriority="62" w:semiHidden="0" w:name="Light Grid Accent 2"/>
+    <w:lsdException w:unhideWhenUsed="0" w:uiPriority="63" w:semiHidden="0" w:name="Medium Shading 1 Accent 2"/>
+    <w:lsdException w:unhideWhenUsed="0" w:uiPriority="64" w:semiHidden="0" w:name="Medium Shading 2 Accent 2"/>
+    <w:lsdException w:unhideWhenUsed="0" w:uiPriority="65" w:semiHidden="0" w:name="Medium List 1 Accent 2"/>
+    <w:lsdException w:unhideWhenUsed="0" w:uiPriority="66" w:semiHidden="0" w:name="Medium List 2 Accent 2"/>
+    <w:lsdException w:unhideWhenUsed="0" w:uiPriority="67" w:semiHidden="0" w:name="Medium Grid 1 Accent 2"/>
+    <w:lsdException w:unhideWhenUsed="0" w:uiPriority="68" w:semiHidden="0" w:name="Medium Grid 2 Accent 2"/>
+    <w:lsdException w:unhideWhenUsed="0" w:uiPriority="69" w:semiHidden="0" w:name="Medium Grid 3 Accent 2"/>
+    <w:lsdException w:unhideWhenUsed="0" w:uiPriority="70" w:semiHidden="0" w:name="Dark List Accent 2"/>
+    <w:lsdException w:unhideWhenUsed="0" w:uiPriority="71" w:semiHidden="0" w:name="Colorful Shading Accent 2"/>
+    <w:lsdException w:unhideWhenUsed="0" w:uiPriority="72" w:semiHidden="0" w:name="Colorful List Accent 2"/>
+    <w:lsdException w:unhideWhenUsed="0" w:uiPriority="73" w:semiHidden="0" w:name="Colorful Grid Accent 2"/>
+    <w:lsdException w:unhideWhenUsed="0" w:uiPriority="60" w:semiHidden="0" w:name="Light Shading Accent 3"/>
+    <w:lsdException w:unhideWhenUsed="0" w:uiPriority="61" w:semiHidden="0" w:name="Light List Accent 3"/>
+    <w:lsdException w:unhideWhenUsed="0" w:uiPriority="62" w:semiHidden="0" w:name="Light Grid Accent 3"/>
+    <w:lsdException w:unhideWhenUsed="0" w:uiPriority="63" w:semiHidden="0" w:name="Medium Shading 1 Accent 3"/>
+    <w:lsdException w:unhideWhenUsed="0" w:uiPriority="64" w:semiHidden="0" w:name="Medium Shading 2 Accent 3"/>
+    <w:lsdException w:unhideWhenUsed="0" w:uiPriority="65" w:semiHidden="0" w:name="Medium List 1 Accent 3"/>
+    <w:lsdException w:unhideWhenUsed="0" w:uiPriority="66" w:semiHidden="0" w:name="Medium List 2 Accent 3"/>
+    <w:lsdException w:unhideWhenUsed="0" w:uiPriority="67" w:semiHidden="0" w:name="Medium Grid 1 Accent 3"/>
+    <w:lsdException w:unhideWhenUsed="0" w:uiPriority="68" w:semiHidden="0" w:name="Medium Grid 2 Accent 3"/>
+    <w:lsdException w:unhideWhenUsed="0" w:uiPriority="69" w:semiHidden="0" w:name="Medium Grid 3 Accent 3"/>
+    <w:lsdException w:unhideWhenUsed="0" w:uiPriority="70" w:semiHidden="0" w:name="Dark List Accent 3"/>
+    <w:lsdException w:unhideWhenUsed="0" w:uiPriority="71" w:semiHidden="0" w:name="Colorful Shading Accent 3"/>
+    <w:lsdException w:unhideWhenUsed="0" w:uiPriority="72" w:semiHidden="0" w:name="Colorful List Accent 3"/>
+    <w:lsdException w:unhideWhenUsed="0" w:uiPriority="73" w:semiHidden="0" w:name="Colorful Grid Accent 3"/>
+    <w:lsdException w:unhideWhenUsed="0" w:uiPriority="60" w:semiHidden="0" w:name="Light Shading Accent 4"/>
+    <w:lsdException w:unhideWhenUsed="0" w:uiPriority="61" w:semiHidden="0" w:name="Light List Accent 4"/>
+    <w:lsdException w:unhideWhenUsed="0" w:uiPriority="62" w:semiHidden="0" w:name="Light Grid Accent 4"/>
+    <w:lsdException w:unhideWhenUsed="0" w:uiPriority="63" w:semiHidden="0" w:name="Medium Shading 1 Accent 4"/>
+    <w:lsdException w:unhideWhenUsed="0" w:uiPriority="64" w:semiHidden="0" w:name="Medium Shading 2 Accent 4"/>
+    <w:lsdException w:unhideWhenUsed="0" w:uiPriority="65" w:semiHidden="0" w:name="Medium List 1 Accent 4"/>
+    <w:lsdException w:unhideWhenUsed="0" w:uiPriority="66" w:semiHidden="0" w:name="Medium List 2 Accent 4"/>
+    <w:lsdException w:unhideWhenUsed="0" w:uiPriority="67" w:semiHidden="0" w:name="Medium Grid 1 Accent 4"/>
+    <w:lsdException w:unhideWhenUsed="0" w:uiPriority="68" w:semiHidden="0" w:name="Medium Grid 2 Accent 4"/>
+    <w:lsdException w:unhideWhenUsed="0" w:uiPriority="69" w:semiHidden="0" w:name="Medium Grid 3 Accent 4"/>
+    <w:lsdException w:unhideWhenUsed="0" w:uiPriority="70" w:semiHidden="0" w:name="Dark List Accent 4"/>
+    <w:lsdException w:unhideWhenUsed="0" w:uiPriority="71" w:semiHidden="0" w:name="Colorful Shading Accent 4"/>
+    <w:lsdException w:unhideWhenUsed="0" w:uiPriority="72" w:semiHidden="0" w:name="Colorful List Accent 4"/>
+    <w:lsdException w:unhideWhenUsed="0" w:uiPriority="73" w:semiHidden="0" w:name="Colorful Grid Accent 4"/>
+    <w:lsdException w:unhideWhenUsed="0" w:uiPriority="60" w:semiHidden="0" w:name="Light Shading Accent 5"/>
+    <w:lsdException w:unhideWhenUsed="0" w:uiPriority="61" w:semiHidden="0" w:name="Light List Accent 5"/>
+    <w:lsdException w:unhideWhenUsed="0" w:uiPriority="62" w:semiHidden="0" w:name="Light Grid Accent 5"/>
+    <w:lsdException w:unhideWhenUsed="0" w:uiPriority="63" w:semiHidden="0" w:name="Medium Shading 1 Accent 5"/>
+    <w:lsdException w:unhideWhenUsed="0" w:uiPriority="64" w:semiHidden="0" w:name="Medium Shading 2 Accent 5"/>
+    <w:lsdException w:unhideWhenUsed="0" w:uiPriority="65" w:semiHidden="0" w:name="Medium List 1 Accent 5"/>
+    <w:lsdException w:unhideWhenUsed="0" w:uiPriority="66" w:semiHidden="0" w:name="Medium List 2 Accent 5"/>
+    <w:lsdException w:unhideWhenUsed="0" w:uiPriority="67" w:semiHidden="0" w:name="Medium Grid 1 Accent 5"/>
+    <w:lsdException w:unhideWhenUsed="0" w:uiPriority="68" w:semiHidden="0" w:name="Medium Grid 2 Accent 5"/>
+    <w:lsdException w:unhideWhenUsed="0" w:uiPriority="69" w:semiHidden="0" w:name="Medium Grid 3 Accent 5"/>
+    <w:lsdException w:unhideWhenUsed="0" w:uiPriority="70" w:semiHidden="0" w:name="Dark List Accent 5"/>
+    <w:lsdException w:unhideWhenUsed="0" w:uiPriority="71" w:semiHidden="0" w:name="Colorful Shading Accent 5"/>
+    <w:lsdException w:unhideWhenUsed="0" w:uiPriority="72" w:semiHidden="0" w:name="Colorful List Accent 5"/>
+    <w:lsdException w:unhideWhenUsed="0" w:uiPriority="73" w:semiHidden="0" w:name="Colorful Grid Accent 5"/>
+    <w:lsdException w:unhideWhenUsed="0" w:uiPriority="60" w:semiHidden="0" w:name="Light Shading Accent 6"/>
+    <w:lsdException w:unhideWhenUsed="0" w:uiPriority="61" w:semiHidden="0" w:name="Light List Accent 6"/>
+    <w:lsdException w:unhideWhenUsed="0" w:uiPriority="62" w:semiHidden="0" w:name="Light Grid Accent 6"/>
+    <w:lsdException w:unhideWhenUsed="0" w:uiPriority="63" w:semiHidden="0" w:name="Medium Shading 1 Accent 6"/>
+    <w:lsdException w:unhideWhenUsed="0" w:uiPriority="64" w:semiHidden="0" w:name="Medium Shading 2 Accent 6"/>
+    <w:lsdException w:unhideWhenUsed="0" w:uiPriority="65" w:semiHidden="0" w:name="Medium List 1 Accent 6"/>
+    <w:lsdException w:unhideWhenUsed="0" w:uiPriority="66" w:semiHidden="0" w:name="Medium List 2 Accent 6"/>
+    <w:lsdException w:unhideWhenUsed="0" w:uiPriority="67" w:semiHidden="0" w:name="Medium Grid 1 Accent 6"/>
+    <w:lsdException w:unhideWhenUsed="0" w:uiPriority="68" w:semiHidden="0" w:name="Medium Grid 2 Accent 6"/>
+    <w:lsdException w:unhideWhenUsed="0" w:uiPriority="69" w:semiHidden="0" w:name="Medium Grid 3 Accent 6"/>
+    <w:lsdException w:unhideWhenUsed="0" w:uiPriority="70" w:semiHidden="0" w:name="Dark List Accent 6"/>
+    <w:lsdException w:unhideWhenUsed="0" w:uiPriority="71" w:semiHidden="0" w:name="Colorful Shading Accent 6"/>
+    <w:lsdException w:unhideWhenUsed="0" w:uiPriority="72" w:semiHidden="0" w:name="Colorful List Accent 6"/>
+    <w:lsdException w:unhideWhenUsed="0" w:uiPriority="73" w:semiHidden="0" w:name="Colorful Grid Accent 6"/>
   </w:latentStyles>
-  <w:style w:type="paragraph" w:default="1" w:styleId="Normal">
+  <w:style w:type="paragraph" w:default="1" w:styleId="1">
     <w:name w:val="Normal"/>
     <w:qFormat/>
+    <w:uiPriority w:val="0"/>
     <w:pPr>
       <w:kinsoku w:val="0"/>
       <w:autoSpaceDE w:val="0"/>
@@ -3932,7 +5173,7 @@
       <w:textAlignment w:val="baseline"/>
     </w:pPr>
     <w:rPr>
-      <w:rFonts w:ascii="Arial" w:eastAsia="宋体" w:hAnsi="Arial" w:cs="Arial"/>
+      <w:rFonts w:ascii="Arial" w:hAnsi="Arial" w:eastAsia="宋体" w:cs="Arial"/>
       <w:snapToGrid w:val="0"/>
       <w:color w:val="000000"/>
       <w:kern w:val="0"/>
@@ -3941,11 +5182,12 @@
       <w:lang w:val="en-US" w:eastAsia="en-US" w:bidi="ar-SA"/>
     </w:rPr>
   </w:style>
-  <w:style w:type="paragraph" w:styleId="Heading1">
+  <w:style w:type="paragraph" w:styleId="2">
     <w:name w:val="heading 1"/>
-    <w:basedOn w:val="Normal"/>
-    <w:next w:val="Normal"/>
+    <w:basedOn w:val="1"/>
+    <w:next w:val="1"/>
     <w:qFormat/>
+    <w:uiPriority w:val="0"/>
     <w:pPr>
       <w:keepNext/>
       <w:keepLines/>
@@ -3963,12 +5205,13 @@
       <w:sz w:val="44"/>
     </w:rPr>
   </w:style>
-  <w:style w:type="paragraph" w:styleId="Heading2">
+  <w:style w:type="paragraph" w:styleId="3">
     <w:name w:val="heading 2"/>
-    <w:basedOn w:val="Normal"/>
-    <w:next w:val="Normal"/>
+    <w:basedOn w:val="1"/>
+    <w:next w:val="1"/>
     <w:unhideWhenUsed/>
     <w:qFormat/>
+    <w:uiPriority w:val="0"/>
     <w:pPr>
       <w:keepNext/>
       <w:keepLines/>
@@ -3981,18 +5224,19 @@
       <w:outlineLvl w:val="1"/>
     </w:pPr>
     <w:rPr>
-      <w:rFonts w:ascii="Arial" w:eastAsia="黑体" w:hAnsi="Arial"/>
+      <w:rFonts w:ascii="Arial" w:hAnsi="Arial" w:eastAsia="黑体"/>
       <w:b/>
       <w:sz w:val="32"/>
     </w:rPr>
   </w:style>
-  <w:style w:type="paragraph" w:styleId="Heading3">
+  <w:style w:type="paragraph" w:styleId="4">
     <w:name w:val="heading 3"/>
-    <w:basedOn w:val="Normal"/>
-    <w:next w:val="Normal"/>
+    <w:basedOn w:val="1"/>
+    <w:next w:val="1"/>
     <w:semiHidden/>
     <w:unhideWhenUsed/>
     <w:qFormat/>
+    <w:uiPriority w:val="0"/>
     <w:pPr>
       <w:keepNext/>
       <w:keepLines/>
@@ -4009,12 +5253,13 @@
       <w:sz w:val="32"/>
     </w:rPr>
   </w:style>
-  <w:style w:type="paragraph" w:styleId="Heading4">
+  <w:style w:type="paragraph" w:styleId="5">
     <w:name w:val="heading 4"/>
-    <w:basedOn w:val="Normal"/>
-    <w:next w:val="Normal"/>
+    <w:basedOn w:val="1"/>
+    <w:next w:val="1"/>
     <w:unhideWhenUsed/>
     <w:qFormat/>
+    <w:uiPriority w:val="0"/>
     <w:pPr>
       <w:keepNext/>
       <w:keepLines/>
@@ -4027,18 +5272,19 @@
       <w:outlineLvl w:val="3"/>
     </w:pPr>
     <w:rPr>
-      <w:rFonts w:ascii="Arial" w:eastAsia="黑体" w:hAnsi="Arial"/>
+      <w:rFonts w:ascii="Arial" w:hAnsi="Arial" w:eastAsia="黑体"/>
       <w:b/>
       <w:sz w:val="28"/>
     </w:rPr>
   </w:style>
-  <w:style w:type="paragraph" w:styleId="Heading5">
+  <w:style w:type="paragraph" w:styleId="6">
     <w:name w:val="heading 5"/>
-    <w:basedOn w:val="Normal"/>
-    <w:next w:val="Normal"/>
+    <w:basedOn w:val="1"/>
+    <w:next w:val="1"/>
     <w:semiHidden/>
     <w:unhideWhenUsed/>
     <w:qFormat/>
+    <w:uiPriority w:val="0"/>
     <w:pPr>
       <w:keepNext/>
       <w:keepLines/>
@@ -4055,13 +5301,14 @@
       <w:sz w:val="28"/>
     </w:rPr>
   </w:style>
-  <w:style w:type="paragraph" w:styleId="Heading6">
+  <w:style w:type="paragraph" w:styleId="7">
     <w:name w:val="heading 6"/>
-    <w:basedOn w:val="Normal"/>
-    <w:next w:val="Normal"/>
+    <w:basedOn w:val="1"/>
+    <w:next w:val="1"/>
     <w:semiHidden/>
     <w:unhideWhenUsed/>
     <w:qFormat/>
+    <w:uiPriority w:val="0"/>
     <w:pPr>
       <w:keepNext/>
       <w:keepLines/>
@@ -4074,18 +5321,19 @@
       <w:outlineLvl w:val="5"/>
     </w:pPr>
     <w:rPr>
-      <w:rFonts w:ascii="Arial" w:eastAsia="黑体" w:hAnsi="Arial"/>
+      <w:rFonts w:ascii="Arial" w:hAnsi="Arial" w:eastAsia="黑体"/>
       <w:b/>
       <w:sz w:val="24"/>
     </w:rPr>
   </w:style>
-  <w:style w:type="paragraph" w:styleId="Heading7">
+  <w:style w:type="paragraph" w:styleId="8">
     <w:name w:val="heading 7"/>
-    <w:basedOn w:val="Normal"/>
-    <w:next w:val="Normal"/>
+    <w:basedOn w:val="1"/>
+    <w:next w:val="1"/>
     <w:semiHidden/>
     <w:unhideWhenUsed/>
     <w:qFormat/>
+    <w:uiPriority w:val="0"/>
     <w:pPr>
       <w:keepNext/>
       <w:keepLines/>
@@ -4102,13 +5350,14 @@
       <w:sz w:val="24"/>
     </w:rPr>
   </w:style>
-  <w:style w:type="paragraph" w:styleId="Heading8">
+  <w:style w:type="paragraph" w:styleId="9">
     <w:name w:val="heading 8"/>
-    <w:basedOn w:val="Normal"/>
-    <w:next w:val="Normal"/>
+    <w:basedOn w:val="1"/>
+    <w:next w:val="1"/>
     <w:semiHidden/>
     <w:unhideWhenUsed/>
     <w:qFormat/>
+    <w:uiPriority w:val="0"/>
     <w:pPr>
       <w:keepNext/>
       <w:keepLines/>
@@ -4121,17 +5370,18 @@
       <w:outlineLvl w:val="7"/>
     </w:pPr>
     <w:rPr>
-      <w:rFonts w:ascii="Arial" w:eastAsia="黑体" w:hAnsi="Arial"/>
+      <w:rFonts w:ascii="Arial" w:hAnsi="Arial" w:eastAsia="黑体"/>
       <w:sz w:val="24"/>
     </w:rPr>
   </w:style>
-  <w:style w:type="paragraph" w:styleId="Heading9">
+  <w:style w:type="paragraph" w:styleId="10">
     <w:name w:val="heading 9"/>
-    <w:basedOn w:val="Normal"/>
-    <w:next w:val="Normal"/>
+    <w:basedOn w:val="1"/>
+    <w:next w:val="1"/>
     <w:semiHidden/>
     <w:unhideWhenUsed/>
     <w:qFormat/>
+    <w:uiPriority w:val="0"/>
     <w:pPr>
       <w:keepNext/>
       <w:keepLines/>
@@ -4144,19 +5394,21 @@
       <w:outlineLvl w:val="8"/>
     </w:pPr>
     <w:rPr>
-      <w:rFonts w:ascii="Arial" w:eastAsia="黑体" w:hAnsi="Arial"/>
+      <w:rFonts w:ascii="Arial" w:hAnsi="Arial" w:eastAsia="黑体"/>
       <w:sz w:val="21"/>
     </w:rPr>
   </w:style>
-  <w:style w:type="character" w:default="1" w:styleId="DefaultParagraphFont">
+  <w:style w:type="character" w:default="1" w:styleId="22">
     <w:name w:val="Default Paragraph Font"/>
     <w:semiHidden/>
     <w:qFormat/>
+    <w:uiPriority w:val="0"/>
   </w:style>
-  <w:style w:type="table" w:default="1" w:styleId="TableNormal">
+  <w:style w:type="table" w:default="1" w:styleId="20">
     <w:name w:val="Normal Table"/>
     <w:semiHidden/>
     <w:qFormat/>
+    <w:uiPriority w:val="0"/>
     <w:tblPr>
       <w:tblCellMar>
         <w:top w:w="0" w:type="dxa"/>
@@ -4166,39 +5418,43 @@
       </w:tblCellMar>
     </w:tblPr>
   </w:style>
-  <w:style w:type="paragraph" w:styleId="CommentText">
+  <w:style w:type="paragraph" w:styleId="11">
     <w:name w:val="annotation text"/>
-    <w:basedOn w:val="Normal"/>
+    <w:basedOn w:val="1"/>
     <w:qFormat/>
+    <w:uiPriority w:val="0"/>
     <w:pPr>
       <w:jc w:val="left"/>
     </w:pPr>
   </w:style>
-  <w:style w:type="paragraph" w:styleId="BodyText">
+  <w:style w:type="paragraph" w:styleId="12">
     <w:name w:val="Body Text"/>
-    <w:basedOn w:val="Normal"/>
+    <w:basedOn w:val="1"/>
     <w:semiHidden/>
     <w:qFormat/>
+    <w:uiPriority w:val="0"/>
     <w:rPr>
-      <w:rFonts w:ascii="Arial" w:eastAsia="Arial" w:hAnsi="Arial" w:cs="Arial"/>
+      <w:rFonts w:ascii="Arial" w:hAnsi="Arial" w:eastAsia="Arial" w:cs="Arial"/>
       <w:sz w:val="21"/>
       <w:szCs w:val="21"/>
       <w:lang w:val="en-US" w:eastAsia="en-US" w:bidi="ar-SA"/>
     </w:rPr>
   </w:style>
-  <w:style w:type="paragraph" w:styleId="TOC3">
+  <w:style w:type="paragraph" w:styleId="13">
     <w:name w:val="toc 3"/>
-    <w:basedOn w:val="Normal"/>
-    <w:next w:val="Normal"/>
+    <w:basedOn w:val="1"/>
+    <w:next w:val="1"/>
     <w:qFormat/>
+    <w:uiPriority w:val="0"/>
     <w:pPr>
       <w:ind w:left="840" w:leftChars="400"/>
     </w:pPr>
   </w:style>
-  <w:style w:type="paragraph" w:styleId="Footer">
+  <w:style w:type="paragraph" w:styleId="14">
     <w:name w:val="footer"/>
-    <w:basedOn w:val="Normal"/>
+    <w:basedOn w:val="1"/>
     <w:qFormat/>
+    <w:uiPriority w:val="0"/>
     <w:pPr>
       <w:tabs>
         <w:tab w:val="center" w:pos="4153"/>
@@ -4211,16 +5467,17 @@
       <w:sz w:val="18"/>
     </w:rPr>
   </w:style>
-  <w:style w:type="paragraph" w:styleId="Header">
+  <w:style w:type="paragraph" w:styleId="15">
     <w:name w:val="header"/>
-    <w:basedOn w:val="Normal"/>
+    <w:basedOn w:val="1"/>
     <w:qFormat/>
+    <w:uiPriority w:val="0"/>
     <w:pPr>
       <w:pBdr>
-        <w:top w:val="nil"/>
-        <w:left w:val="nil"/>
-        <w:bottom w:val="nil"/>
-        <w:right w:val="nil"/>
+        <w:top w:val="none" w:color="auto" w:sz="0" w:space="0"/>
+        <w:left w:val="none" w:color="auto" w:sz="0" w:space="0"/>
+        <w:bottom w:val="none" w:color="auto" w:sz="0" w:space="0"/>
+        <w:right w:val="none" w:color="auto" w:sz="0" w:space="0"/>
       </w:pBdr>
       <w:tabs>
         <w:tab w:val="center" w:pos="4153"/>
@@ -4235,37 +5492,41 @@
       <w:sz w:val="18"/>
     </w:rPr>
   </w:style>
-  <w:style w:type="paragraph" w:styleId="TOC1">
+  <w:style w:type="paragraph" w:styleId="16">
     <w:name w:val="toc 1"/>
-    <w:basedOn w:val="Normal"/>
-    <w:next w:val="Normal"/>
+    <w:basedOn w:val="1"/>
+    <w:next w:val="1"/>
     <w:qFormat/>
+    <w:uiPriority w:val="0"/>
     <w:rPr>
-      <w:rFonts w:ascii="Arial" w:eastAsia="Microsoft JhengHei" w:hAnsi="Arial"/>
+      <w:rFonts w:ascii="Arial" w:hAnsi="Arial" w:eastAsia="Microsoft JhengHei"/>
       <w:sz w:val="24"/>
     </w:rPr>
   </w:style>
-  <w:style w:type="paragraph" w:styleId="TOC2">
+  <w:style w:type="paragraph" w:styleId="17">
     <w:name w:val="toc 2"/>
-    <w:basedOn w:val="Normal"/>
-    <w:next w:val="Normal"/>
+    <w:basedOn w:val="1"/>
+    <w:next w:val="1"/>
     <w:qFormat/>
+    <w:uiPriority w:val="0"/>
     <w:pPr>
       <w:ind w:left="420" w:leftChars="200"/>
     </w:pPr>
   </w:style>
-  <w:style w:type="paragraph" w:styleId="NormalWeb">
+  <w:style w:type="paragraph" w:styleId="18">
     <w:name w:val="Normal (Web)"/>
-    <w:basedOn w:val="Normal"/>
+    <w:basedOn w:val="1"/>
     <w:qFormat/>
+    <w:uiPriority w:val="0"/>
     <w:rPr>
       <w:sz w:val="24"/>
     </w:rPr>
   </w:style>
-  <w:style w:type="paragraph" w:styleId="Title">
+  <w:style w:type="paragraph" w:styleId="19">
     <w:name w:val="Title"/>
-    <w:basedOn w:val="Normal"/>
+    <w:basedOn w:val="1"/>
     <w:qFormat/>
+    <w:uiPriority w:val="0"/>
     <w:pPr>
       <w:spacing w:before="240" w:beforeLines="0" w:beforeAutospacing="0" w:after="60" w:afterLines="0" w:afterAutospacing="0"/>
       <w:jc w:val="center"/>
@@ -4277,68 +5538,73 @@
       <w:sz w:val="32"/>
     </w:rPr>
   </w:style>
-  <w:style w:type="table" w:styleId="TableGrid">
+  <w:style w:type="table" w:styleId="21">
     <w:name w:val="Table Grid"/>
-    <w:basedOn w:val="TableNormal"/>
+    <w:basedOn w:val="20"/>
     <w:qFormat/>
+    <w:uiPriority w:val="0"/>
     <w:pPr>
       <w:widowControl w:val="0"/>
       <w:jc w:val="both"/>
     </w:pPr>
     <w:tblPr>
       <w:tblBorders>
-        <w:top w:val="single" w:sz="4" w:space="0" w:color="auto"/>
-        <w:left w:val="single" w:sz="4" w:space="0" w:color="auto"/>
-        <w:bottom w:val="single" w:sz="4" w:space="0" w:color="auto"/>
-        <w:right w:val="single" w:sz="4" w:space="0" w:color="auto"/>
-        <w:insideH w:val="single" w:sz="4" w:space="0" w:color="auto"/>
-        <w:insideV w:val="single" w:sz="4" w:space="0" w:color="auto"/>
+        <w:top w:val="single" w:color="auto" w:sz="4" w:space="0"/>
+        <w:left w:val="single" w:color="auto" w:sz="4" w:space="0"/>
+        <w:bottom w:val="single" w:color="auto" w:sz="4" w:space="0"/>
+        <w:right w:val="single" w:color="auto" w:sz="4" w:space="0"/>
+        <w:insideH w:val="single" w:color="auto" w:sz="4" w:space="0"/>
+        <w:insideV w:val="single" w:color="auto" w:sz="4" w:space="0"/>
       </w:tblBorders>
     </w:tblPr>
   </w:style>
-  <w:style w:type="character" w:styleId="Strong">
+  <w:style w:type="character" w:styleId="23">
     <w:name w:val="Strong"/>
-    <w:basedOn w:val="DefaultParagraphFont"/>
+    <w:basedOn w:val="22"/>
     <w:qFormat/>
+    <w:uiPriority w:val="0"/>
     <w:rPr>
       <w:b/>
     </w:rPr>
   </w:style>
-  <w:style w:type="paragraph" w:customStyle="1" w:styleId="a">
+  <w:style w:type="paragraph" w:customStyle="1" w:styleId="24">
     <w:name w:val="柴_公司名"/>
-    <w:basedOn w:val="Title"/>
+    <w:basedOn w:val="19"/>
     <w:qFormat/>
+    <w:uiPriority w:val="0"/>
     <w:pPr>
       <w:spacing w:after="600" w:afterLines="600"/>
     </w:pPr>
     <w:rPr>
-      <w:rFonts w:ascii="宋体" w:eastAsia="宋体" w:hAnsi="宋体" w:cs="宋体" w:hint="eastAsia"/>
+      <w:rFonts w:hint="eastAsia" w:ascii="宋体" w:hAnsi="宋体" w:eastAsia="宋体" w:cs="宋体"/>
       <w:bCs/>
       <w:spacing w:val="-6"/>
       <w:sz w:val="52"/>
       <w:szCs w:val="52"/>
     </w:rPr>
   </w:style>
-  <w:style w:type="paragraph" w:customStyle="1" w:styleId="a0">
+  <w:style w:type="paragraph" w:customStyle="1" w:styleId="25">
     <w:name w:val="柴_文档名"/>
-    <w:basedOn w:val="Title"/>
+    <w:basedOn w:val="19"/>
     <w:qFormat/>
+    <w:uiPriority w:val="0"/>
     <w:pPr>
       <w:spacing w:after="900" w:afterLines="900"/>
     </w:pPr>
     <w:rPr>
-      <w:rFonts w:ascii="黑体" w:eastAsia="黑体" w:hAnsi="黑体" w:cs="黑体"/>
+      <w:rFonts w:ascii="黑体" w:hAnsi="黑体" w:eastAsia="黑体" w:cs="黑体"/>
       <w:bCs/>
       <w:spacing w:val="-7"/>
       <w:sz w:val="52"/>
       <w:szCs w:val="52"/>
     </w:rPr>
   </w:style>
-  <w:style w:type="table" w:customStyle="1" w:styleId="TableNormal0">
+  <w:style w:type="table" w:customStyle="1" w:styleId="26">
     <w:name w:val="Table Normal_0"/>
     <w:semiHidden/>
     <w:unhideWhenUsed/>
     <w:qFormat/>
+    <w:uiPriority w:val="0"/>
     <w:tblPr>
       <w:tblCellMar>
         <w:top w:w="0" w:type="dxa"/>
@@ -4348,82 +5614,88 @@
       </w:tblCellMar>
     </w:tblPr>
   </w:style>
-  <w:style w:type="paragraph" w:customStyle="1" w:styleId="TableText">
+  <w:style w:type="paragraph" w:customStyle="1" w:styleId="27">
     <w:name w:val="Table Text"/>
-    <w:basedOn w:val="Normal"/>
+    <w:basedOn w:val="1"/>
     <w:semiHidden/>
     <w:qFormat/>
+    <w:uiPriority w:val="0"/>
     <w:rPr>
-      <w:rFonts w:ascii="宋体" w:eastAsia="宋体" w:hAnsi="宋体" w:cs="宋体"/>
+      <w:rFonts w:ascii="宋体" w:hAnsi="宋体" w:eastAsia="宋体" w:cs="宋体"/>
       <w:sz w:val="21"/>
       <w:szCs w:val="21"/>
       <w:lang w:val="en-US" w:eastAsia="en-US" w:bidi="ar-SA"/>
     </w:rPr>
   </w:style>
-  <w:style w:type="paragraph" w:customStyle="1" w:styleId="1">
+  <w:style w:type="paragraph" w:customStyle="1" w:styleId="28">
     <w:name w:val="柴_标题1"/>
-    <w:basedOn w:val="Heading1"/>
-    <w:next w:val="a1"/>
-    <w:link w:val="1Char"/>
+    <w:basedOn w:val="2"/>
+    <w:next w:val="29"/>
+    <w:link w:val="38"/>
     <w:qFormat/>
+    <w:uiPriority w:val="0"/>
     <w:pPr>
       <w:spacing w:before="100" w:after="90" w:line="360" w:lineRule="auto"/>
     </w:pPr>
     <w:rPr>
-      <w:rFonts w:ascii="Arial" w:eastAsia="宋体" w:hAnsi="Arial"/>
+      <w:rFonts w:ascii="Arial" w:hAnsi="Arial" w:eastAsia="宋体"/>
       <w:sz w:val="32"/>
     </w:rPr>
   </w:style>
-  <w:style w:type="paragraph" w:customStyle="1" w:styleId="a1">
+  <w:style w:type="paragraph" w:customStyle="1" w:styleId="29">
     <w:name w:val="柴_正文"/>
-    <w:basedOn w:val="BodyText"/>
-    <w:link w:val="Char"/>
+    <w:basedOn w:val="12"/>
+    <w:link w:val="42"/>
     <w:qFormat/>
+    <w:uiPriority w:val="0"/>
     <w:pPr>
       <w:spacing w:line="360" w:lineRule="auto"/>
       <w:ind w:firstLine="470" w:firstLineChars="200"/>
     </w:pPr>
     <w:rPr>
-      <w:rFonts w:ascii="Arial" w:eastAsia="宋体" w:hAnsi="Arial"/>
+      <w:rFonts w:ascii="Arial" w:hAnsi="Arial" w:eastAsia="宋体"/>
       <w:sz w:val="24"/>
       <w:lang w:eastAsia="zh-CN"/>
     </w:rPr>
   </w:style>
-  <w:style w:type="paragraph" w:customStyle="1" w:styleId="2">
+  <w:style w:type="paragraph" w:customStyle="1" w:styleId="30">
     <w:name w:val="柴_标题2"/>
-    <w:basedOn w:val="Heading2"/>
-    <w:next w:val="a1"/>
+    <w:basedOn w:val="3"/>
+    <w:next w:val="29"/>
     <w:qFormat/>
+    <w:uiPriority w:val="0"/>
     <w:pPr>
       <w:spacing w:line="360" w:lineRule="auto"/>
     </w:pPr>
     <w:rPr>
-      <w:rFonts w:ascii="Arial" w:eastAsia="宋体" w:hAnsi="Arial"/>
+      <w:rFonts w:ascii="Arial" w:hAnsi="Arial" w:eastAsia="宋体"/>
       <w:sz w:val="28"/>
     </w:rPr>
   </w:style>
-  <w:style w:type="paragraph" w:customStyle="1" w:styleId="3">
+  <w:style w:type="paragraph" w:customStyle="1" w:styleId="31">
     <w:name w:val="柴_标题3"/>
-    <w:basedOn w:val="Heading3"/>
-    <w:next w:val="a1"/>
-    <w:link w:val="3Char"/>
+    <w:basedOn w:val="4"/>
+    <w:next w:val="29"/>
+    <w:link w:val="39"/>
     <w:qFormat/>
+    <w:uiPriority w:val="0"/>
     <w:pPr>
       <w:spacing w:line="360" w:lineRule="auto"/>
       <w:ind w:left="0" w:firstLine="472" w:firstLineChars="200"/>
     </w:pPr>
     <w:rPr>
-      <w:rFonts w:ascii="宋体" w:eastAsia="宋体" w:hAnsi="宋体" w:cs="宋体"/>
+      <w:rFonts w:ascii="宋体" w:hAnsi="宋体" w:eastAsia="宋体" w:cs="宋体"/>
       <w:spacing w:val="-2"/>
       <w:sz w:val="24"/>
       <w:szCs w:val="24"/>
     </w:rPr>
   </w:style>
-  <w:style w:type="paragraph" w:customStyle="1" w:styleId="a2">
+  <w:style w:type="paragraph" w:customStyle="1" w:styleId="32">
     <w:name w:val="柴_目录"/>
-    <w:basedOn w:val="Normal"/>
-    <w:next w:val="BodyText"/>
+    <w:basedOn w:val="1"/>
+    <w:next w:val="12"/>
     <w:qFormat/>
+    <w:uiPriority w:val="0"/>
     <w:pPr>
       <w:tabs>
         <w:tab w:val="right" w:leader="dot" w:pos="8442"/>
@@ -4431,59 +5703,64 @@
       <w:ind w:left="0" w:leftChars="0"/>
     </w:pPr>
     <w:rPr>
-      <w:rFonts w:ascii="Arial" w:eastAsia="Microsoft JhengHei" w:hAnsi="Arial"/>
+      <w:rFonts w:ascii="Arial" w:hAnsi="Arial" w:eastAsia="Microsoft JhengHei"/>
       <w:sz w:val="24"/>
     </w:rPr>
   </w:style>
-  <w:style w:type="paragraph" w:customStyle="1" w:styleId="WPSOffice1">
+  <w:style w:type="paragraph" w:customStyle="1" w:styleId="33">
     <w:name w:val="WPSOffice手动目录 1"/>
     <w:qFormat/>
+    <w:uiPriority w:val="0"/>
     <w:pPr>
       <w:ind w:leftChars="0"/>
     </w:pPr>
     <w:rPr>
-      <w:rFonts w:ascii="Times New Roman" w:eastAsia="宋体" w:hAnsi="Times New Roman" w:cs="Times New Roman"/>
+      <w:rFonts w:ascii="Times New Roman" w:hAnsi="Times New Roman" w:eastAsia="宋体" w:cs="Times New Roman"/>
       <w:sz w:val="20"/>
       <w:szCs w:val="20"/>
     </w:rPr>
   </w:style>
-  <w:style w:type="paragraph" w:customStyle="1" w:styleId="WPSOffice2">
+  <w:style w:type="paragraph" w:customStyle="1" w:styleId="34">
     <w:name w:val="WPSOffice手动目录 2"/>
     <w:qFormat/>
+    <w:uiPriority w:val="0"/>
     <w:pPr>
       <w:ind w:leftChars="200"/>
     </w:pPr>
     <w:rPr>
-      <w:rFonts w:ascii="Times New Roman" w:eastAsia="宋体" w:hAnsi="Times New Roman" w:cs="Times New Roman"/>
+      <w:rFonts w:ascii="Times New Roman" w:hAnsi="Times New Roman" w:eastAsia="宋体" w:cs="Times New Roman"/>
       <w:sz w:val="20"/>
       <w:szCs w:val="20"/>
     </w:rPr>
   </w:style>
-  <w:style w:type="paragraph" w:customStyle="1" w:styleId="WPSOffice3">
+  <w:style w:type="paragraph" w:customStyle="1" w:styleId="35">
     <w:name w:val="WPSOffice手动目录 3"/>
     <w:qFormat/>
+    <w:uiPriority w:val="0"/>
     <w:pPr>
       <w:ind w:leftChars="400"/>
     </w:pPr>
     <w:rPr>
-      <w:rFonts w:ascii="Times New Roman" w:eastAsia="宋体" w:hAnsi="Times New Roman" w:cs="Times New Roman"/>
+      <w:rFonts w:ascii="Times New Roman" w:hAnsi="Times New Roman" w:eastAsia="宋体" w:cs="Times New Roman"/>
       <w:sz w:val="20"/>
       <w:szCs w:val="20"/>
     </w:rPr>
   </w:style>
-  <w:style w:type="paragraph" w:customStyle="1" w:styleId="Compact">
+  <w:style w:type="paragraph" w:customStyle="1" w:styleId="36">
     <w:name w:val="Compact"/>
-    <w:basedOn w:val="BodyText"/>
+    <w:basedOn w:val="12"/>
     <w:qFormat/>
+    <w:uiPriority w:val="0"/>
     <w:pPr>
       <w:spacing w:before="36" w:after="36"/>
     </w:pPr>
   </w:style>
-  <w:style w:type="table" w:customStyle="1" w:styleId="Table">
+  <w:style w:type="table" w:customStyle="1" w:styleId="37">
     <w:name w:val="Table"/>
     <w:semiHidden/>
     <w:unhideWhenUsed/>
     <w:qFormat/>
+    <w:uiPriority w:val="0"/>
     <w:tblPr>
       <w:tblCellMar>
         <w:top w:w="0" w:type="dxa"/>
@@ -4495,36 +5772,39 @@
     <w:tblStylePr w:type="firstRow">
       <w:tcPr>
         <w:tcBorders>
-          <w:bottom w:val="single" w:sz="0" w:space="0" w:color="auto"/>
+          <w:bottom w:val="single" w:color="auto" w:sz="0" w:space="0"/>
         </w:tcBorders>
         <w:vAlign w:val="bottom"/>
       </w:tcPr>
     </w:tblStylePr>
   </w:style>
-  <w:style w:type="character" w:customStyle="1" w:styleId="1Char">
+  <w:style w:type="character" w:customStyle="1" w:styleId="38">
     <w:name w:val="柴_标题1 Char"/>
-    <w:link w:val="1"/>
+    <w:link w:val="28"/>
     <w:qFormat/>
+    <w:uiPriority w:val="0"/>
     <w:rPr>
-      <w:rFonts w:ascii="Arial" w:eastAsia="宋体" w:hAnsi="Arial"/>
+      <w:rFonts w:ascii="Arial" w:hAnsi="Arial" w:eastAsia="宋体"/>
       <w:sz w:val="32"/>
     </w:rPr>
   </w:style>
-  <w:style w:type="character" w:customStyle="1" w:styleId="3Char">
+  <w:style w:type="character" w:customStyle="1" w:styleId="39">
     <w:name w:val="柴_标题3 Char"/>
-    <w:link w:val="3"/>
+    <w:link w:val="31"/>
     <w:qFormat/>
+    <w:uiPriority w:val="0"/>
     <w:rPr>
-      <w:rFonts w:ascii="宋体" w:eastAsia="宋体" w:hAnsi="宋体" w:cs="宋体"/>
+      <w:rFonts w:ascii="宋体" w:hAnsi="宋体" w:eastAsia="宋体" w:cs="宋体"/>
       <w:spacing w:val="-2"/>
       <w:sz w:val="24"/>
       <w:szCs w:val="24"/>
     </w:rPr>
   </w:style>
-  <w:style w:type="paragraph" w:customStyle="1" w:styleId="a3">
+  <w:style w:type="paragraph" w:customStyle="1" w:styleId="40">
     <w:name w:val="柴_正文_无缩进"/>
-    <w:basedOn w:val="Normal"/>
+    <w:basedOn w:val="1"/>
     <w:qFormat/>
+    <w:uiPriority w:val="0"/>
     <w:pPr>
       <w:ind w:firstLine="0" w:firstLineChars="0"/>
     </w:pPr>
@@ -4534,38 +5814,41 @@
       <w:lang w:eastAsia="zh-CN"/>
     </w:rPr>
   </w:style>
-  <w:style w:type="paragraph" w:customStyle="1" w:styleId="4">
+  <w:style w:type="paragraph" w:customStyle="1" w:styleId="41">
     <w:name w:val="柴_标题4"/>
-    <w:basedOn w:val="Heading4"/>
-    <w:next w:val="Normal"/>
+    <w:basedOn w:val="5"/>
+    <w:next w:val="1"/>
     <w:qFormat/>
+    <w:uiPriority w:val="0"/>
     <w:pPr>
       <w:widowControl w:val="0"/>
       <w:spacing w:before="160" w:line="360" w:lineRule="auto"/>
-      <w:ind w:left="981" w:hanging="862" w:leftChars="300"/>
+      <w:ind w:left="981" w:leftChars="300" w:hanging="862"/>
     </w:pPr>
     <w:rPr>
-      <w:rFonts w:ascii="Calibri" w:eastAsia="宋体" w:hAnsi="Calibri" w:cs="宋体" w:hint="eastAsia"/>
+      <w:rFonts w:hint="eastAsia" w:ascii="Calibri" w:hAnsi="Calibri" w:eastAsia="宋体" w:cs="宋体"/>
       <w:sz w:val="24"/>
       <w:szCs w:val="24"/>
       <w:lang w:eastAsia="zh-CN" w:bidi="zh-CN"/>
     </w:rPr>
   </w:style>
-  <w:style w:type="character" w:customStyle="1" w:styleId="Char">
+  <w:style w:type="character" w:customStyle="1" w:styleId="42">
     <w:name w:val="柴_正文 Char"/>
-    <w:link w:val="a1"/>
+    <w:link w:val="29"/>
     <w:qFormat/>
+    <w:uiPriority w:val="0"/>
     <w:rPr>
-      <w:rFonts w:ascii="Arial" w:eastAsia="宋体" w:hAnsi="Arial"/>
+      <w:rFonts w:ascii="Arial" w:hAnsi="Arial" w:eastAsia="宋体"/>
       <w:sz w:val="24"/>
       <w:lang w:eastAsia="zh-CN"/>
     </w:rPr>
   </w:style>
-  <w:style w:type="table" w:customStyle="1" w:styleId="TableNormal1">
+  <w:style w:type="table" w:customStyle="1" w:styleId="43">
     <w:name w:val="Table Normal_1"/>
     <w:semiHidden/>
     <w:unhideWhenUsed/>
     <w:qFormat/>
+    <w:uiPriority w:val="0"/>
     <w:tblPr>
       <w:tblCellMar>
         <w:top w:w="0" w:type="dxa"/>
